--- a/Template.docx
+++ b/Template.docx
@@ -34,7 +34,21 @@
         <w:rPr>
           <w:rFonts w:ascii="Times New Roman" w:hAnsi="Times New Roman"/>
         </w:rPr>
-        <w:t>«Гибридная ML-система персонализации контента Steam»</w:t>
+        <w:t xml:space="preserve">«Гибридная ML-система персонализации контента </w:t>
+      </w:r>
+      <w:proofErr w:type="spellStart"/>
+      <w:r>
+        <w:rPr>
+          <w:rFonts w:ascii="Times New Roman" w:hAnsi="Times New Roman"/>
+        </w:rPr>
+        <w:t>Steam</w:t>
+      </w:r>
+      <w:proofErr w:type="spellEnd"/>
+      <w:r>
+        <w:rPr>
+          <w:rFonts w:ascii="Times New Roman" w:hAnsi="Times New Roman"/>
+        </w:rPr>
+        <w:t>»</w:t>
       </w:r>
     </w:p>
     <w:p>
@@ -83,7 +97,87 @@
           <w:rFonts w:ascii="Times New Roman" w:hAnsi="Times New Roman"/>
           <w:sz w:val="24"/>
         </w:rPr>
-        <w:t>Проект представляет собой разработку и внедрение новой гибридной рекомендательной системы для стартового окна клиента Steam (pop-up окно, появляющееся при запуске приложения). Система заменит текущий алгоритм, ориентированный преимущественно на популярные новинки, обеспечивая глубокую персонализацию выдачи. Алгоритм будет учитывать жанровые предпочтения пользователя, время проведенное в играх, списки желаемого (wishlist), историю возвратов, а также использовать методы коллаборативной фильтрации и модели learning-to-rank.</w:t>
+        <w:t xml:space="preserve">Проект представляет собой разработку и внедрение новой гибридной рекомендательной системы для стартового окна клиента </w:t>
+      </w:r>
+      <w:proofErr w:type="spellStart"/>
+      <w:r>
+        <w:rPr>
+          <w:rFonts w:ascii="Times New Roman" w:hAnsi="Times New Roman"/>
+          <w:sz w:val="24"/>
+        </w:rPr>
+        <w:t>Steam</w:t>
+      </w:r>
+      <w:proofErr w:type="spellEnd"/>
+      <w:r>
+        <w:rPr>
+          <w:rFonts w:ascii="Times New Roman" w:hAnsi="Times New Roman"/>
+          <w:sz w:val="24"/>
+        </w:rPr>
+        <w:t xml:space="preserve"> (</w:t>
+      </w:r>
+      <w:proofErr w:type="spellStart"/>
+      <w:r>
+        <w:rPr>
+          <w:rFonts w:ascii="Times New Roman" w:hAnsi="Times New Roman"/>
+          <w:sz w:val="24"/>
+        </w:rPr>
+        <w:t>pop-up</w:t>
+      </w:r>
+      <w:proofErr w:type="spellEnd"/>
+      <w:r>
+        <w:rPr>
+          <w:rFonts w:ascii="Times New Roman" w:hAnsi="Times New Roman"/>
+          <w:sz w:val="24"/>
+        </w:rPr>
+        <w:t xml:space="preserve"> окно, появляющееся при запуске приложения). Система заменит текущий алгоритм, ориентированный преимущественно на популярные новинки, обеспечивая глубокую персонализацию выдачи. Алгоритм будет учитывать жанровые предпочтения пользователя, </w:t>
+      </w:r>
+      <w:proofErr w:type="gramStart"/>
+      <w:r>
+        <w:rPr>
+          <w:rFonts w:ascii="Times New Roman" w:hAnsi="Times New Roman"/>
+          <w:sz w:val="24"/>
+        </w:rPr>
+        <w:t>время</w:t>
+      </w:r>
+      <w:proofErr w:type="gramEnd"/>
+      <w:r>
+        <w:rPr>
+          <w:rFonts w:ascii="Times New Roman" w:hAnsi="Times New Roman"/>
+          <w:sz w:val="24"/>
+        </w:rPr>
+        <w:t xml:space="preserve"> проведенное в играх, списки желаемого (</w:t>
+      </w:r>
+      <w:proofErr w:type="spellStart"/>
+      <w:r>
+        <w:rPr>
+          <w:rFonts w:ascii="Times New Roman" w:hAnsi="Times New Roman"/>
+          <w:sz w:val="24"/>
+        </w:rPr>
+        <w:t>wishlist</w:t>
+      </w:r>
+      <w:proofErr w:type="spellEnd"/>
+      <w:r>
+        <w:rPr>
+          <w:rFonts w:ascii="Times New Roman" w:hAnsi="Times New Roman"/>
+          <w:sz w:val="24"/>
+        </w:rPr>
+        <w:t xml:space="preserve">), историю возвратов, а также использовать методы коллаборативной фильтрации и модели </w:t>
+      </w:r>
+      <w:proofErr w:type="spellStart"/>
+      <w:r>
+        <w:rPr>
+          <w:rFonts w:ascii="Times New Roman" w:hAnsi="Times New Roman"/>
+          <w:sz w:val="24"/>
+        </w:rPr>
+        <w:t>learning-to-rank</w:t>
+      </w:r>
+      <w:proofErr w:type="spellEnd"/>
+      <w:r>
+        <w:rPr>
+          <w:rFonts w:ascii="Times New Roman" w:hAnsi="Times New Roman"/>
+          <w:sz w:val="24"/>
+        </w:rPr>
+        <w:t>.</w:t>
       </w:r>
     </w:p>
     <w:p>
@@ -121,7 +215,23 @@
           <w:rFonts w:ascii="Times New Roman" w:hAnsi="Times New Roman"/>
           <w:sz w:val="24"/>
         </w:rPr>
-        <w:t>В течение 10 месяцев разработать и внедрить гибридную рекомендательную систему персонализации стартового окна Steam, обеспечив рост CTR на 25%, увеличение конверсии в покупку на 15% и расширение представленности малопопулярных релизов до 20% от персональной выдачи.</w:t>
+        <w:t xml:space="preserve">В течение 10 месяцев разработать и внедрить гибридную рекомендательную систему персонализации стартового окна </w:t>
+      </w:r>
+      <w:proofErr w:type="spellStart"/>
+      <w:r>
+        <w:rPr>
+          <w:rFonts w:ascii="Times New Roman" w:hAnsi="Times New Roman"/>
+          <w:sz w:val="24"/>
+        </w:rPr>
+        <w:t>Steam</w:t>
+      </w:r>
+      <w:proofErr w:type="spellEnd"/>
+      <w:r>
+        <w:rPr>
+          <w:rFonts w:ascii="Times New Roman" w:hAnsi="Times New Roman"/>
+          <w:sz w:val="24"/>
+        </w:rPr>
+        <w:t>, обеспечив рост CTR на 25%, увеличение конверсии в покупку на 15% и расширение представленности малопопулярных релизов до 20% от персональной выдачи.</w:t>
       </w:r>
     </w:p>
     <w:p>
@@ -320,7 +430,27 @@
           <w:bCs/>
           <w:sz w:val="24"/>
         </w:rPr>
-        <w:t>CTR (Click-Through Rate)</w:t>
+        <w:t>CTR (Click-</w:t>
+      </w:r>
+      <w:proofErr w:type="spellStart"/>
+      <w:r>
+        <w:rPr>
+          <w:rFonts w:ascii="Times New Roman" w:hAnsi="Times New Roman"/>
+          <w:b/>
+          <w:bCs/>
+          <w:sz w:val="24"/>
+        </w:rPr>
+        <w:t>Through</w:t>
+      </w:r>
+      <w:proofErr w:type="spellEnd"/>
+      <w:r>
+        <w:rPr>
+          <w:rFonts w:ascii="Times New Roman" w:hAnsi="Times New Roman"/>
+          <w:b/>
+          <w:bCs/>
+          <w:sz w:val="24"/>
+        </w:rPr>
+        <w:t xml:space="preserve"> Rate)</w:t>
       </w:r>
       <w:r>
         <w:rPr>
@@ -342,6 +472,7 @@
           <w:sz w:val="24"/>
         </w:rPr>
       </w:pPr>
+      <w:proofErr w:type="spellStart"/>
       <w:r>
         <w:rPr>
           <w:rFonts w:ascii="Times New Roman" w:hAnsi="Times New Roman"/>
@@ -351,6 +482,7 @@
         </w:rPr>
         <w:t>Wishlist</w:t>
       </w:r>
+      <w:proofErr w:type="spellEnd"/>
       <w:r>
         <w:rPr>
           <w:rFonts w:ascii="Times New Roman" w:hAnsi="Times New Roman"/>
@@ -521,7 +653,23 @@
           <w:rFonts w:ascii="Times New Roman" w:hAnsi="Times New Roman"/>
           <w:sz w:val="24"/>
         </w:rPr>
-        <w:t>Система должна собирать и анализировать данные пользователя: библиотеку игр, время игры, историю покупок/возвратов, wishlist и скрытые проекты.</w:t>
+        <w:t xml:space="preserve">Система должна собирать и анализировать данные пользователя: библиотеку игр, время игры, историю покупок/возвратов, </w:t>
+      </w:r>
+      <w:proofErr w:type="spellStart"/>
+      <w:r>
+        <w:rPr>
+          <w:rFonts w:ascii="Times New Roman" w:hAnsi="Times New Roman"/>
+          <w:sz w:val="24"/>
+        </w:rPr>
+        <w:t>wishlist</w:t>
+      </w:r>
+      <w:proofErr w:type="spellEnd"/>
+      <w:r>
+        <w:rPr>
+          <w:rFonts w:ascii="Times New Roman" w:hAnsi="Times New Roman"/>
+          <w:sz w:val="24"/>
+        </w:rPr>
+        <w:t xml:space="preserve"> и скрытые проекты.</w:t>
       </w:r>
     </w:p>
     <w:p>
@@ -582,7 +730,39 @@
           <w:rFonts w:ascii="Times New Roman" w:hAnsi="Times New Roman"/>
           <w:sz w:val="24"/>
         </w:rPr>
-        <w:t>Интерфейс должен логировать просмотры, скроллы и клики по каждой карточке игры для последующей передачи в систему аналитики.</w:t>
+        <w:t xml:space="preserve">Интерфейс должен </w:t>
+      </w:r>
+      <w:proofErr w:type="spellStart"/>
+      <w:r>
+        <w:rPr>
+          <w:rFonts w:ascii="Times New Roman" w:hAnsi="Times New Roman"/>
+          <w:sz w:val="24"/>
+        </w:rPr>
+        <w:t>логировать</w:t>
+      </w:r>
+      <w:proofErr w:type="spellEnd"/>
+      <w:r>
+        <w:rPr>
+          <w:rFonts w:ascii="Times New Roman" w:hAnsi="Times New Roman"/>
+          <w:sz w:val="24"/>
+        </w:rPr>
+        <w:t xml:space="preserve"> просмотры, </w:t>
+      </w:r>
+      <w:proofErr w:type="spellStart"/>
+      <w:r>
+        <w:rPr>
+          <w:rFonts w:ascii="Times New Roman" w:hAnsi="Times New Roman"/>
+          <w:sz w:val="24"/>
+        </w:rPr>
+        <w:t>скроллы</w:t>
+      </w:r>
+      <w:proofErr w:type="spellEnd"/>
+      <w:r>
+        <w:rPr>
+          <w:rFonts w:ascii="Times New Roman" w:hAnsi="Times New Roman"/>
+          <w:sz w:val="24"/>
+        </w:rPr>
+        <w:t xml:space="preserve"> и клики по каждой карточке игры для последующей передачи в систему аналитики.</w:t>
       </w:r>
     </w:p>
     <w:p>
@@ -662,7 +842,23 @@
           <w:rFonts w:ascii="Times New Roman" w:hAnsi="Times New Roman"/>
           <w:sz w:val="24"/>
         </w:rPr>
-        <w:t>: Обработка пользовательских данных должна строго соответствовать требованиям GDPR и внутренней политике конфиденциальности Valve (не передавать данные третьим лицам).</w:t>
+        <w:t xml:space="preserve">: Обработка пользовательских данных должна строго соответствовать требованиям GDPR и внутренней политике конфиденциальности </w:t>
+      </w:r>
+      <w:proofErr w:type="spellStart"/>
+      <w:r>
+        <w:rPr>
+          <w:rFonts w:ascii="Times New Roman" w:hAnsi="Times New Roman"/>
+          <w:sz w:val="24"/>
+        </w:rPr>
+        <w:t>Valve</w:t>
+      </w:r>
+      <w:proofErr w:type="spellEnd"/>
+      <w:r>
+        <w:rPr>
+          <w:rFonts w:ascii="Times New Roman" w:hAnsi="Times New Roman"/>
+          <w:sz w:val="24"/>
+        </w:rPr>
+        <w:t xml:space="preserve"> (не передавать данные третьим лицам).</w:t>
       </w:r>
     </w:p>
     <w:p>
@@ -695,7 +891,6 @@
         <w:rPr>
           <w:rFonts w:ascii="Times New Roman" w:hAnsi="Times New Roman"/>
           <w:sz w:val="24"/>
-          <w:lang w:val="en-US"/>
         </w:rPr>
       </w:pPr>
       <w:r>
@@ -744,7 +939,25 @@
           <w:b/>
           <w:bCs/>
         </w:rPr>
-        <w:t>Декомпозиция цели проекта на крупные задачи (Features)</w:t>
+        <w:t>Декомпозиция цели проекта на крупные задачи (</w:t>
+      </w:r>
+      <w:proofErr w:type="spellStart"/>
+      <w:r>
+        <w:rPr>
+          <w:rFonts w:ascii="Times New Roman" w:hAnsi="Times New Roman" w:cs="Times New Roman"/>
+          <w:b/>
+          <w:bCs/>
+        </w:rPr>
+        <w:t>Features</w:t>
+      </w:r>
+      <w:proofErr w:type="spellEnd"/>
+      <w:r>
+        <w:rPr>
+          <w:rFonts w:ascii="Times New Roman" w:hAnsi="Times New Roman" w:cs="Times New Roman"/>
+          <w:b/>
+          <w:bCs/>
+        </w:rPr>
+        <w:t>)</w:t>
       </w:r>
     </w:p>
     <w:p>
@@ -776,7 +989,25 @@
           <w:sz w:val="24"/>
           <w:szCs w:val="24"/>
         </w:rPr>
-        <w:t xml:space="preserve"> создание инфраструктуры для сбора, хранения и обработки данных пользователей (игровая активность, wishlist, покупки, возвраты и др.).</w:t>
+        <w:t xml:space="preserve"> создание инфраструктуры для сбора, хранения и обработки данных пользователей (игровая активность, </w:t>
+      </w:r>
+      <w:proofErr w:type="spellStart"/>
+      <w:r>
+        <w:rPr>
+          <w:rFonts w:ascii="Times New Roman" w:hAnsi="Times New Roman" w:cs="Times New Roman"/>
+          <w:sz w:val="24"/>
+          <w:szCs w:val="24"/>
+        </w:rPr>
+        <w:t>wishlist</w:t>
+      </w:r>
+      <w:proofErr w:type="spellEnd"/>
+      <w:r>
+        <w:rPr>
+          <w:rFonts w:ascii="Times New Roman" w:hAnsi="Times New Roman" w:cs="Times New Roman"/>
+          <w:sz w:val="24"/>
+          <w:szCs w:val="24"/>
+        </w:rPr>
+        <w:t>, покупки, возвраты и др.).</w:t>
       </w:r>
     </w:p>
     <w:p>
@@ -857,13 +1088,41 @@
         </w:rPr>
         <w:t>c</w:t>
       </w:r>
+      <w:proofErr w:type="spellStart"/>
       <w:r>
         <w:rPr>
           <w:rFonts w:ascii="Times New Roman" w:hAnsi="Times New Roman" w:cs="Times New Roman"/>
           <w:sz w:val="24"/>
           <w:szCs w:val="24"/>
         </w:rPr>
-        <w:t>оздание backend-сервиса, формирующего персональный список из 10–15 игр при запуске клиента.</w:t>
+        <w:t>оздание</w:t>
+      </w:r>
+      <w:proofErr w:type="spellEnd"/>
+      <w:r>
+        <w:rPr>
+          <w:rFonts w:ascii="Times New Roman" w:hAnsi="Times New Roman" w:cs="Times New Roman"/>
+          <w:sz w:val="24"/>
+          <w:szCs w:val="24"/>
+        </w:rPr>
+        <w:t xml:space="preserve"> </w:t>
+      </w:r>
+      <w:proofErr w:type="spellStart"/>
+      <w:r>
+        <w:rPr>
+          <w:rFonts w:ascii="Times New Roman" w:hAnsi="Times New Roman" w:cs="Times New Roman"/>
+          <w:sz w:val="24"/>
+          <w:szCs w:val="24"/>
+        </w:rPr>
+        <w:t>backend</w:t>
+      </w:r>
+      <w:proofErr w:type="spellEnd"/>
+      <w:r>
+        <w:rPr>
+          <w:rFonts w:ascii="Times New Roman" w:hAnsi="Times New Roman" w:cs="Times New Roman"/>
+          <w:sz w:val="24"/>
+          <w:szCs w:val="24"/>
+        </w:rPr>
+        <w:t>-сервиса, формирующего персональный список из 10–15 игр при запуске клиента.</w:t>
       </w:r>
     </w:p>
     <w:p>
@@ -887,15 +1146,45 @@
           <w:sz w:val="24"/>
           <w:szCs w:val="24"/>
         </w:rPr>
-        <w:t>Интеграция со стартовым окном клиента Steam</w:t>
-      </w:r>
+        <w:t xml:space="preserve">Интеграция со стартовым окном клиента </w:t>
+      </w:r>
+      <w:proofErr w:type="spellStart"/>
       <w:r>
         <w:rPr>
           <w:rFonts w:ascii="Times New Roman" w:hAnsi="Times New Roman" w:cs="Times New Roman"/>
+          <w:b/>
+          <w:bCs/>
           <w:sz w:val="24"/>
           <w:szCs w:val="24"/>
         </w:rPr>
-        <w:t xml:space="preserve"> - модификация pop-up окна, добавление логирования пользовательских действий и интеграция с ML-сервисом.</w:t>
+        <w:t>Steam</w:t>
+      </w:r>
+      <w:proofErr w:type="spellEnd"/>
+      <w:r>
+        <w:rPr>
+          <w:rFonts w:ascii="Times New Roman" w:hAnsi="Times New Roman" w:cs="Times New Roman"/>
+          <w:sz w:val="24"/>
+          <w:szCs w:val="24"/>
+        </w:rPr>
+        <w:t xml:space="preserve"> - модификация </w:t>
+      </w:r>
+      <w:proofErr w:type="spellStart"/>
+      <w:r>
+        <w:rPr>
+          <w:rFonts w:ascii="Times New Roman" w:hAnsi="Times New Roman" w:cs="Times New Roman"/>
+          <w:sz w:val="24"/>
+          <w:szCs w:val="24"/>
+        </w:rPr>
+        <w:t>pop-up</w:t>
+      </w:r>
+      <w:proofErr w:type="spellEnd"/>
+      <w:r>
+        <w:rPr>
+          <w:rFonts w:ascii="Times New Roman" w:hAnsi="Times New Roman" w:cs="Times New Roman"/>
+          <w:sz w:val="24"/>
+          <w:szCs w:val="24"/>
+        </w:rPr>
+        <w:t xml:space="preserve"> окна, добавление логирования пользовательских действий и интеграция с ML-сервисом.</w:t>
       </w:r>
     </w:p>
     <w:p>
@@ -960,7 +1249,25 @@
           <w:sz w:val="24"/>
           <w:szCs w:val="24"/>
         </w:rPr>
-        <w:t>- реализация fallback-механизма и обеспечение безопасной обработки данных.</w:t>
+        <w:t xml:space="preserve">- реализация </w:t>
+      </w:r>
+      <w:proofErr w:type="spellStart"/>
+      <w:r>
+        <w:rPr>
+          <w:rFonts w:ascii="Times New Roman" w:hAnsi="Times New Roman" w:cs="Times New Roman"/>
+          <w:sz w:val="24"/>
+          <w:szCs w:val="24"/>
+        </w:rPr>
+        <w:t>fallback</w:t>
+      </w:r>
+      <w:proofErr w:type="spellEnd"/>
+      <w:r>
+        <w:rPr>
+          <w:rFonts w:ascii="Times New Roman" w:hAnsi="Times New Roman" w:cs="Times New Roman"/>
+          <w:sz w:val="24"/>
+          <w:szCs w:val="24"/>
+        </w:rPr>
+        <w:t>-механизма и обеспечение безопасной обработки данных.</w:t>
       </w:r>
     </w:p>
     <w:p>
@@ -1135,7 +1442,31 @@
                 <w:sz w:val="24"/>
                 <w:szCs w:val="24"/>
               </w:rPr>
-              <w:t>Оценка (Story Points)</w:t>
+              <w:t xml:space="preserve">Оценка (Story </w:t>
+            </w:r>
+            <w:proofErr w:type="spellStart"/>
+            <w:r>
+              <w:rPr>
+                <w:rFonts w:ascii="Times New Roman" w:hAnsi="Times New Roman" w:cs="Times New Roman"/>
+                <w:b/>
+                <w:bCs/>
+                <w:color w:val="000000"/>
+                <w:sz w:val="24"/>
+                <w:szCs w:val="24"/>
+              </w:rPr>
+              <w:t>Points</w:t>
+            </w:r>
+            <w:proofErr w:type="spellEnd"/>
+            <w:r>
+              <w:rPr>
+                <w:rFonts w:ascii="Times New Roman" w:hAnsi="Times New Roman" w:cs="Times New Roman"/>
+                <w:b/>
+                <w:bCs/>
+                <w:color w:val="000000"/>
+                <w:sz w:val="24"/>
+                <w:szCs w:val="24"/>
+              </w:rPr>
+              <w:t>)</w:t>
             </w:r>
           </w:p>
         </w:tc>
@@ -1565,7 +1896,27 @@
                 <w:sz w:val="24"/>
                 <w:szCs w:val="24"/>
               </w:rPr>
-              <w:t>Как система, я хочу учитывать wishlist пользователя, чтобы повышать релевантность рекомендаций</w:t>
+              <w:t xml:space="preserve">Как система, я хочу учитывать </w:t>
+            </w:r>
+            <w:proofErr w:type="spellStart"/>
+            <w:r>
+              <w:rPr>
+                <w:rFonts w:ascii="Times New Roman" w:hAnsi="Times New Roman" w:cs="Times New Roman"/>
+                <w:color w:val="000000"/>
+                <w:sz w:val="24"/>
+                <w:szCs w:val="24"/>
+              </w:rPr>
+              <w:t>wishlist</w:t>
+            </w:r>
+            <w:proofErr w:type="spellEnd"/>
+            <w:r>
+              <w:rPr>
+                <w:rFonts w:ascii="Times New Roman" w:hAnsi="Times New Roman" w:cs="Times New Roman"/>
+                <w:color w:val="000000"/>
+                <w:sz w:val="24"/>
+                <w:szCs w:val="24"/>
+              </w:rPr>
+              <w:t xml:space="preserve"> пользователя, чтобы повышать релевантность рекомендаций</w:t>
             </w:r>
           </w:p>
         </w:tc>
@@ -2343,6 +2694,7 @@
                 <w:szCs w:val="24"/>
               </w:rPr>
             </w:pPr>
+            <w:proofErr w:type="spellStart"/>
             <w:r>
               <w:rPr>
                 <w:rStyle w:val="a9"/>
@@ -2351,7 +2703,18 @@
                 <w:sz w:val="24"/>
                 <w:szCs w:val="24"/>
               </w:rPr>
-              <w:t>Backend-сервис рекомендаций</w:t>
+              <w:t>Backend</w:t>
+            </w:r>
+            <w:proofErr w:type="spellEnd"/>
+            <w:r>
+              <w:rPr>
+                <w:rStyle w:val="a9"/>
+                <w:rFonts w:ascii="Times New Roman" w:hAnsi="Times New Roman" w:cs="Times New Roman"/>
+                <w:color w:val="000000"/>
+                <w:sz w:val="24"/>
+                <w:szCs w:val="24"/>
+              </w:rPr>
+              <w:t>-сервис рекомендаций</w:t>
             </w:r>
           </w:p>
         </w:tc>
@@ -2700,7 +3063,27 @@
                 <w:sz w:val="24"/>
                 <w:szCs w:val="24"/>
               </w:rPr>
-              <w:t>Как DevOps, я хочу обеспечить горизонтальное масштабирование сервиса</w:t>
+              <w:t xml:space="preserve">Как </w:t>
+            </w:r>
+            <w:proofErr w:type="spellStart"/>
+            <w:r>
+              <w:rPr>
+                <w:rFonts w:ascii="Times New Roman" w:hAnsi="Times New Roman" w:cs="Times New Roman"/>
+                <w:color w:val="000000"/>
+                <w:sz w:val="24"/>
+                <w:szCs w:val="24"/>
+              </w:rPr>
+              <w:t>DevOps</w:t>
+            </w:r>
+            <w:proofErr w:type="spellEnd"/>
+            <w:r>
+              <w:rPr>
+                <w:rFonts w:ascii="Times New Roman" w:hAnsi="Times New Roman" w:cs="Times New Roman"/>
+                <w:color w:val="000000"/>
+                <w:sz w:val="24"/>
+                <w:szCs w:val="24"/>
+              </w:rPr>
+              <w:t>, я хочу обеспечить горизонтальное масштабирование сервиса</w:t>
             </w:r>
           </w:p>
         </w:tc>
@@ -3050,8 +3433,19 @@
                 <w:sz w:val="24"/>
                 <w:szCs w:val="24"/>
               </w:rPr>
-              <w:t>Как аналитик, я хочу получать данные о кликах и скроллах</w:t>
-            </w:r>
+              <w:t xml:space="preserve">Как аналитик, я хочу получать данные о кликах и </w:t>
+            </w:r>
+            <w:proofErr w:type="spellStart"/>
+            <w:r>
+              <w:rPr>
+                <w:rFonts w:ascii="Times New Roman" w:hAnsi="Times New Roman" w:cs="Times New Roman"/>
+                <w:color w:val="000000"/>
+                <w:sz w:val="24"/>
+                <w:szCs w:val="24"/>
+              </w:rPr>
+              <w:t>скроллах</w:t>
+            </w:r>
+            <w:proofErr w:type="spellEnd"/>
           </w:p>
         </w:tc>
         <w:tc>
@@ -3816,7 +4210,23 @@
           <w:rFonts w:ascii="Times New Roman" w:hAnsi="Times New Roman"/>
           <w:b/>
         </w:rPr>
-        <w:t>Бэклог проекта (приоритезированный)</w:t>
+        <w:t>Бэклог проекта (</w:t>
+      </w:r>
+      <w:proofErr w:type="spellStart"/>
+      <w:r>
+        <w:rPr>
+          <w:rFonts w:ascii="Times New Roman" w:hAnsi="Times New Roman"/>
+          <w:b/>
+        </w:rPr>
+        <w:t>приоритезированный</w:t>
+      </w:r>
+      <w:proofErr w:type="spellEnd"/>
+      <w:r>
+        <w:rPr>
+          <w:rFonts w:ascii="Times New Roman" w:hAnsi="Times New Roman"/>
+          <w:b/>
+        </w:rPr>
+        <w:t>)</w:t>
       </w:r>
     </w:p>
     <w:p>
@@ -3837,7 +4247,35 @@
         <w:rPr>
           <w:color w:val="000000"/>
         </w:rPr>
-        <w:t xml:space="preserve"> Planning Poker (Использована шкала Fibonacci: 1, 2, 3, 5, 8, 13, 21)</w:t>
+        <w:t xml:space="preserve"> Planning </w:t>
+      </w:r>
+      <w:proofErr w:type="spellStart"/>
+      <w:r>
+        <w:rPr>
+          <w:color w:val="000000"/>
+        </w:rPr>
+        <w:t>Poker</w:t>
+      </w:r>
+      <w:proofErr w:type="spellEnd"/>
+      <w:r>
+        <w:rPr>
+          <w:color w:val="000000"/>
+        </w:rPr>
+        <w:t xml:space="preserve"> (Использована шкала </w:t>
+      </w:r>
+      <w:proofErr w:type="spellStart"/>
+      <w:r>
+        <w:rPr>
+          <w:color w:val="000000"/>
+        </w:rPr>
+        <w:t>Fibonacci</w:t>
+      </w:r>
+      <w:proofErr w:type="spellEnd"/>
+      <w:r>
+        <w:rPr>
+          <w:color w:val="000000"/>
+        </w:rPr>
+        <w:t>: 1, 2, 3, 5, 8, 13, 21)</w:t>
       </w:r>
     </w:p>
     <w:p/>
@@ -4264,7 +4702,23 @@
                 <w:rFonts w:ascii="Times New Roman" w:hAnsi="Times New Roman" w:cs="Times New Roman"/>
                 <w:color w:val="000000"/>
               </w:rPr>
-              <w:t>1.3 Интеграция wishlist пользователя</w:t>
+              <w:t xml:space="preserve">1.3 Интеграция </w:t>
+            </w:r>
+            <w:proofErr w:type="spellStart"/>
+            <w:r>
+              <w:rPr>
+                <w:rFonts w:ascii="Times New Roman" w:hAnsi="Times New Roman" w:cs="Times New Roman"/>
+                <w:color w:val="000000"/>
+              </w:rPr>
+              <w:t>wishlist</w:t>
+            </w:r>
+            <w:proofErr w:type="spellEnd"/>
+            <w:r>
+              <w:rPr>
+                <w:rFonts w:ascii="Times New Roman" w:hAnsi="Times New Roman" w:cs="Times New Roman"/>
+                <w:color w:val="000000"/>
+              </w:rPr>
+              <w:t xml:space="preserve"> пользователя</w:t>
             </w:r>
           </w:p>
         </w:tc>
@@ -4800,8 +5254,17 @@
                 <w:rFonts w:ascii="Times New Roman" w:hAnsi="Times New Roman" w:cs="Times New Roman"/>
                 <w:color w:val="000000"/>
               </w:rPr>
-              <w:t>4.2 Логирование кликов и скроллов</w:t>
-            </w:r>
+              <w:t xml:space="preserve">4.2 Логирование кликов и </w:t>
+            </w:r>
+            <w:proofErr w:type="spellStart"/>
+            <w:r>
+              <w:rPr>
+                <w:rFonts w:ascii="Times New Roman" w:hAnsi="Times New Roman" w:cs="Times New Roman"/>
+                <w:color w:val="000000"/>
+              </w:rPr>
+              <w:t>скроллов</w:t>
+            </w:r>
+            <w:proofErr w:type="spellEnd"/>
           </w:p>
         </w:tc>
         <w:tc>
@@ -5228,7 +5691,23 @@
                 <w:rFonts w:ascii="Times New Roman" w:hAnsi="Times New Roman" w:cs="Times New Roman"/>
                 <w:color w:val="000000"/>
               </w:rPr>
-              <w:t>6.1 Реализация fallback-механизма (популярные новинки при сбое ML)</w:t>
+              <w:t xml:space="preserve">6.1 Реализация </w:t>
+            </w:r>
+            <w:proofErr w:type="spellStart"/>
+            <w:r>
+              <w:rPr>
+                <w:rFonts w:ascii="Times New Roman" w:hAnsi="Times New Roman" w:cs="Times New Roman"/>
+                <w:color w:val="000000"/>
+              </w:rPr>
+              <w:t>fallback</w:t>
+            </w:r>
+            <w:proofErr w:type="spellEnd"/>
+            <w:r>
+              <w:rPr>
+                <w:rFonts w:ascii="Times New Roman" w:hAnsi="Times New Roman" w:cs="Times New Roman"/>
+                <w:color w:val="000000"/>
+              </w:rPr>
+              <w:t>-механизма (популярные новинки при сбое ML)</w:t>
             </w:r>
           </w:p>
         </w:tc>
@@ -5926,7 +6405,29 @@
                 <w:sz w:val="24"/>
                 <w:szCs w:val="24"/>
               </w:rPr>
-              <w:t>SP (Story Points)</w:t>
+              <w:t xml:space="preserve">SP (Story </w:t>
+            </w:r>
+            <w:proofErr w:type="spellStart"/>
+            <w:r>
+              <w:rPr>
+                <w:rStyle w:val="a9"/>
+                <w:rFonts w:ascii="Times New Roman" w:hAnsi="Times New Roman" w:cs="Times New Roman"/>
+                <w:color w:val="000000"/>
+                <w:sz w:val="24"/>
+                <w:szCs w:val="24"/>
+              </w:rPr>
+              <w:t>Points</w:t>
+            </w:r>
+            <w:proofErr w:type="spellEnd"/>
+            <w:r>
+              <w:rPr>
+                <w:rStyle w:val="a9"/>
+                <w:rFonts w:ascii="Times New Roman" w:hAnsi="Times New Roman" w:cs="Times New Roman"/>
+                <w:color w:val="000000"/>
+                <w:sz w:val="24"/>
+                <w:szCs w:val="24"/>
+              </w:rPr>
+              <w:t>)</w:t>
             </w:r>
           </w:p>
         </w:tc>
@@ -7413,6 +7914,7 @@
                 <w:szCs w:val="24"/>
               </w:rPr>
             </w:pPr>
+            <w:proofErr w:type="spellStart"/>
             <w:r>
               <w:rPr>
                 <w:rStyle w:val="a9"/>
@@ -7421,7 +7923,18 @@
                 <w:sz w:val="24"/>
                 <w:szCs w:val="24"/>
               </w:rPr>
-              <w:t>Min SP (0,9)</w:t>
+              <w:t>Min</w:t>
+            </w:r>
+            <w:proofErr w:type="spellEnd"/>
+            <w:r>
+              <w:rPr>
+                <w:rStyle w:val="a9"/>
+                <w:rFonts w:ascii="Times New Roman" w:hAnsi="Times New Roman" w:cs="Times New Roman"/>
+                <w:color w:val="000000"/>
+                <w:sz w:val="24"/>
+                <w:szCs w:val="24"/>
+              </w:rPr>
+              <w:t xml:space="preserve"> SP (0,9)</w:t>
             </w:r>
           </w:p>
         </w:tc>
@@ -7923,11 +8436,19 @@
           <w:color w:val="000000"/>
         </w:rPr>
       </w:pPr>
+      <w:proofErr w:type="spellStart"/>
       <w:r>
         <w:rPr>
           <w:color w:val="000000"/>
         </w:rPr>
-        <w:t xml:space="preserve">Min скорость = </w:t>
+        <w:t>Min</w:t>
+      </w:r>
+      <w:proofErr w:type="spellEnd"/>
+      <w:r>
+        <w:rPr>
+          <w:color w:val="000000"/>
+        </w:rPr>
+        <w:t xml:space="preserve"> скорость = </w:t>
       </w:r>
       <w:r>
         <w:rPr>
@@ -8152,7 +8673,27 @@
           <w:color w:val="000000"/>
           <w:szCs w:val="28"/>
         </w:rPr>
-        <w:t xml:space="preserve">Реализуемо (Min SP × Количество спринтов) = </w:t>
+        <w:t>Реализуемо (</w:t>
+      </w:r>
+      <w:proofErr w:type="spellStart"/>
+      <w:r>
+        <w:rPr>
+          <w:rStyle w:val="a9"/>
+          <w:rFonts w:ascii="Times New Roman" w:hAnsi="Times New Roman" w:cs="Times New Roman"/>
+          <w:color w:val="000000"/>
+          <w:szCs w:val="28"/>
+        </w:rPr>
+        <w:t>Min</w:t>
+      </w:r>
+      <w:proofErr w:type="spellEnd"/>
+      <w:r>
+        <w:rPr>
+          <w:rStyle w:val="a9"/>
+          <w:rFonts w:ascii="Times New Roman" w:hAnsi="Times New Roman" w:cs="Times New Roman"/>
+          <w:color w:val="000000"/>
+          <w:szCs w:val="28"/>
+        </w:rPr>
+        <w:t xml:space="preserve"> SP × Количество спринтов) = </w:t>
       </w:r>
       <w:r>
         <w:rPr>
@@ -8642,8 +9183,19 @@
                 <w:sz w:val="24"/>
                 <w:szCs w:val="24"/>
               </w:rPr>
-              <w:t>1.3 Интеграция wishlist</w:t>
-            </w:r>
+              <w:t xml:space="preserve">1.3 Интеграция </w:t>
+            </w:r>
+            <w:proofErr w:type="spellStart"/>
+            <w:r>
+              <w:rPr>
+                <w:rFonts w:ascii="Times New Roman" w:hAnsi="Times New Roman" w:cs="Times New Roman"/>
+                <w:color w:val="000000"/>
+                <w:sz w:val="24"/>
+                <w:szCs w:val="24"/>
+              </w:rPr>
+              <w:t>wishlist</w:t>
+            </w:r>
+            <w:proofErr w:type="spellEnd"/>
           </w:p>
         </w:tc>
         <w:tc>
@@ -9237,8 +9789,19 @@
                 <w:sz w:val="24"/>
                 <w:szCs w:val="24"/>
               </w:rPr>
-              <w:t>4.2 Логирование кликов и скроллов</w:t>
-            </w:r>
+              <w:t xml:space="preserve">4.2 Логирование кликов и </w:t>
+            </w:r>
+            <w:proofErr w:type="spellStart"/>
+            <w:r>
+              <w:rPr>
+                <w:rFonts w:ascii="Times New Roman" w:hAnsi="Times New Roman" w:cs="Times New Roman"/>
+                <w:color w:val="000000"/>
+                <w:sz w:val="24"/>
+                <w:szCs w:val="24"/>
+              </w:rPr>
+              <w:t>скроллов</w:t>
+            </w:r>
+            <w:proofErr w:type="spellEnd"/>
           </w:p>
         </w:tc>
         <w:tc>
@@ -9713,7 +10276,27 @@
                 <w:sz w:val="24"/>
                 <w:szCs w:val="24"/>
               </w:rPr>
-              <w:t>6.1 Fallback-механизм</w:t>
+              <w:t xml:space="preserve">6.1 </w:t>
+            </w:r>
+            <w:proofErr w:type="spellStart"/>
+            <w:r>
+              <w:rPr>
+                <w:rFonts w:ascii="Times New Roman" w:hAnsi="Times New Roman" w:cs="Times New Roman"/>
+                <w:color w:val="000000"/>
+                <w:sz w:val="24"/>
+                <w:szCs w:val="24"/>
+              </w:rPr>
+              <w:t>Fallback</w:t>
+            </w:r>
+            <w:proofErr w:type="spellEnd"/>
+            <w:r>
+              <w:rPr>
+                <w:rFonts w:ascii="Times New Roman" w:hAnsi="Times New Roman" w:cs="Times New Roman"/>
+                <w:color w:val="000000"/>
+                <w:sz w:val="24"/>
+                <w:szCs w:val="24"/>
+              </w:rPr>
+              <w:t>-механизм</w:t>
             </w:r>
           </w:p>
         </w:tc>
@@ -9952,8 +10535,39 @@
                 <w:sz w:val="24"/>
                 <w:szCs w:val="24"/>
               </w:rPr>
-              <w:t>2.3 Learning-to-Rank</w:t>
-            </w:r>
+              <w:t>2.3 Learning-</w:t>
+            </w:r>
+            <w:proofErr w:type="spellStart"/>
+            <w:r>
+              <w:rPr>
+                <w:rFonts w:ascii="Times New Roman" w:hAnsi="Times New Roman" w:cs="Times New Roman"/>
+                <w:color w:val="000000"/>
+                <w:sz w:val="24"/>
+                <w:szCs w:val="24"/>
+              </w:rPr>
+              <w:t>to</w:t>
+            </w:r>
+            <w:proofErr w:type="spellEnd"/>
+            <w:r>
+              <w:rPr>
+                <w:rFonts w:ascii="Times New Roman" w:hAnsi="Times New Roman" w:cs="Times New Roman"/>
+                <w:color w:val="000000"/>
+                <w:sz w:val="24"/>
+                <w:szCs w:val="24"/>
+              </w:rPr>
+              <w:t>-</w:t>
+            </w:r>
+            <w:proofErr w:type="spellStart"/>
+            <w:r>
+              <w:rPr>
+                <w:rFonts w:ascii="Times New Roman" w:hAnsi="Times New Roman" w:cs="Times New Roman"/>
+                <w:color w:val="000000"/>
+                <w:sz w:val="24"/>
+                <w:szCs w:val="24"/>
+              </w:rPr>
+              <w:t>Rank</w:t>
+            </w:r>
+            <w:proofErr w:type="spellEnd"/>
           </w:p>
         </w:tc>
         <w:tc>
@@ -10649,36 +11263,54 @@
           <w:b/>
         </w:rPr>
       </w:pPr>
-      <w:r>
+    </w:p>
+    <w:p>
+      <w:pPr>
+        <w:pStyle w:val="2"/>
         <w:rPr>
           <w:rFonts w:ascii="Times New Roman" w:hAnsi="Times New Roman"/>
           <w:b/>
         </w:rPr>
-        <w:t>Человеческие ресурсы</w:t>
-      </w:r>
+      </w:pPr>
     </w:p>
     <w:p>
       <w:pPr>
+        <w:pStyle w:val="2"/>
         <w:rPr>
           <w:rFonts w:ascii="Times New Roman" w:hAnsi="Times New Roman"/>
           <w:b/>
         </w:rPr>
       </w:pPr>
+      <w:r>
+        <w:rPr>
+          <w:rFonts w:ascii="Times New Roman" w:hAnsi="Times New Roman"/>
+          <w:b/>
+        </w:rPr>
+        <w:lastRenderedPageBreak/>
+        <w:t>Человеческие ресурсы</w:t>
+      </w:r>
     </w:p>
     <w:p>
       <w:pPr>
         <w:rPr>
           <w:rFonts w:ascii="Times New Roman" w:hAnsi="Times New Roman"/>
-          <w:sz w:val="24"/>
-        </w:rPr>
-      </w:pPr>
-      <w:r>
+          <w:b/>
+        </w:rPr>
+      </w:pPr>
+    </w:p>
+    <w:p>
+      <w:pPr>
         <w:rPr>
           <w:rFonts w:ascii="Times New Roman" w:hAnsi="Times New Roman"/>
           <w:sz w:val="24"/>
+        </w:rPr>
+      </w:pPr>
+      <w:r>
+        <w:rPr>
+          <w:rFonts w:ascii="Times New Roman" w:hAnsi="Times New Roman"/>
+          <w:sz w:val="24"/>
           <w:shd w:val="clear" w:color="auto" w:fill="FFFFFF"/>
         </w:rPr>
-        <w:lastRenderedPageBreak/>
         <w:t xml:space="preserve">Для реализации проекта необходимы следующие специалисты: </w:t>
       </w:r>
       <w:r>
@@ -10700,7 +11332,7 @@
     <w:tbl>
       <w:tblPr>
         <w:tblStyle w:val="a5"/>
-        <w:tblW w:w="9355" w:type="dxa"/>
+        <w:tblW w:w="9383" w:type="dxa"/>
         <w:tblLayout w:type="fixed"/>
         <w:tblCellMar>
           <w:top w:w="99" w:type="dxa"/>
@@ -10711,15 +11343,18 @@
         <w:tblLook w:val="04A0" w:firstRow="1" w:lastRow="0" w:firstColumn="1" w:lastColumn="0" w:noHBand="0" w:noVBand="1"/>
       </w:tblPr>
       <w:tblGrid>
-        <w:gridCol w:w="2338"/>
-        <w:gridCol w:w="2339"/>
-        <w:gridCol w:w="2339"/>
-        <w:gridCol w:w="2339"/>
+        <w:gridCol w:w="2345"/>
+        <w:gridCol w:w="2346"/>
+        <w:gridCol w:w="2346"/>
+        <w:gridCol w:w="2346"/>
       </w:tblGrid>
       <w:tr>
-        <w:tc>
-          <w:tcPr>
-            <w:tcW w:w="360" w:type="dxa"/>
+        <w:trPr>
+          <w:trHeight w:val="630"/>
+        </w:trPr>
+        <w:tc>
+          <w:tcPr>
+            <w:tcW w:w="2345" w:type="dxa"/>
           </w:tcPr>
           <w:p>
             <w:pPr>
@@ -10734,149 +11369,2545 @@
                 <w:sz w:val="24"/>
                 <w:shd w:val="clear" w:color="auto" w:fill="FFFFFF"/>
               </w:rPr>
-              <w:t xml:space="preserve"> Специалист </w:t>
-            </w:r>
-          </w:p>
-        </w:tc>
-        <w:tc>
-          <w:tcPr>
-            <w:tcW w:w="360" w:type="dxa"/>
-          </w:tcPr>
-          <w:p>
-            <w:pPr>
-              <w:rPr>
-                <w:rFonts w:ascii="Times New Roman" w:hAnsi="Times New Roman"/>
-                <w:sz w:val="24"/>
-              </w:rPr>
-            </w:pPr>
-            <w:r>
-              <w:rPr>
-                <w:rFonts w:ascii="Times New Roman" w:hAnsi="Times New Roman"/>
-                <w:sz w:val="24"/>
-              </w:rPr>
-              <w:t>Hard skills</w:t>
-            </w:r>
-          </w:p>
-        </w:tc>
-        <w:tc>
-          <w:tcPr>
-            <w:tcW w:w="360" w:type="dxa"/>
-          </w:tcPr>
-          <w:p>
-            <w:pPr>
-              <w:rPr>
-                <w:rFonts w:ascii="Times New Roman" w:hAnsi="Times New Roman"/>
-                <w:sz w:val="24"/>
-              </w:rPr>
-            </w:pPr>
-            <w:r>
-              <w:rPr>
-                <w:rFonts w:ascii="Times New Roman" w:hAnsi="Times New Roman"/>
-                <w:sz w:val="24"/>
-              </w:rPr>
-              <w:t>Soft skills</w:t>
-            </w:r>
-          </w:p>
-        </w:tc>
-        <w:tc>
-          <w:tcPr>
-            <w:tcW w:w="360" w:type="dxa"/>
-          </w:tcPr>
-          <w:p>
-            <w:pPr>
-              <w:rPr>
-                <w:rFonts w:ascii="Times New Roman" w:hAnsi="Times New Roman"/>
-                <w:sz w:val="24"/>
-              </w:rPr>
-            </w:pPr>
-            <w:r>
-              <w:rPr>
-                <w:rFonts w:ascii="Times New Roman" w:hAnsi="Times New Roman"/>
-                <w:sz w:val="24"/>
-              </w:rPr>
-              <w:t>Количество на проект (min - max)</w:t>
+              <w:t xml:space="preserve">Специалист </w:t>
+            </w:r>
+          </w:p>
+        </w:tc>
+        <w:tc>
+          <w:tcPr>
+            <w:tcW w:w="2346" w:type="dxa"/>
+          </w:tcPr>
+          <w:p>
+            <w:pPr>
+              <w:rPr>
+                <w:rFonts w:ascii="Times New Roman" w:hAnsi="Times New Roman"/>
+                <w:sz w:val="24"/>
+              </w:rPr>
+            </w:pPr>
+            <w:r>
+              <w:rPr>
+                <w:rFonts w:ascii="Times New Roman" w:hAnsi="Times New Roman"/>
+                <w:sz w:val="24"/>
+              </w:rPr>
+              <w:t xml:space="preserve">Hard </w:t>
+            </w:r>
+            <w:proofErr w:type="spellStart"/>
+            <w:r>
+              <w:rPr>
+                <w:rFonts w:ascii="Times New Roman" w:hAnsi="Times New Roman"/>
+                <w:sz w:val="24"/>
+              </w:rPr>
+              <w:t>skills</w:t>
+            </w:r>
+            <w:proofErr w:type="spellEnd"/>
+          </w:p>
+        </w:tc>
+        <w:tc>
+          <w:tcPr>
+            <w:tcW w:w="2346" w:type="dxa"/>
+          </w:tcPr>
+          <w:p>
+            <w:pPr>
+              <w:rPr>
+                <w:rFonts w:ascii="Times New Roman" w:hAnsi="Times New Roman"/>
+                <w:sz w:val="24"/>
+              </w:rPr>
+            </w:pPr>
+            <w:r>
+              <w:rPr>
+                <w:rFonts w:ascii="Times New Roman" w:hAnsi="Times New Roman"/>
+                <w:sz w:val="24"/>
+              </w:rPr>
+              <w:t xml:space="preserve">Soft </w:t>
+            </w:r>
+            <w:proofErr w:type="spellStart"/>
+            <w:r>
+              <w:rPr>
+                <w:rFonts w:ascii="Times New Roman" w:hAnsi="Times New Roman"/>
+                <w:sz w:val="24"/>
+              </w:rPr>
+              <w:t>skills</w:t>
+            </w:r>
+            <w:proofErr w:type="spellEnd"/>
+          </w:p>
+        </w:tc>
+        <w:tc>
+          <w:tcPr>
+            <w:tcW w:w="2346" w:type="dxa"/>
+          </w:tcPr>
+          <w:p>
+            <w:pPr>
+              <w:rPr>
+                <w:rFonts w:ascii="Times New Roman" w:hAnsi="Times New Roman"/>
+                <w:sz w:val="24"/>
+              </w:rPr>
+            </w:pPr>
+            <w:r>
+              <w:rPr>
+                <w:rFonts w:ascii="Times New Roman" w:hAnsi="Times New Roman"/>
+                <w:sz w:val="24"/>
+              </w:rPr>
+              <w:t>Количество на проект (</w:t>
+            </w:r>
+            <w:proofErr w:type="spellStart"/>
+            <w:r>
+              <w:rPr>
+                <w:rFonts w:ascii="Times New Roman" w:hAnsi="Times New Roman"/>
+                <w:sz w:val="24"/>
+              </w:rPr>
+              <w:t>min</w:t>
+            </w:r>
+            <w:proofErr w:type="spellEnd"/>
+            <w:r>
+              <w:rPr>
+                <w:rFonts w:ascii="Times New Roman" w:hAnsi="Times New Roman"/>
+                <w:sz w:val="24"/>
+              </w:rPr>
+              <w:t xml:space="preserve"> - </w:t>
+            </w:r>
+            <w:proofErr w:type="spellStart"/>
+            <w:r>
+              <w:rPr>
+                <w:rFonts w:ascii="Times New Roman" w:hAnsi="Times New Roman"/>
+                <w:sz w:val="24"/>
+              </w:rPr>
+              <w:t>max</w:t>
+            </w:r>
+            <w:proofErr w:type="spellEnd"/>
+            <w:r>
+              <w:rPr>
+                <w:rFonts w:ascii="Times New Roman" w:hAnsi="Times New Roman"/>
+                <w:sz w:val="24"/>
+              </w:rPr>
+              <w:t>)</w:t>
             </w:r>
           </w:p>
         </w:tc>
       </w:tr>
       <w:tr>
-        <w:tc>
-          <w:tcPr>
-            <w:tcW w:w="360" w:type="dxa"/>
-          </w:tcPr>
-          <w:p>
-            <w:pPr>
-              <w:rPr>
-                <w:rFonts w:ascii="Times New Roman" w:hAnsi="Times New Roman"/>
-                <w:sz w:val="24"/>
-              </w:rPr>
-            </w:pPr>
-            <w:r>
-              <w:rPr>
-                <w:rFonts w:ascii="Times New Roman" w:hAnsi="Times New Roman"/>
-                <w:sz w:val="24"/>
-              </w:rPr>
-              <w:t>[Укажите, например, тестировщик]</w:t>
-            </w:r>
-          </w:p>
-        </w:tc>
-        <w:tc>
-          <w:tcPr>
-            <w:tcW w:w="360" w:type="dxa"/>
-          </w:tcPr>
-          <w:p>
-            <w:pPr>
-              <w:rPr>
-                <w:rFonts w:ascii="Times New Roman" w:hAnsi="Times New Roman"/>
-                <w:sz w:val="24"/>
-              </w:rPr>
-            </w:pPr>
-            <w:r>
-              <w:rPr>
-                <w:rFonts w:ascii="Times New Roman" w:hAnsi="Times New Roman"/>
-                <w:sz w:val="24"/>
-              </w:rPr>
-              <w:t>[Укажите (несколько) например, навык работы с автотестами на Vanessa-Automation]</w:t>
-            </w:r>
-          </w:p>
-        </w:tc>
-        <w:tc>
-          <w:tcPr>
-            <w:tcW w:w="360" w:type="dxa"/>
-          </w:tcPr>
-          <w:p>
-            <w:pPr>
-              <w:rPr>
-                <w:rFonts w:ascii="Times New Roman" w:hAnsi="Times New Roman"/>
-                <w:sz w:val="24"/>
-              </w:rPr>
-            </w:pPr>
-            <w:r>
-              <w:rPr>
-                <w:rFonts w:ascii="Times New Roman" w:hAnsi="Times New Roman"/>
-                <w:sz w:val="24"/>
-              </w:rPr>
-              <w:t>[Укажите (несколько), например, быстро адаптируется к изменениям]</w:t>
-            </w:r>
-          </w:p>
-        </w:tc>
-        <w:tc>
-          <w:tcPr>
-            <w:tcW w:w="360" w:type="dxa"/>
-          </w:tcPr>
-          <w:p>
-            <w:pPr>
-              <w:rPr>
-                <w:rFonts w:ascii="Times New Roman" w:hAnsi="Times New Roman"/>
-                <w:sz w:val="24"/>
-              </w:rPr>
-            </w:pPr>
-            <w:r>
-              <w:rPr>
-                <w:rFonts w:ascii="Times New Roman" w:hAnsi="Times New Roman"/>
-                <w:sz w:val="24"/>
-              </w:rPr>
-              <w:t>[Посчитайте, возьмите за основу общие затраты на все задачи проекта, переведите в часы и поделите на количество рабочих часов за период проекта]</w:t>
+        <w:trPr>
+          <w:trHeight w:val="3465"/>
+        </w:trPr>
+        <w:tc>
+          <w:tcPr>
+            <w:tcW w:w="2345" w:type="dxa"/>
+          </w:tcPr>
+          <w:p>
+            <w:pPr>
+              <w:rPr>
+                <w:rFonts w:ascii="Times New Roman" w:hAnsi="Times New Roman"/>
+                <w:sz w:val="24"/>
+              </w:rPr>
+            </w:pPr>
+            <w:r>
+              <w:rPr>
+                <w:rFonts w:ascii="Times New Roman" w:hAnsi="Times New Roman"/>
+                <w:sz w:val="24"/>
+              </w:rPr>
+              <w:t xml:space="preserve">ML </w:t>
+            </w:r>
+            <w:proofErr w:type="spellStart"/>
+            <w:r>
+              <w:rPr>
+                <w:rFonts w:ascii="Times New Roman" w:hAnsi="Times New Roman"/>
+                <w:sz w:val="24"/>
+              </w:rPr>
+              <w:t>Engineer</w:t>
+            </w:r>
+            <w:proofErr w:type="spellEnd"/>
+            <w:r>
+              <w:rPr>
+                <w:rFonts w:ascii="Times New Roman" w:hAnsi="Times New Roman"/>
+                <w:sz w:val="24"/>
+              </w:rPr>
+              <w:t xml:space="preserve"> / Data Scientist</w:t>
+            </w:r>
+          </w:p>
+        </w:tc>
+        <w:tc>
+          <w:tcPr>
+            <w:tcW w:w="2346" w:type="dxa"/>
+          </w:tcPr>
+          <w:p>
+            <w:pPr>
+              <w:rPr>
+                <w:rFonts w:ascii="Times New Roman" w:hAnsi="Times New Roman"/>
+                <w:sz w:val="24"/>
+                <w:lang w:val="en-US"/>
+              </w:rPr>
+            </w:pPr>
+            <w:r>
+              <w:rPr>
+                <w:rFonts w:ascii="Times New Roman" w:hAnsi="Times New Roman"/>
+                <w:sz w:val="24"/>
+                <w:lang w:val="en-US"/>
+              </w:rPr>
+              <w:t>- Python, TensorFlow/</w:t>
+            </w:r>
+            <w:proofErr w:type="spellStart"/>
+            <w:r>
+              <w:rPr>
+                <w:rFonts w:ascii="Times New Roman" w:hAnsi="Times New Roman"/>
+                <w:sz w:val="24"/>
+                <w:lang w:val="en-US"/>
+              </w:rPr>
+              <w:t>PyTorch</w:t>
+            </w:r>
+            <w:proofErr w:type="spellEnd"/>
+            <w:r>
+              <w:rPr>
+                <w:rFonts w:ascii="Times New Roman" w:hAnsi="Times New Roman"/>
+                <w:sz w:val="24"/>
+                <w:lang w:val="en-US"/>
+              </w:rPr>
+              <w:br/>
+              <w:t xml:space="preserve">- </w:t>
+            </w:r>
+            <w:r>
+              <w:rPr>
+                <w:rFonts w:ascii="Times New Roman" w:hAnsi="Times New Roman"/>
+                <w:sz w:val="24"/>
+              </w:rPr>
+              <w:t>Разработка</w:t>
+            </w:r>
+            <w:r>
+              <w:rPr>
+                <w:rFonts w:ascii="Times New Roman" w:hAnsi="Times New Roman"/>
+                <w:sz w:val="24"/>
+                <w:lang w:val="en-US"/>
+              </w:rPr>
+              <w:t xml:space="preserve"> </w:t>
+            </w:r>
+            <w:r>
+              <w:rPr>
+                <w:rFonts w:ascii="Times New Roman" w:hAnsi="Times New Roman"/>
+                <w:sz w:val="24"/>
+              </w:rPr>
+              <w:t>рекомендательных</w:t>
+            </w:r>
+            <w:r>
+              <w:rPr>
+                <w:rFonts w:ascii="Times New Roman" w:hAnsi="Times New Roman"/>
+                <w:sz w:val="24"/>
+                <w:lang w:val="en-US"/>
+              </w:rPr>
+              <w:t xml:space="preserve"> </w:t>
+            </w:r>
+            <w:r>
+              <w:rPr>
+                <w:rFonts w:ascii="Times New Roman" w:hAnsi="Times New Roman"/>
+                <w:sz w:val="24"/>
+              </w:rPr>
+              <w:t>систем</w:t>
+            </w:r>
+            <w:r>
+              <w:rPr>
+                <w:rFonts w:ascii="Times New Roman" w:hAnsi="Times New Roman"/>
+                <w:sz w:val="24"/>
+                <w:lang w:val="en-US"/>
+              </w:rPr>
+              <w:br/>
+              <w:t>- Collaborative filtering, Content-based filtering</w:t>
+            </w:r>
+            <w:r>
+              <w:rPr>
+                <w:rFonts w:ascii="Times New Roman" w:hAnsi="Times New Roman"/>
+                <w:sz w:val="24"/>
+                <w:lang w:val="en-US"/>
+              </w:rPr>
+              <w:br/>
+              <w:t xml:space="preserve">- Learning-to-rank </w:t>
+            </w:r>
+            <w:r>
+              <w:rPr>
+                <w:rFonts w:ascii="Times New Roman" w:hAnsi="Times New Roman"/>
+                <w:sz w:val="24"/>
+              </w:rPr>
+              <w:t>алгоритмы</w:t>
+            </w:r>
+            <w:r>
+              <w:rPr>
+                <w:rFonts w:ascii="Times New Roman" w:hAnsi="Times New Roman"/>
+                <w:sz w:val="24"/>
+                <w:lang w:val="en-US"/>
+              </w:rPr>
+              <w:br/>
+              <w:t>- Feature engineering</w:t>
+            </w:r>
+          </w:p>
+        </w:tc>
+        <w:tc>
+          <w:tcPr>
+            <w:tcW w:w="2346" w:type="dxa"/>
+          </w:tcPr>
+          <w:p>
+            <w:pPr>
+              <w:rPr>
+                <w:rFonts w:ascii="Times New Roman" w:hAnsi="Times New Roman"/>
+                <w:sz w:val="24"/>
+              </w:rPr>
+            </w:pPr>
+            <w:r>
+              <w:rPr>
+                <w:rFonts w:ascii="Times New Roman" w:hAnsi="Times New Roman"/>
+                <w:sz w:val="24"/>
+              </w:rPr>
+              <w:t>- Аналитическое мышление</w:t>
+            </w:r>
+            <w:r>
+              <w:rPr>
+                <w:rFonts w:ascii="Times New Roman" w:hAnsi="Times New Roman"/>
+                <w:sz w:val="24"/>
+              </w:rPr>
+              <w:br/>
+              <w:t>- Быстрая адаптация к изменениям</w:t>
+            </w:r>
+            <w:r>
+              <w:rPr>
+                <w:rFonts w:ascii="Times New Roman" w:hAnsi="Times New Roman"/>
+                <w:sz w:val="24"/>
+              </w:rPr>
+              <w:br/>
+              <w:t xml:space="preserve">- </w:t>
+            </w:r>
+            <w:proofErr w:type="spellStart"/>
+            <w:r>
+              <w:rPr>
+                <w:rFonts w:ascii="Times New Roman" w:hAnsi="Times New Roman"/>
+                <w:sz w:val="24"/>
+              </w:rPr>
+              <w:t>Коммуника</w:t>
+            </w:r>
+            <w:proofErr w:type="spellEnd"/>
+          </w:p>
+          <w:p>
+            <w:pPr>
+              <w:rPr>
+                <w:rFonts w:ascii="Times New Roman" w:hAnsi="Times New Roman"/>
+                <w:sz w:val="24"/>
+              </w:rPr>
+            </w:pPr>
+            <w:proofErr w:type="spellStart"/>
+            <w:r>
+              <w:rPr>
+                <w:rFonts w:ascii="Times New Roman" w:hAnsi="Times New Roman"/>
+                <w:sz w:val="24"/>
+              </w:rPr>
+              <w:t>бельность</w:t>
+            </w:r>
+            <w:proofErr w:type="spellEnd"/>
+            <w:r>
+              <w:rPr>
+                <w:rFonts w:ascii="Times New Roman" w:hAnsi="Times New Roman"/>
+                <w:sz w:val="24"/>
+              </w:rPr>
+              <w:br/>
+              <w:t>- Решение сложных задач</w:t>
+            </w:r>
+          </w:p>
+        </w:tc>
+        <w:tc>
+          <w:tcPr>
+            <w:tcW w:w="2346" w:type="dxa"/>
+          </w:tcPr>
+          <w:p>
+            <w:pPr>
+              <w:rPr>
+                <w:rFonts w:ascii="Times New Roman" w:hAnsi="Times New Roman"/>
+                <w:sz w:val="24"/>
+              </w:rPr>
+            </w:pPr>
+            <w:r>
+              <w:rPr>
+                <w:color w:val="1D1D1F"/>
+                <w:sz w:val="21"/>
+                <w:szCs w:val="21"/>
+                <w:shd w:val="clear" w:color="auto" w:fill="FFFFFF"/>
+              </w:rPr>
+              <w:t>2-3</w:t>
+            </w:r>
+          </w:p>
+        </w:tc>
+      </w:tr>
+      <w:tr>
+        <w:trPr>
+          <w:trHeight w:val="3465"/>
+        </w:trPr>
+        <w:tc>
+          <w:tcPr>
+            <w:tcW w:w="2345" w:type="dxa"/>
+          </w:tcPr>
+          <w:p>
+            <w:pPr>
+              <w:rPr>
+                <w:rFonts w:ascii="Times New Roman" w:hAnsi="Times New Roman"/>
+                <w:sz w:val="24"/>
+              </w:rPr>
+            </w:pPr>
+            <w:r>
+              <w:rPr>
+                <w:rFonts w:ascii="Times New Roman" w:hAnsi="Times New Roman"/>
+                <w:sz w:val="24"/>
+              </w:rPr>
+              <w:t xml:space="preserve">Data </w:t>
+            </w:r>
+            <w:proofErr w:type="spellStart"/>
+            <w:r>
+              <w:rPr>
+                <w:rFonts w:ascii="Times New Roman" w:hAnsi="Times New Roman"/>
+                <w:sz w:val="24"/>
+              </w:rPr>
+              <w:t>Engineer</w:t>
+            </w:r>
+            <w:proofErr w:type="spellEnd"/>
+          </w:p>
+        </w:tc>
+        <w:tc>
+          <w:tcPr>
+            <w:tcW w:w="2346" w:type="dxa"/>
+          </w:tcPr>
+          <w:p>
+            <w:pPr>
+              <w:rPr>
+                <w:rFonts w:ascii="Times New Roman" w:hAnsi="Times New Roman"/>
+                <w:sz w:val="24"/>
+                <w:lang w:val="en-US"/>
+              </w:rPr>
+            </w:pPr>
+            <w:r>
+              <w:rPr>
+                <w:rFonts w:ascii="Times New Roman" w:hAnsi="Times New Roman"/>
+                <w:sz w:val="24"/>
+                <w:lang w:val="en-US"/>
+              </w:rPr>
+              <w:t xml:space="preserve">- SQL, NoSQL </w:t>
+            </w:r>
+            <w:proofErr w:type="spellStart"/>
+            <w:r>
+              <w:rPr>
+                <w:rFonts w:ascii="Times New Roman" w:hAnsi="Times New Roman"/>
+                <w:sz w:val="24"/>
+                <w:lang w:val="en-US"/>
+              </w:rPr>
+              <w:t>базы</w:t>
+            </w:r>
+            <w:proofErr w:type="spellEnd"/>
+            <w:r>
+              <w:rPr>
+                <w:rFonts w:ascii="Times New Roman" w:hAnsi="Times New Roman"/>
+                <w:sz w:val="24"/>
+                <w:lang w:val="en-US"/>
+              </w:rPr>
+              <w:t xml:space="preserve"> </w:t>
+            </w:r>
+            <w:proofErr w:type="spellStart"/>
+            <w:r>
+              <w:rPr>
+                <w:rFonts w:ascii="Times New Roman" w:hAnsi="Times New Roman"/>
+                <w:sz w:val="24"/>
+                <w:lang w:val="en-US"/>
+              </w:rPr>
+              <w:t>данных</w:t>
+            </w:r>
+            <w:proofErr w:type="spellEnd"/>
+          </w:p>
+          <w:p>
+            <w:pPr>
+              <w:rPr>
+                <w:rFonts w:ascii="Times New Roman" w:hAnsi="Times New Roman"/>
+                <w:sz w:val="24"/>
+                <w:lang w:val="en-US"/>
+              </w:rPr>
+            </w:pPr>
+            <w:r>
+              <w:rPr>
+                <w:rFonts w:ascii="Times New Roman" w:hAnsi="Times New Roman"/>
+                <w:sz w:val="24"/>
+                <w:lang w:val="en-US"/>
+              </w:rPr>
+              <w:t>- Apache Spark/Kafka</w:t>
+            </w:r>
+          </w:p>
+          <w:p>
+            <w:pPr>
+              <w:rPr>
+                <w:rFonts w:ascii="Times New Roman" w:hAnsi="Times New Roman"/>
+                <w:sz w:val="24"/>
+              </w:rPr>
+            </w:pPr>
+            <w:r>
+              <w:rPr>
+                <w:rFonts w:ascii="Times New Roman" w:hAnsi="Times New Roman"/>
+                <w:sz w:val="24"/>
+              </w:rPr>
+              <w:t xml:space="preserve">- </w:t>
+            </w:r>
+            <w:r>
+              <w:rPr>
+                <w:rFonts w:ascii="Times New Roman" w:hAnsi="Times New Roman"/>
+                <w:sz w:val="24"/>
+                <w:lang w:val="en-US"/>
+              </w:rPr>
+              <w:t>ETL</w:t>
+            </w:r>
+            <w:r>
+              <w:rPr>
+                <w:rFonts w:ascii="Times New Roman" w:hAnsi="Times New Roman"/>
+                <w:sz w:val="24"/>
+              </w:rPr>
+              <w:t xml:space="preserve"> процессы</w:t>
+            </w:r>
+          </w:p>
+          <w:p>
+            <w:pPr>
+              <w:rPr>
+                <w:rFonts w:ascii="Times New Roman" w:hAnsi="Times New Roman"/>
+                <w:sz w:val="24"/>
+              </w:rPr>
+            </w:pPr>
+            <w:r>
+              <w:rPr>
+                <w:rFonts w:ascii="Times New Roman" w:hAnsi="Times New Roman"/>
+                <w:sz w:val="24"/>
+              </w:rPr>
+              <w:t>- Работа с большими данными</w:t>
+            </w:r>
+          </w:p>
+          <w:p>
+            <w:pPr>
+              <w:rPr>
+                <w:rFonts w:ascii="Times New Roman" w:hAnsi="Times New Roman"/>
+                <w:sz w:val="24"/>
+                <w:lang w:val="en-US"/>
+              </w:rPr>
+            </w:pPr>
+            <w:r>
+              <w:rPr>
+                <w:rFonts w:ascii="Times New Roman" w:hAnsi="Times New Roman"/>
+                <w:sz w:val="24"/>
+                <w:lang w:val="en-US"/>
+              </w:rPr>
+              <w:t>- Python/Scala</w:t>
+            </w:r>
+          </w:p>
+        </w:tc>
+        <w:tc>
+          <w:tcPr>
+            <w:tcW w:w="2346" w:type="dxa"/>
+          </w:tcPr>
+          <w:p>
+            <w:pPr>
+              <w:rPr>
+                <w:rFonts w:ascii="Times New Roman" w:hAnsi="Times New Roman"/>
+                <w:sz w:val="24"/>
+              </w:rPr>
+            </w:pPr>
+            <w:r>
+              <w:rPr>
+                <w:rFonts w:ascii="Times New Roman" w:hAnsi="Times New Roman"/>
+                <w:sz w:val="24"/>
+              </w:rPr>
+              <w:t>- Внимательность к деталям</w:t>
+            </w:r>
+          </w:p>
+          <w:p>
+            <w:pPr>
+              <w:rPr>
+                <w:rFonts w:ascii="Times New Roman" w:hAnsi="Times New Roman"/>
+                <w:sz w:val="24"/>
+              </w:rPr>
+            </w:pPr>
+            <w:r>
+              <w:rPr>
+                <w:rFonts w:ascii="Times New Roman" w:hAnsi="Times New Roman"/>
+                <w:sz w:val="24"/>
+              </w:rPr>
+              <w:t>- Системный подход</w:t>
+            </w:r>
+          </w:p>
+          <w:p>
+            <w:pPr>
+              <w:rPr>
+                <w:rFonts w:ascii="Times New Roman" w:hAnsi="Times New Roman"/>
+                <w:sz w:val="24"/>
+              </w:rPr>
+            </w:pPr>
+            <w:r>
+              <w:rPr>
+                <w:rFonts w:ascii="Times New Roman" w:hAnsi="Times New Roman"/>
+                <w:sz w:val="24"/>
+              </w:rPr>
+              <w:t>- Работа в команде</w:t>
+            </w:r>
+          </w:p>
+          <w:p>
+            <w:pPr>
+              <w:rPr>
+                <w:rFonts w:ascii="Times New Roman" w:hAnsi="Times New Roman"/>
+                <w:sz w:val="24"/>
+              </w:rPr>
+            </w:pPr>
+            <w:r>
+              <w:rPr>
+                <w:rFonts w:ascii="Times New Roman" w:hAnsi="Times New Roman"/>
+                <w:sz w:val="24"/>
+              </w:rPr>
+              <w:t>- Тайм-менеджмент</w:t>
+            </w:r>
+          </w:p>
+        </w:tc>
+        <w:tc>
+          <w:tcPr>
+            <w:tcW w:w="2346" w:type="dxa"/>
+          </w:tcPr>
+          <w:p>
+            <w:pPr>
+              <w:rPr>
+                <w:color w:val="1D1D1F"/>
+                <w:sz w:val="21"/>
+                <w:szCs w:val="21"/>
+                <w:shd w:val="clear" w:color="auto" w:fill="FFFFFF"/>
+              </w:rPr>
+            </w:pPr>
+            <w:r>
+              <w:rPr>
+                <w:color w:val="1D1D1F"/>
+                <w:sz w:val="21"/>
+                <w:szCs w:val="21"/>
+                <w:shd w:val="clear" w:color="auto" w:fill="FFFFFF"/>
+              </w:rPr>
+              <w:t>1-2</w:t>
+            </w:r>
+          </w:p>
+        </w:tc>
+      </w:tr>
+      <w:tr>
+        <w:trPr>
+          <w:trHeight w:val="3465"/>
+        </w:trPr>
+        <w:tc>
+          <w:tcPr>
+            <w:tcW w:w="2345" w:type="dxa"/>
+          </w:tcPr>
+          <w:p>
+            <w:pPr>
+              <w:rPr>
+                <w:rFonts w:ascii="Times New Roman" w:hAnsi="Times New Roman"/>
+                <w:sz w:val="24"/>
+              </w:rPr>
+            </w:pPr>
+            <w:proofErr w:type="spellStart"/>
+            <w:r>
+              <w:rPr>
+                <w:rFonts w:ascii="Times New Roman" w:hAnsi="Times New Roman"/>
+                <w:sz w:val="24"/>
+              </w:rPr>
+              <w:t>Backend</w:t>
+            </w:r>
+            <w:proofErr w:type="spellEnd"/>
+            <w:r>
+              <w:rPr>
+                <w:rFonts w:ascii="Times New Roman" w:hAnsi="Times New Roman"/>
+                <w:sz w:val="24"/>
+              </w:rPr>
+              <w:t xml:space="preserve"> Developer</w:t>
+            </w:r>
+          </w:p>
+        </w:tc>
+        <w:tc>
+          <w:tcPr>
+            <w:tcW w:w="2346" w:type="dxa"/>
+          </w:tcPr>
+          <w:p>
+            <w:pPr>
+              <w:rPr>
+                <w:rFonts w:ascii="Times New Roman" w:hAnsi="Times New Roman"/>
+                <w:sz w:val="24"/>
+                <w:lang w:val="en-US"/>
+              </w:rPr>
+            </w:pPr>
+            <w:r>
+              <w:rPr>
+                <w:rFonts w:ascii="Times New Roman" w:hAnsi="Times New Roman"/>
+                <w:sz w:val="24"/>
+                <w:lang w:val="en-US"/>
+              </w:rPr>
+              <w:t>- Java/C++/Python</w:t>
+            </w:r>
+          </w:p>
+          <w:p>
+            <w:pPr>
+              <w:rPr>
+                <w:rFonts w:ascii="Times New Roman" w:hAnsi="Times New Roman"/>
+                <w:sz w:val="24"/>
+                <w:lang w:val="en-US"/>
+              </w:rPr>
+            </w:pPr>
+            <w:r>
+              <w:rPr>
+                <w:rFonts w:ascii="Times New Roman" w:hAnsi="Times New Roman"/>
+                <w:sz w:val="24"/>
+                <w:lang w:val="en-US"/>
+              </w:rPr>
+              <w:t xml:space="preserve">- REST API, </w:t>
+            </w:r>
+            <w:proofErr w:type="spellStart"/>
+            <w:r>
+              <w:rPr>
+                <w:rFonts w:ascii="Times New Roman" w:hAnsi="Times New Roman"/>
+                <w:sz w:val="24"/>
+                <w:lang w:val="en-US"/>
+              </w:rPr>
+              <w:t>микросервисы</w:t>
+            </w:r>
+            <w:proofErr w:type="spellEnd"/>
+          </w:p>
+          <w:p>
+            <w:pPr>
+              <w:rPr>
+                <w:rFonts w:ascii="Times New Roman" w:hAnsi="Times New Roman"/>
+                <w:sz w:val="24"/>
+              </w:rPr>
+            </w:pPr>
+            <w:r>
+              <w:rPr>
+                <w:rFonts w:ascii="Times New Roman" w:hAnsi="Times New Roman"/>
+                <w:sz w:val="24"/>
+              </w:rPr>
+              <w:t xml:space="preserve">- Интеграция с </w:t>
+            </w:r>
+            <w:r>
+              <w:rPr>
+                <w:rFonts w:ascii="Times New Roman" w:hAnsi="Times New Roman"/>
+                <w:sz w:val="24"/>
+                <w:lang w:val="en-US"/>
+              </w:rPr>
+              <w:t>Steam</w:t>
+            </w:r>
+            <w:r>
+              <w:rPr>
+                <w:rFonts w:ascii="Times New Roman" w:hAnsi="Times New Roman"/>
+                <w:sz w:val="24"/>
+              </w:rPr>
+              <w:t xml:space="preserve"> </w:t>
+            </w:r>
+            <w:r>
+              <w:rPr>
+                <w:rFonts w:ascii="Times New Roman" w:hAnsi="Times New Roman"/>
+                <w:sz w:val="24"/>
+                <w:lang w:val="en-US"/>
+              </w:rPr>
+              <w:t>API</w:t>
+            </w:r>
+          </w:p>
+          <w:p>
+            <w:pPr>
+              <w:rPr>
+                <w:rFonts w:ascii="Times New Roman" w:hAnsi="Times New Roman"/>
+                <w:sz w:val="24"/>
+              </w:rPr>
+            </w:pPr>
+            <w:r>
+              <w:rPr>
+                <w:rFonts w:ascii="Times New Roman" w:hAnsi="Times New Roman"/>
+                <w:sz w:val="24"/>
+              </w:rPr>
+              <w:t xml:space="preserve">- </w:t>
+            </w:r>
+            <w:r>
+              <w:rPr>
+                <w:rFonts w:ascii="Times New Roman" w:hAnsi="Times New Roman"/>
+                <w:sz w:val="24"/>
+                <w:lang w:val="en-US"/>
+              </w:rPr>
+              <w:t>High</w:t>
+            </w:r>
+            <w:r>
+              <w:rPr>
+                <w:rFonts w:ascii="Times New Roman" w:hAnsi="Times New Roman"/>
+                <w:sz w:val="24"/>
+              </w:rPr>
+              <w:t>-</w:t>
+            </w:r>
+            <w:r>
+              <w:rPr>
+                <w:rFonts w:ascii="Times New Roman" w:hAnsi="Times New Roman"/>
+                <w:sz w:val="24"/>
+                <w:lang w:val="en-US"/>
+              </w:rPr>
+              <w:t>load</w:t>
+            </w:r>
+            <w:r>
+              <w:rPr>
+                <w:rFonts w:ascii="Times New Roman" w:hAnsi="Times New Roman"/>
+                <w:sz w:val="24"/>
+              </w:rPr>
+              <w:t xml:space="preserve"> системы</w:t>
+            </w:r>
+          </w:p>
+          <w:p>
+            <w:pPr>
+              <w:rPr>
+                <w:rFonts w:ascii="Times New Roman" w:hAnsi="Times New Roman"/>
+                <w:sz w:val="24"/>
+                <w:lang w:val="en-US"/>
+              </w:rPr>
+            </w:pPr>
+            <w:r>
+              <w:rPr>
+                <w:rFonts w:ascii="Times New Roman" w:hAnsi="Times New Roman"/>
+                <w:sz w:val="24"/>
+                <w:lang w:val="en-US"/>
+              </w:rPr>
+              <w:t>- Git, Docker</w:t>
+            </w:r>
+          </w:p>
+        </w:tc>
+        <w:tc>
+          <w:tcPr>
+            <w:tcW w:w="2346" w:type="dxa"/>
+          </w:tcPr>
+          <w:p>
+            <w:pPr>
+              <w:rPr>
+                <w:rFonts w:ascii="Times New Roman" w:hAnsi="Times New Roman"/>
+                <w:sz w:val="24"/>
+              </w:rPr>
+            </w:pPr>
+            <w:r>
+              <w:rPr>
+                <w:rFonts w:ascii="Times New Roman" w:hAnsi="Times New Roman"/>
+                <w:sz w:val="24"/>
+              </w:rPr>
+              <w:t xml:space="preserve">- </w:t>
+            </w:r>
+            <w:proofErr w:type="spellStart"/>
+            <w:r>
+              <w:rPr>
+                <w:rFonts w:ascii="Times New Roman" w:hAnsi="Times New Roman"/>
+                <w:sz w:val="24"/>
+              </w:rPr>
+              <w:t>Коммуникабель</w:t>
+            </w:r>
+            <w:proofErr w:type="spellEnd"/>
+          </w:p>
+          <w:p>
+            <w:pPr>
+              <w:rPr>
+                <w:rFonts w:ascii="Times New Roman" w:hAnsi="Times New Roman"/>
+                <w:sz w:val="24"/>
+              </w:rPr>
+            </w:pPr>
+            <w:proofErr w:type="spellStart"/>
+            <w:r>
+              <w:rPr>
+                <w:rFonts w:ascii="Times New Roman" w:hAnsi="Times New Roman"/>
+                <w:sz w:val="24"/>
+              </w:rPr>
+              <w:t>ность</w:t>
+            </w:r>
+            <w:proofErr w:type="spellEnd"/>
+          </w:p>
+          <w:p>
+            <w:pPr>
+              <w:rPr>
+                <w:rFonts w:ascii="Times New Roman" w:hAnsi="Times New Roman"/>
+                <w:sz w:val="24"/>
+              </w:rPr>
+            </w:pPr>
+            <w:r>
+              <w:rPr>
+                <w:rFonts w:ascii="Times New Roman" w:hAnsi="Times New Roman"/>
+                <w:sz w:val="24"/>
+              </w:rPr>
+              <w:t>- Адаптивность</w:t>
+            </w:r>
+          </w:p>
+          <w:p>
+            <w:pPr>
+              <w:rPr>
+                <w:rFonts w:ascii="Times New Roman" w:hAnsi="Times New Roman"/>
+                <w:sz w:val="24"/>
+              </w:rPr>
+            </w:pPr>
+            <w:r>
+              <w:rPr>
+                <w:rFonts w:ascii="Times New Roman" w:hAnsi="Times New Roman"/>
+                <w:sz w:val="24"/>
+              </w:rPr>
+              <w:t>- Критическое мышление</w:t>
+            </w:r>
+          </w:p>
+          <w:p>
+            <w:pPr>
+              <w:rPr>
+                <w:rFonts w:ascii="Times New Roman" w:hAnsi="Times New Roman"/>
+                <w:sz w:val="24"/>
+              </w:rPr>
+            </w:pPr>
+            <w:r>
+              <w:rPr>
+                <w:rFonts w:ascii="Times New Roman" w:hAnsi="Times New Roman"/>
+                <w:sz w:val="24"/>
+              </w:rPr>
+              <w:t>- Обучение новым технологиям</w:t>
+            </w:r>
+          </w:p>
+        </w:tc>
+        <w:tc>
+          <w:tcPr>
+            <w:tcW w:w="2346" w:type="dxa"/>
+          </w:tcPr>
+          <w:p>
+            <w:pPr>
+              <w:rPr>
+                <w:color w:val="1D1D1F"/>
+                <w:sz w:val="21"/>
+                <w:szCs w:val="21"/>
+                <w:shd w:val="clear" w:color="auto" w:fill="FFFFFF"/>
+              </w:rPr>
+            </w:pPr>
+            <w:r>
+              <w:rPr>
+                <w:color w:val="1D1D1F"/>
+                <w:sz w:val="21"/>
+                <w:szCs w:val="21"/>
+                <w:shd w:val="clear" w:color="auto" w:fill="FFFFFF"/>
+              </w:rPr>
+              <w:t>2-3</w:t>
+            </w:r>
+          </w:p>
+        </w:tc>
+      </w:tr>
+      <w:tr>
+        <w:trPr>
+          <w:trHeight w:val="3465"/>
+        </w:trPr>
+        <w:tc>
+          <w:tcPr>
+            <w:tcW w:w="2345" w:type="dxa"/>
+          </w:tcPr>
+          <w:p>
+            <w:pPr>
+              <w:rPr>
+                <w:rFonts w:ascii="Times New Roman" w:hAnsi="Times New Roman"/>
+                <w:sz w:val="24"/>
+              </w:rPr>
+            </w:pPr>
+            <w:proofErr w:type="spellStart"/>
+            <w:r>
+              <w:rPr>
+                <w:rFonts w:ascii="Times New Roman" w:hAnsi="Times New Roman"/>
+                <w:sz w:val="24"/>
+              </w:rPr>
+              <w:lastRenderedPageBreak/>
+              <w:t>DevOps</w:t>
+            </w:r>
+            <w:proofErr w:type="spellEnd"/>
+            <w:r>
+              <w:rPr>
+                <w:rFonts w:ascii="Times New Roman" w:hAnsi="Times New Roman"/>
+                <w:sz w:val="24"/>
+              </w:rPr>
+              <w:t xml:space="preserve"> </w:t>
+            </w:r>
+            <w:proofErr w:type="spellStart"/>
+            <w:r>
+              <w:rPr>
+                <w:rFonts w:ascii="Times New Roman" w:hAnsi="Times New Roman"/>
+                <w:sz w:val="24"/>
+              </w:rPr>
+              <w:t>Engineer</w:t>
+            </w:r>
+            <w:proofErr w:type="spellEnd"/>
+          </w:p>
+        </w:tc>
+        <w:tc>
+          <w:tcPr>
+            <w:tcW w:w="2346" w:type="dxa"/>
+          </w:tcPr>
+          <w:p>
+            <w:pPr>
+              <w:rPr>
+                <w:rFonts w:ascii="Times New Roman" w:hAnsi="Times New Roman"/>
+                <w:sz w:val="24"/>
+                <w:lang w:val="en-US"/>
+              </w:rPr>
+            </w:pPr>
+            <w:r>
+              <w:rPr>
+                <w:rFonts w:ascii="Times New Roman" w:hAnsi="Times New Roman"/>
+                <w:sz w:val="24"/>
+                <w:lang w:val="en-US"/>
+              </w:rPr>
+              <w:t>- Kubernetes, Docker</w:t>
+            </w:r>
+          </w:p>
+          <w:p>
+            <w:pPr>
+              <w:rPr>
+                <w:rFonts w:ascii="Times New Roman" w:hAnsi="Times New Roman"/>
+                <w:sz w:val="24"/>
+                <w:lang w:val="en-US"/>
+              </w:rPr>
+            </w:pPr>
+            <w:r>
+              <w:rPr>
+                <w:rFonts w:ascii="Times New Roman" w:hAnsi="Times New Roman"/>
+                <w:sz w:val="24"/>
+                <w:lang w:val="en-US"/>
+              </w:rPr>
+              <w:t>- CI/CD (Jenkins/GitLab CI)</w:t>
+            </w:r>
+          </w:p>
+          <w:p>
+            <w:pPr>
+              <w:rPr>
+                <w:rFonts w:ascii="Times New Roman" w:hAnsi="Times New Roman"/>
+                <w:sz w:val="24"/>
+                <w:lang w:val="en-US"/>
+              </w:rPr>
+            </w:pPr>
+            <w:r>
+              <w:rPr>
+                <w:rFonts w:ascii="Times New Roman" w:hAnsi="Times New Roman"/>
+                <w:sz w:val="24"/>
+                <w:lang w:val="en-US"/>
+              </w:rPr>
+              <w:t xml:space="preserve">- </w:t>
+            </w:r>
+            <w:r>
+              <w:rPr>
+                <w:rFonts w:ascii="Times New Roman" w:hAnsi="Times New Roman"/>
+                <w:sz w:val="24"/>
+              </w:rPr>
+              <w:t>Облачные</w:t>
+            </w:r>
+            <w:r>
+              <w:rPr>
+                <w:rFonts w:ascii="Times New Roman" w:hAnsi="Times New Roman"/>
+                <w:sz w:val="24"/>
+                <w:lang w:val="en-US"/>
+              </w:rPr>
+              <w:t xml:space="preserve"> </w:t>
+            </w:r>
+            <w:r>
+              <w:rPr>
+                <w:rFonts w:ascii="Times New Roman" w:hAnsi="Times New Roman"/>
+                <w:sz w:val="24"/>
+              </w:rPr>
+              <w:t>платформы</w:t>
+            </w:r>
+            <w:r>
+              <w:rPr>
+                <w:rFonts w:ascii="Times New Roman" w:hAnsi="Times New Roman"/>
+                <w:sz w:val="24"/>
+                <w:lang w:val="en-US"/>
+              </w:rPr>
+              <w:t xml:space="preserve"> (AWS/GCP)</w:t>
+            </w:r>
+          </w:p>
+          <w:p>
+            <w:pPr>
+              <w:rPr>
+                <w:rFonts w:ascii="Times New Roman" w:hAnsi="Times New Roman"/>
+                <w:sz w:val="24"/>
+                <w:lang w:val="en-US"/>
+              </w:rPr>
+            </w:pPr>
+            <w:r>
+              <w:rPr>
+                <w:rFonts w:ascii="Times New Roman" w:hAnsi="Times New Roman"/>
+                <w:sz w:val="24"/>
+                <w:lang w:val="en-US"/>
+              </w:rPr>
+              <w:t xml:space="preserve">- </w:t>
+            </w:r>
+            <w:r>
+              <w:rPr>
+                <w:rFonts w:ascii="Times New Roman" w:hAnsi="Times New Roman"/>
+                <w:sz w:val="24"/>
+              </w:rPr>
+              <w:t>Мониторинг</w:t>
+            </w:r>
+            <w:r>
+              <w:rPr>
+                <w:rFonts w:ascii="Times New Roman" w:hAnsi="Times New Roman"/>
+                <w:sz w:val="24"/>
+                <w:lang w:val="en-US"/>
+              </w:rPr>
+              <w:t xml:space="preserve"> (Prometheus, Grafana)</w:t>
+            </w:r>
+          </w:p>
+          <w:p>
+            <w:pPr>
+              <w:rPr>
+                <w:rFonts w:ascii="Times New Roman" w:hAnsi="Times New Roman"/>
+                <w:sz w:val="24"/>
+              </w:rPr>
+            </w:pPr>
+            <w:r>
+              <w:rPr>
+                <w:rFonts w:ascii="Times New Roman" w:hAnsi="Times New Roman"/>
+                <w:sz w:val="24"/>
+              </w:rPr>
+              <w:t xml:space="preserve">- Linux </w:t>
+            </w:r>
+            <w:proofErr w:type="spellStart"/>
+            <w:r>
+              <w:rPr>
+                <w:rFonts w:ascii="Times New Roman" w:hAnsi="Times New Roman"/>
+                <w:sz w:val="24"/>
+              </w:rPr>
+              <w:t>administration</w:t>
+            </w:r>
+            <w:proofErr w:type="spellEnd"/>
+          </w:p>
+        </w:tc>
+        <w:tc>
+          <w:tcPr>
+            <w:tcW w:w="2346" w:type="dxa"/>
+          </w:tcPr>
+          <w:p>
+            <w:pPr>
+              <w:rPr>
+                <w:rFonts w:ascii="Times New Roman" w:hAnsi="Times New Roman"/>
+                <w:sz w:val="24"/>
+              </w:rPr>
+            </w:pPr>
+            <w:r>
+              <w:rPr>
+                <w:rFonts w:ascii="Times New Roman" w:hAnsi="Times New Roman"/>
+                <w:sz w:val="24"/>
+              </w:rPr>
+              <w:t xml:space="preserve">- </w:t>
+            </w:r>
+            <w:proofErr w:type="spellStart"/>
+            <w:r>
+              <w:rPr>
+                <w:rFonts w:ascii="Times New Roman" w:hAnsi="Times New Roman"/>
+                <w:sz w:val="24"/>
+              </w:rPr>
+              <w:t>Стрессоустой</w:t>
+            </w:r>
+            <w:proofErr w:type="spellEnd"/>
+          </w:p>
+          <w:p>
+            <w:pPr>
+              <w:rPr>
+                <w:rFonts w:ascii="Times New Roman" w:hAnsi="Times New Roman"/>
+                <w:sz w:val="24"/>
+              </w:rPr>
+            </w:pPr>
+            <w:proofErr w:type="spellStart"/>
+            <w:r>
+              <w:rPr>
+                <w:rFonts w:ascii="Times New Roman" w:hAnsi="Times New Roman"/>
+                <w:sz w:val="24"/>
+              </w:rPr>
+              <w:t>чивость</w:t>
+            </w:r>
+            <w:proofErr w:type="spellEnd"/>
+          </w:p>
+          <w:p>
+            <w:pPr>
+              <w:rPr>
+                <w:rFonts w:ascii="Times New Roman" w:hAnsi="Times New Roman"/>
+                <w:sz w:val="24"/>
+              </w:rPr>
+            </w:pPr>
+            <w:r>
+              <w:rPr>
+                <w:rFonts w:ascii="Times New Roman" w:hAnsi="Times New Roman"/>
+                <w:sz w:val="24"/>
+              </w:rPr>
+              <w:t>- Проактивность</w:t>
+            </w:r>
+          </w:p>
+          <w:p>
+            <w:pPr>
+              <w:rPr>
+                <w:rFonts w:ascii="Times New Roman" w:hAnsi="Times New Roman"/>
+                <w:sz w:val="24"/>
+              </w:rPr>
+            </w:pPr>
+            <w:r>
+              <w:rPr>
+                <w:rFonts w:ascii="Times New Roman" w:hAnsi="Times New Roman"/>
+                <w:sz w:val="24"/>
+              </w:rPr>
+              <w:t>- Решение проблем</w:t>
+            </w:r>
+          </w:p>
+          <w:p>
+            <w:pPr>
+              <w:rPr>
+                <w:rFonts w:ascii="Times New Roman" w:hAnsi="Times New Roman"/>
+                <w:sz w:val="24"/>
+              </w:rPr>
+            </w:pPr>
+            <w:r>
+              <w:rPr>
+                <w:rFonts w:ascii="Times New Roman" w:hAnsi="Times New Roman"/>
+                <w:sz w:val="24"/>
+              </w:rPr>
+              <w:t>- Командная работа</w:t>
+            </w:r>
+          </w:p>
+        </w:tc>
+        <w:tc>
+          <w:tcPr>
+            <w:tcW w:w="2346" w:type="dxa"/>
+          </w:tcPr>
+          <w:p>
+            <w:pPr>
+              <w:rPr>
+                <w:color w:val="1D1D1F"/>
+                <w:sz w:val="21"/>
+                <w:szCs w:val="21"/>
+                <w:shd w:val="clear" w:color="auto" w:fill="FFFFFF"/>
+              </w:rPr>
+            </w:pPr>
+            <w:r>
+              <w:rPr>
+                <w:color w:val="1D1D1F"/>
+                <w:sz w:val="21"/>
+                <w:szCs w:val="21"/>
+                <w:shd w:val="clear" w:color="auto" w:fill="FFFFFF"/>
+              </w:rPr>
+              <w:t>1-2</w:t>
+            </w:r>
+          </w:p>
+        </w:tc>
+      </w:tr>
+      <w:tr>
+        <w:trPr>
+          <w:trHeight w:val="3465"/>
+        </w:trPr>
+        <w:tc>
+          <w:tcPr>
+            <w:tcW w:w="2345" w:type="dxa"/>
+          </w:tcPr>
+          <w:p>
+            <w:pPr>
+              <w:rPr>
+                <w:rFonts w:ascii="Times New Roman" w:hAnsi="Times New Roman"/>
+                <w:sz w:val="24"/>
+              </w:rPr>
+            </w:pPr>
+            <w:r>
+              <w:rPr>
+                <w:rFonts w:ascii="Times New Roman" w:hAnsi="Times New Roman"/>
+                <w:sz w:val="24"/>
+              </w:rPr>
+              <w:t xml:space="preserve">QA </w:t>
+            </w:r>
+            <w:proofErr w:type="spellStart"/>
+            <w:r>
+              <w:rPr>
+                <w:rFonts w:ascii="Times New Roman" w:hAnsi="Times New Roman"/>
+                <w:sz w:val="24"/>
+              </w:rPr>
+              <w:t>Engineer</w:t>
+            </w:r>
+            <w:proofErr w:type="spellEnd"/>
+            <w:r>
+              <w:rPr>
+                <w:rFonts w:ascii="Times New Roman" w:hAnsi="Times New Roman"/>
+                <w:sz w:val="24"/>
+              </w:rPr>
+              <w:t xml:space="preserve"> / Test </w:t>
+            </w:r>
+            <w:proofErr w:type="spellStart"/>
+            <w:r>
+              <w:rPr>
+                <w:rFonts w:ascii="Times New Roman" w:hAnsi="Times New Roman"/>
+                <w:sz w:val="24"/>
+              </w:rPr>
+              <w:t>Automation</w:t>
+            </w:r>
+            <w:proofErr w:type="spellEnd"/>
+          </w:p>
+        </w:tc>
+        <w:tc>
+          <w:tcPr>
+            <w:tcW w:w="2346" w:type="dxa"/>
+          </w:tcPr>
+          <w:p>
+            <w:pPr>
+              <w:rPr>
+                <w:rFonts w:ascii="Times New Roman" w:hAnsi="Times New Roman"/>
+                <w:sz w:val="24"/>
+              </w:rPr>
+            </w:pPr>
+            <w:r>
+              <w:rPr>
+                <w:rFonts w:ascii="Times New Roman" w:hAnsi="Times New Roman"/>
+                <w:sz w:val="24"/>
+              </w:rPr>
+              <w:t xml:space="preserve">- </w:t>
+            </w:r>
+            <w:proofErr w:type="spellStart"/>
+            <w:r>
+              <w:rPr>
+                <w:rFonts w:ascii="Times New Roman" w:hAnsi="Times New Roman"/>
+                <w:sz w:val="24"/>
+              </w:rPr>
+              <w:t>Автомати</w:t>
+            </w:r>
+            <w:proofErr w:type="spellEnd"/>
+          </w:p>
+          <w:p>
+            <w:pPr>
+              <w:rPr>
+                <w:rFonts w:ascii="Times New Roman" w:hAnsi="Times New Roman"/>
+                <w:sz w:val="24"/>
+              </w:rPr>
+            </w:pPr>
+            <w:proofErr w:type="spellStart"/>
+            <w:r>
+              <w:rPr>
+                <w:rFonts w:ascii="Times New Roman" w:hAnsi="Times New Roman"/>
+                <w:sz w:val="24"/>
+              </w:rPr>
+              <w:t>зированное</w:t>
+            </w:r>
+            <w:proofErr w:type="spellEnd"/>
+            <w:r>
+              <w:rPr>
+                <w:rFonts w:ascii="Times New Roman" w:hAnsi="Times New Roman"/>
+                <w:sz w:val="24"/>
+              </w:rPr>
+              <w:t xml:space="preserve"> тестирование</w:t>
+            </w:r>
+          </w:p>
+          <w:p>
+            <w:pPr>
+              <w:rPr>
+                <w:rFonts w:ascii="Times New Roman" w:hAnsi="Times New Roman"/>
+                <w:sz w:val="24"/>
+              </w:rPr>
+            </w:pPr>
+            <w:r>
+              <w:rPr>
+                <w:rFonts w:ascii="Times New Roman" w:hAnsi="Times New Roman"/>
+                <w:sz w:val="24"/>
+              </w:rPr>
+              <w:t xml:space="preserve">- </w:t>
+            </w:r>
+            <w:r>
+              <w:rPr>
+                <w:rFonts w:ascii="Times New Roman" w:hAnsi="Times New Roman"/>
+                <w:sz w:val="24"/>
+                <w:lang w:val="en-US"/>
+              </w:rPr>
+              <w:t>Python</w:t>
+            </w:r>
+            <w:r>
+              <w:rPr>
+                <w:rFonts w:ascii="Times New Roman" w:hAnsi="Times New Roman"/>
+                <w:sz w:val="24"/>
+              </w:rPr>
+              <w:t>/</w:t>
+            </w:r>
+            <w:r>
+              <w:rPr>
+                <w:rFonts w:ascii="Times New Roman" w:hAnsi="Times New Roman"/>
+                <w:sz w:val="24"/>
+                <w:lang w:val="en-US"/>
+              </w:rPr>
+              <w:t>Java</w:t>
+            </w:r>
+            <w:r>
+              <w:rPr>
+                <w:rFonts w:ascii="Times New Roman" w:hAnsi="Times New Roman"/>
+                <w:sz w:val="24"/>
+              </w:rPr>
+              <w:t xml:space="preserve"> для тестов</w:t>
+            </w:r>
+          </w:p>
+          <w:p>
+            <w:pPr>
+              <w:rPr>
+                <w:rFonts w:ascii="Times New Roman" w:hAnsi="Times New Roman"/>
+                <w:sz w:val="24"/>
+                <w:lang w:val="en-US"/>
+              </w:rPr>
+            </w:pPr>
+            <w:r>
+              <w:rPr>
+                <w:rFonts w:ascii="Times New Roman" w:hAnsi="Times New Roman"/>
+                <w:sz w:val="24"/>
+                <w:lang w:val="en-US"/>
+              </w:rPr>
+              <w:t xml:space="preserve">- Selenium, </w:t>
+            </w:r>
+            <w:proofErr w:type="spellStart"/>
+            <w:r>
+              <w:rPr>
+                <w:rFonts w:ascii="Times New Roman" w:hAnsi="Times New Roman"/>
+                <w:sz w:val="24"/>
+                <w:lang w:val="en-US"/>
+              </w:rPr>
+              <w:t>pytest</w:t>
+            </w:r>
+            <w:proofErr w:type="spellEnd"/>
+          </w:p>
+          <w:p>
+            <w:pPr>
+              <w:rPr>
+                <w:rFonts w:ascii="Times New Roman" w:hAnsi="Times New Roman"/>
+                <w:sz w:val="24"/>
+                <w:lang w:val="en-US"/>
+              </w:rPr>
+            </w:pPr>
+            <w:r>
+              <w:rPr>
+                <w:rFonts w:ascii="Times New Roman" w:hAnsi="Times New Roman"/>
+                <w:sz w:val="24"/>
+                <w:lang w:val="en-US"/>
+              </w:rPr>
+              <w:t xml:space="preserve">- A/B </w:t>
+            </w:r>
+            <w:proofErr w:type="spellStart"/>
+            <w:r>
+              <w:rPr>
+                <w:rFonts w:ascii="Times New Roman" w:hAnsi="Times New Roman"/>
+                <w:sz w:val="24"/>
+                <w:lang w:val="en-US"/>
+              </w:rPr>
+              <w:t>тестирование</w:t>
+            </w:r>
+            <w:proofErr w:type="spellEnd"/>
+          </w:p>
+          <w:p>
+            <w:pPr>
+              <w:rPr>
+                <w:rFonts w:ascii="Times New Roman" w:hAnsi="Times New Roman"/>
+                <w:sz w:val="24"/>
+                <w:lang w:val="en-US"/>
+              </w:rPr>
+            </w:pPr>
+            <w:r>
+              <w:rPr>
+                <w:rFonts w:ascii="Times New Roman" w:hAnsi="Times New Roman"/>
+                <w:sz w:val="24"/>
+                <w:lang w:val="en-US"/>
+              </w:rPr>
+              <w:t>- JIRA, TestRail</w:t>
+            </w:r>
+          </w:p>
+        </w:tc>
+        <w:tc>
+          <w:tcPr>
+            <w:tcW w:w="2346" w:type="dxa"/>
+          </w:tcPr>
+          <w:p>
+            <w:pPr>
+              <w:rPr>
+                <w:rFonts w:ascii="Times New Roman" w:hAnsi="Times New Roman"/>
+                <w:sz w:val="24"/>
+              </w:rPr>
+            </w:pPr>
+            <w:r>
+              <w:rPr>
+                <w:rFonts w:ascii="Times New Roman" w:hAnsi="Times New Roman"/>
+                <w:sz w:val="24"/>
+              </w:rPr>
+              <w:t>- Внимательность</w:t>
+            </w:r>
+          </w:p>
+          <w:p>
+            <w:pPr>
+              <w:rPr>
+                <w:rFonts w:ascii="Times New Roman" w:hAnsi="Times New Roman"/>
+                <w:sz w:val="24"/>
+              </w:rPr>
+            </w:pPr>
+            <w:r>
+              <w:rPr>
+                <w:rFonts w:ascii="Times New Roman" w:hAnsi="Times New Roman"/>
+                <w:sz w:val="24"/>
+              </w:rPr>
+              <w:t>- Аналитическое мышление</w:t>
+            </w:r>
+          </w:p>
+          <w:p>
+            <w:pPr>
+              <w:rPr>
+                <w:rFonts w:ascii="Times New Roman" w:hAnsi="Times New Roman"/>
+                <w:sz w:val="24"/>
+              </w:rPr>
+            </w:pPr>
+            <w:r>
+              <w:rPr>
+                <w:rFonts w:ascii="Times New Roman" w:hAnsi="Times New Roman"/>
+                <w:sz w:val="24"/>
+              </w:rPr>
+              <w:t>- Коммуникация</w:t>
+            </w:r>
+          </w:p>
+          <w:p>
+            <w:pPr>
+              <w:rPr>
+                <w:rFonts w:ascii="Times New Roman" w:hAnsi="Times New Roman"/>
+                <w:sz w:val="24"/>
+              </w:rPr>
+            </w:pPr>
+            <w:r>
+              <w:rPr>
+                <w:rFonts w:ascii="Times New Roman" w:hAnsi="Times New Roman"/>
+                <w:sz w:val="24"/>
+              </w:rPr>
+              <w:t>- Педантичность</w:t>
+            </w:r>
+          </w:p>
+        </w:tc>
+        <w:tc>
+          <w:tcPr>
+            <w:tcW w:w="2346" w:type="dxa"/>
+          </w:tcPr>
+          <w:p>
+            <w:pPr>
+              <w:rPr>
+                <w:color w:val="1D1D1F"/>
+                <w:sz w:val="21"/>
+                <w:szCs w:val="21"/>
+                <w:shd w:val="clear" w:color="auto" w:fill="FFFFFF"/>
+              </w:rPr>
+            </w:pPr>
+            <w:r>
+              <w:rPr>
+                <w:color w:val="1D1D1F"/>
+                <w:sz w:val="21"/>
+                <w:szCs w:val="21"/>
+                <w:shd w:val="clear" w:color="auto" w:fill="FFFFFF"/>
+              </w:rPr>
+              <w:t>1-2</w:t>
+            </w:r>
+          </w:p>
+        </w:tc>
+      </w:tr>
+      <w:tr>
+        <w:trPr>
+          <w:trHeight w:val="3465"/>
+        </w:trPr>
+        <w:tc>
+          <w:tcPr>
+            <w:tcW w:w="2345" w:type="dxa"/>
+          </w:tcPr>
+          <w:p>
+            <w:pPr>
+              <w:rPr>
+                <w:rFonts w:ascii="Times New Roman" w:hAnsi="Times New Roman"/>
+                <w:sz w:val="24"/>
+              </w:rPr>
+            </w:pPr>
+            <w:r>
+              <w:rPr>
+                <w:rFonts w:ascii="Times New Roman" w:hAnsi="Times New Roman"/>
+                <w:sz w:val="24"/>
+              </w:rPr>
+              <w:t xml:space="preserve">Data </w:t>
+            </w:r>
+            <w:proofErr w:type="spellStart"/>
+            <w:r>
+              <w:rPr>
+                <w:rFonts w:ascii="Times New Roman" w:hAnsi="Times New Roman"/>
+                <w:sz w:val="24"/>
+              </w:rPr>
+              <w:t>Analyst</w:t>
+            </w:r>
+            <w:proofErr w:type="spellEnd"/>
+          </w:p>
+        </w:tc>
+        <w:tc>
+          <w:tcPr>
+            <w:tcW w:w="2346" w:type="dxa"/>
+          </w:tcPr>
+          <w:p>
+            <w:pPr>
+              <w:rPr>
+                <w:rFonts w:ascii="Times New Roman" w:hAnsi="Times New Roman"/>
+                <w:sz w:val="24"/>
+              </w:rPr>
+            </w:pPr>
+            <w:r>
+              <w:rPr>
+                <w:rFonts w:ascii="Times New Roman" w:hAnsi="Times New Roman"/>
+                <w:sz w:val="24"/>
+              </w:rPr>
+              <w:t>- SQL, Python (</w:t>
+            </w:r>
+            <w:proofErr w:type="spellStart"/>
+            <w:r>
+              <w:rPr>
+                <w:rFonts w:ascii="Times New Roman" w:hAnsi="Times New Roman"/>
+                <w:sz w:val="24"/>
+              </w:rPr>
+              <w:t>pandas</w:t>
+            </w:r>
+            <w:proofErr w:type="spellEnd"/>
+            <w:r>
+              <w:rPr>
+                <w:rFonts w:ascii="Times New Roman" w:hAnsi="Times New Roman"/>
+                <w:sz w:val="24"/>
+              </w:rPr>
+              <w:t xml:space="preserve">, </w:t>
+            </w:r>
+            <w:proofErr w:type="spellStart"/>
+            <w:r>
+              <w:rPr>
+                <w:rFonts w:ascii="Times New Roman" w:hAnsi="Times New Roman"/>
+                <w:sz w:val="24"/>
+              </w:rPr>
+              <w:t>numpy</w:t>
+            </w:r>
+            <w:proofErr w:type="spellEnd"/>
+            <w:r>
+              <w:rPr>
+                <w:rFonts w:ascii="Times New Roman" w:hAnsi="Times New Roman"/>
+                <w:sz w:val="24"/>
+              </w:rPr>
+              <w:t>)</w:t>
+            </w:r>
+          </w:p>
+          <w:p>
+            <w:pPr>
+              <w:rPr>
+                <w:rFonts w:ascii="Times New Roman" w:hAnsi="Times New Roman"/>
+                <w:sz w:val="24"/>
+              </w:rPr>
+            </w:pPr>
+            <w:r>
+              <w:rPr>
+                <w:rFonts w:ascii="Times New Roman" w:hAnsi="Times New Roman"/>
+                <w:sz w:val="24"/>
+              </w:rPr>
+              <w:t>- Визуализация данных (</w:t>
+            </w:r>
+            <w:proofErr w:type="spellStart"/>
+            <w:r>
+              <w:rPr>
+                <w:rFonts w:ascii="Times New Roman" w:hAnsi="Times New Roman"/>
+                <w:sz w:val="24"/>
+              </w:rPr>
+              <w:t>Tableau</w:t>
+            </w:r>
+            <w:proofErr w:type="spellEnd"/>
+            <w:r>
+              <w:rPr>
+                <w:rFonts w:ascii="Times New Roman" w:hAnsi="Times New Roman"/>
+                <w:sz w:val="24"/>
+              </w:rPr>
+              <w:t>/</w:t>
+            </w:r>
+            <w:proofErr w:type="spellStart"/>
+            <w:r>
+              <w:rPr>
+                <w:rFonts w:ascii="Times New Roman" w:hAnsi="Times New Roman"/>
+                <w:sz w:val="24"/>
+              </w:rPr>
+              <w:t>Metabase</w:t>
+            </w:r>
+            <w:proofErr w:type="spellEnd"/>
+            <w:r>
+              <w:rPr>
+                <w:rFonts w:ascii="Times New Roman" w:hAnsi="Times New Roman"/>
+                <w:sz w:val="24"/>
+              </w:rPr>
+              <w:t>)</w:t>
+            </w:r>
+          </w:p>
+          <w:p>
+            <w:pPr>
+              <w:rPr>
+                <w:rFonts w:ascii="Times New Roman" w:hAnsi="Times New Roman"/>
+                <w:sz w:val="24"/>
+              </w:rPr>
+            </w:pPr>
+            <w:r>
+              <w:rPr>
+                <w:rFonts w:ascii="Times New Roman" w:hAnsi="Times New Roman"/>
+                <w:sz w:val="24"/>
+              </w:rPr>
+              <w:t>- Статистический анализ</w:t>
+            </w:r>
+          </w:p>
+          <w:p>
+            <w:pPr>
+              <w:rPr>
+                <w:rFonts w:ascii="Times New Roman" w:hAnsi="Times New Roman"/>
+                <w:sz w:val="24"/>
+              </w:rPr>
+            </w:pPr>
+            <w:r>
+              <w:rPr>
+                <w:rFonts w:ascii="Times New Roman" w:hAnsi="Times New Roman"/>
+                <w:sz w:val="24"/>
+              </w:rPr>
+              <w:t>- A/B тесты и метрики</w:t>
+            </w:r>
+          </w:p>
+          <w:p>
+            <w:pPr>
+              <w:rPr>
+                <w:rFonts w:ascii="Times New Roman" w:hAnsi="Times New Roman"/>
+                <w:sz w:val="24"/>
+              </w:rPr>
+            </w:pPr>
+            <w:r>
+              <w:rPr>
+                <w:rFonts w:ascii="Times New Roman" w:hAnsi="Times New Roman"/>
+                <w:sz w:val="24"/>
+              </w:rPr>
+              <w:t xml:space="preserve">- Excel/Google </w:t>
+            </w:r>
+            <w:proofErr w:type="spellStart"/>
+            <w:r>
+              <w:rPr>
+                <w:rFonts w:ascii="Times New Roman" w:hAnsi="Times New Roman"/>
+                <w:sz w:val="24"/>
+              </w:rPr>
+              <w:t>Sheets</w:t>
+            </w:r>
+            <w:proofErr w:type="spellEnd"/>
+          </w:p>
+        </w:tc>
+        <w:tc>
+          <w:tcPr>
+            <w:tcW w:w="2346" w:type="dxa"/>
+          </w:tcPr>
+          <w:p>
+            <w:pPr>
+              <w:rPr>
+                <w:rFonts w:ascii="Times New Roman" w:hAnsi="Times New Roman"/>
+                <w:sz w:val="24"/>
+              </w:rPr>
+            </w:pPr>
+            <w:r>
+              <w:rPr>
+                <w:rFonts w:ascii="Times New Roman" w:hAnsi="Times New Roman"/>
+                <w:sz w:val="24"/>
+              </w:rPr>
+              <w:t>- Аналитический склад ума</w:t>
+            </w:r>
+          </w:p>
+          <w:p>
+            <w:pPr>
+              <w:rPr>
+                <w:rFonts w:ascii="Times New Roman" w:hAnsi="Times New Roman"/>
+                <w:sz w:val="24"/>
+              </w:rPr>
+            </w:pPr>
+            <w:r>
+              <w:rPr>
+                <w:rFonts w:ascii="Times New Roman" w:hAnsi="Times New Roman"/>
+                <w:sz w:val="24"/>
+              </w:rPr>
+              <w:t>- Презентационные навыки</w:t>
+            </w:r>
+          </w:p>
+          <w:p>
+            <w:pPr>
+              <w:rPr>
+                <w:rFonts w:ascii="Times New Roman" w:hAnsi="Times New Roman"/>
+                <w:sz w:val="24"/>
+              </w:rPr>
+            </w:pPr>
+            <w:r>
+              <w:rPr>
+                <w:rFonts w:ascii="Times New Roman" w:hAnsi="Times New Roman"/>
+                <w:sz w:val="24"/>
+              </w:rPr>
+              <w:t>- Внимание к деталям</w:t>
+            </w:r>
+          </w:p>
+          <w:p>
+            <w:pPr>
+              <w:rPr>
+                <w:rFonts w:ascii="Times New Roman" w:hAnsi="Times New Roman"/>
+                <w:sz w:val="24"/>
+              </w:rPr>
+            </w:pPr>
+            <w:r>
+              <w:rPr>
+                <w:rFonts w:ascii="Times New Roman" w:hAnsi="Times New Roman"/>
+                <w:sz w:val="24"/>
+              </w:rPr>
+              <w:t>- Любознательность</w:t>
+            </w:r>
+          </w:p>
+        </w:tc>
+        <w:tc>
+          <w:tcPr>
+            <w:tcW w:w="2346" w:type="dxa"/>
+          </w:tcPr>
+          <w:p>
+            <w:pPr>
+              <w:rPr>
+                <w:color w:val="1D1D1F"/>
+                <w:sz w:val="21"/>
+                <w:szCs w:val="21"/>
+                <w:shd w:val="clear" w:color="auto" w:fill="FFFFFF"/>
+              </w:rPr>
+            </w:pPr>
+            <w:r>
+              <w:rPr>
+                <w:color w:val="1D1D1F"/>
+                <w:sz w:val="21"/>
+                <w:szCs w:val="21"/>
+                <w:shd w:val="clear" w:color="auto" w:fill="FFFFFF"/>
+              </w:rPr>
+              <w:t>1</w:t>
+            </w:r>
+          </w:p>
+        </w:tc>
+      </w:tr>
+      <w:tr>
+        <w:trPr>
+          <w:trHeight w:val="3465"/>
+        </w:trPr>
+        <w:tc>
+          <w:tcPr>
+            <w:tcW w:w="2345" w:type="dxa"/>
+          </w:tcPr>
+          <w:p>
+            <w:pPr>
+              <w:rPr>
+                <w:rFonts w:ascii="Times New Roman" w:hAnsi="Times New Roman"/>
+                <w:sz w:val="24"/>
+              </w:rPr>
+            </w:pPr>
+            <w:r>
+              <w:rPr>
+                <w:rFonts w:ascii="Times New Roman" w:hAnsi="Times New Roman"/>
+                <w:sz w:val="24"/>
+              </w:rPr>
+              <w:lastRenderedPageBreak/>
+              <w:t xml:space="preserve">UX/UI </w:t>
+            </w:r>
+            <w:proofErr w:type="spellStart"/>
+            <w:r>
+              <w:rPr>
+                <w:rFonts w:ascii="Times New Roman" w:hAnsi="Times New Roman"/>
+                <w:sz w:val="24"/>
+              </w:rPr>
+              <w:t>Designer</w:t>
+            </w:r>
+            <w:proofErr w:type="spellEnd"/>
+          </w:p>
+        </w:tc>
+        <w:tc>
+          <w:tcPr>
+            <w:tcW w:w="2346" w:type="dxa"/>
+          </w:tcPr>
+          <w:p>
+            <w:pPr>
+              <w:rPr>
+                <w:rFonts w:ascii="Times New Roman" w:hAnsi="Times New Roman"/>
+                <w:sz w:val="24"/>
+              </w:rPr>
+            </w:pPr>
+            <w:r>
+              <w:rPr>
+                <w:rFonts w:ascii="Times New Roman" w:hAnsi="Times New Roman"/>
+                <w:sz w:val="24"/>
+              </w:rPr>
+              <w:t xml:space="preserve">- </w:t>
+            </w:r>
+            <w:proofErr w:type="spellStart"/>
+            <w:r>
+              <w:rPr>
+                <w:rFonts w:ascii="Times New Roman" w:hAnsi="Times New Roman"/>
+                <w:sz w:val="24"/>
+              </w:rPr>
+              <w:t>Figma</w:t>
+            </w:r>
+            <w:proofErr w:type="spellEnd"/>
+            <w:r>
+              <w:rPr>
+                <w:rFonts w:ascii="Times New Roman" w:hAnsi="Times New Roman"/>
+                <w:sz w:val="24"/>
+              </w:rPr>
+              <w:t>/</w:t>
+            </w:r>
+            <w:proofErr w:type="spellStart"/>
+            <w:r>
+              <w:rPr>
+                <w:rFonts w:ascii="Times New Roman" w:hAnsi="Times New Roman"/>
+                <w:sz w:val="24"/>
+              </w:rPr>
+              <w:t>Sketch</w:t>
+            </w:r>
+            <w:proofErr w:type="spellEnd"/>
+          </w:p>
+          <w:p>
+            <w:pPr>
+              <w:rPr>
+                <w:rFonts w:ascii="Times New Roman" w:hAnsi="Times New Roman"/>
+                <w:sz w:val="24"/>
+              </w:rPr>
+            </w:pPr>
+            <w:r>
+              <w:rPr>
+                <w:rFonts w:ascii="Times New Roman" w:hAnsi="Times New Roman"/>
+                <w:sz w:val="24"/>
+              </w:rPr>
+              <w:t>- Прототипирование интерфейсов</w:t>
+            </w:r>
+          </w:p>
+          <w:p>
+            <w:pPr>
+              <w:rPr>
+                <w:rFonts w:ascii="Times New Roman" w:hAnsi="Times New Roman"/>
+                <w:sz w:val="24"/>
+              </w:rPr>
+            </w:pPr>
+            <w:r>
+              <w:rPr>
+                <w:rFonts w:ascii="Times New Roman" w:hAnsi="Times New Roman"/>
+                <w:sz w:val="24"/>
+              </w:rPr>
+              <w:t xml:space="preserve">- User </w:t>
+            </w:r>
+            <w:proofErr w:type="spellStart"/>
+            <w:r>
+              <w:rPr>
+                <w:rFonts w:ascii="Times New Roman" w:hAnsi="Times New Roman"/>
+                <w:sz w:val="24"/>
+              </w:rPr>
+              <w:t>research</w:t>
+            </w:r>
+            <w:proofErr w:type="spellEnd"/>
+          </w:p>
+          <w:p>
+            <w:pPr>
+              <w:rPr>
+                <w:rFonts w:ascii="Times New Roman" w:hAnsi="Times New Roman"/>
+                <w:sz w:val="24"/>
+              </w:rPr>
+            </w:pPr>
+            <w:r>
+              <w:rPr>
+                <w:rFonts w:ascii="Times New Roman" w:hAnsi="Times New Roman"/>
+                <w:sz w:val="24"/>
+              </w:rPr>
+              <w:t>- Анализ пользовательского опыта</w:t>
+            </w:r>
+          </w:p>
+          <w:p>
+            <w:pPr>
+              <w:rPr>
+                <w:rFonts w:ascii="Times New Roman" w:hAnsi="Times New Roman"/>
+                <w:sz w:val="24"/>
+              </w:rPr>
+            </w:pPr>
+            <w:r>
+              <w:rPr>
+                <w:rFonts w:ascii="Times New Roman" w:hAnsi="Times New Roman"/>
+                <w:sz w:val="24"/>
+              </w:rPr>
+              <w:t>- Дизайн-системы</w:t>
+            </w:r>
+          </w:p>
+        </w:tc>
+        <w:tc>
+          <w:tcPr>
+            <w:tcW w:w="2346" w:type="dxa"/>
+          </w:tcPr>
+          <w:p>
+            <w:pPr>
+              <w:rPr>
+                <w:rFonts w:ascii="Times New Roman" w:hAnsi="Times New Roman"/>
+                <w:sz w:val="24"/>
+              </w:rPr>
+            </w:pPr>
+            <w:r>
+              <w:rPr>
+                <w:rFonts w:ascii="Times New Roman" w:hAnsi="Times New Roman"/>
+                <w:sz w:val="24"/>
+              </w:rPr>
+              <w:t>- Креативность</w:t>
+            </w:r>
+          </w:p>
+          <w:p>
+            <w:pPr>
+              <w:rPr>
+                <w:rFonts w:ascii="Times New Roman" w:hAnsi="Times New Roman"/>
+                <w:sz w:val="24"/>
+              </w:rPr>
+            </w:pPr>
+            <w:r>
+              <w:rPr>
+                <w:rFonts w:ascii="Times New Roman" w:hAnsi="Times New Roman"/>
+                <w:sz w:val="24"/>
+              </w:rPr>
+              <w:t>- Эмпатия к пользователям</w:t>
+            </w:r>
+          </w:p>
+          <w:p>
+            <w:pPr>
+              <w:rPr>
+                <w:rFonts w:ascii="Times New Roman" w:hAnsi="Times New Roman"/>
+                <w:sz w:val="24"/>
+              </w:rPr>
+            </w:pPr>
+            <w:r>
+              <w:rPr>
+                <w:rFonts w:ascii="Times New Roman" w:hAnsi="Times New Roman"/>
+                <w:sz w:val="24"/>
+              </w:rPr>
+              <w:t>- Коммуникация</w:t>
+            </w:r>
+          </w:p>
+          <w:p>
+            <w:pPr>
+              <w:rPr>
+                <w:rFonts w:ascii="Times New Roman" w:hAnsi="Times New Roman"/>
+                <w:sz w:val="24"/>
+              </w:rPr>
+            </w:pPr>
+            <w:r>
+              <w:rPr>
+                <w:rFonts w:ascii="Times New Roman" w:hAnsi="Times New Roman"/>
+                <w:sz w:val="24"/>
+              </w:rPr>
+              <w:t>- Гибкость мышления</w:t>
+            </w:r>
+          </w:p>
+        </w:tc>
+        <w:tc>
+          <w:tcPr>
+            <w:tcW w:w="2346" w:type="dxa"/>
+          </w:tcPr>
+          <w:p>
+            <w:pPr>
+              <w:rPr>
+                <w:color w:val="1D1D1F"/>
+                <w:sz w:val="21"/>
+                <w:szCs w:val="21"/>
+                <w:shd w:val="clear" w:color="auto" w:fill="FFFFFF"/>
+              </w:rPr>
+            </w:pPr>
+            <w:r>
+              <w:rPr>
+                <w:color w:val="1D1D1F"/>
+                <w:sz w:val="21"/>
+                <w:szCs w:val="21"/>
+                <w:shd w:val="clear" w:color="auto" w:fill="FFFFFF"/>
+              </w:rPr>
+              <w:t>1</w:t>
+            </w:r>
+          </w:p>
+        </w:tc>
+      </w:tr>
+      <w:tr>
+        <w:trPr>
+          <w:trHeight w:val="3465"/>
+        </w:trPr>
+        <w:tc>
+          <w:tcPr>
+            <w:tcW w:w="2345" w:type="dxa"/>
+          </w:tcPr>
+          <w:p>
+            <w:pPr>
+              <w:rPr>
+                <w:rFonts w:ascii="Times New Roman" w:hAnsi="Times New Roman"/>
+                <w:sz w:val="24"/>
+              </w:rPr>
+            </w:pPr>
+            <w:proofErr w:type="spellStart"/>
+            <w:r>
+              <w:rPr>
+                <w:rFonts w:ascii="Times New Roman" w:hAnsi="Times New Roman"/>
+                <w:sz w:val="24"/>
+              </w:rPr>
+              <w:t>Scrum</w:t>
+            </w:r>
+            <w:proofErr w:type="spellEnd"/>
+            <w:r>
+              <w:rPr>
+                <w:rFonts w:ascii="Times New Roman" w:hAnsi="Times New Roman"/>
+                <w:sz w:val="24"/>
+              </w:rPr>
+              <w:t xml:space="preserve"> Master / Project Manager</w:t>
+            </w:r>
+          </w:p>
+        </w:tc>
+        <w:tc>
+          <w:tcPr>
+            <w:tcW w:w="2346" w:type="dxa"/>
+          </w:tcPr>
+          <w:p>
+            <w:pPr>
+              <w:rPr>
+                <w:rFonts w:ascii="Times New Roman" w:hAnsi="Times New Roman"/>
+                <w:sz w:val="24"/>
+              </w:rPr>
+            </w:pPr>
+            <w:r>
+              <w:rPr>
+                <w:rFonts w:ascii="Times New Roman" w:hAnsi="Times New Roman"/>
+                <w:sz w:val="24"/>
+              </w:rPr>
+              <w:t xml:space="preserve">- SCRUM, </w:t>
+            </w:r>
+            <w:proofErr w:type="spellStart"/>
+            <w:r>
+              <w:rPr>
+                <w:rFonts w:ascii="Times New Roman" w:hAnsi="Times New Roman"/>
+                <w:sz w:val="24"/>
+              </w:rPr>
+              <w:t>Agile</w:t>
+            </w:r>
+            <w:proofErr w:type="spellEnd"/>
+            <w:r>
+              <w:rPr>
+                <w:rFonts w:ascii="Times New Roman" w:hAnsi="Times New Roman"/>
+                <w:sz w:val="24"/>
+              </w:rPr>
+              <w:t xml:space="preserve"> методологии</w:t>
+            </w:r>
+          </w:p>
+          <w:p>
+            <w:pPr>
+              <w:rPr>
+                <w:rFonts w:ascii="Times New Roman" w:hAnsi="Times New Roman"/>
+                <w:sz w:val="24"/>
+              </w:rPr>
+            </w:pPr>
+            <w:r>
+              <w:rPr>
+                <w:rFonts w:ascii="Times New Roman" w:hAnsi="Times New Roman"/>
+                <w:sz w:val="24"/>
+              </w:rPr>
+              <w:t xml:space="preserve">- JIRA, </w:t>
+            </w:r>
+            <w:proofErr w:type="spellStart"/>
+            <w:r>
+              <w:rPr>
+                <w:rFonts w:ascii="Times New Roman" w:hAnsi="Times New Roman"/>
+                <w:sz w:val="24"/>
+              </w:rPr>
+              <w:t>Confluence</w:t>
+            </w:r>
+            <w:proofErr w:type="spellEnd"/>
+          </w:p>
+          <w:p>
+            <w:pPr>
+              <w:rPr>
+                <w:rFonts w:ascii="Times New Roman" w:hAnsi="Times New Roman"/>
+                <w:sz w:val="24"/>
+              </w:rPr>
+            </w:pPr>
+            <w:r>
+              <w:rPr>
+                <w:rFonts w:ascii="Times New Roman" w:hAnsi="Times New Roman"/>
+                <w:sz w:val="24"/>
+              </w:rPr>
+              <w:t>- Управление рисками</w:t>
+            </w:r>
+          </w:p>
+          <w:p>
+            <w:pPr>
+              <w:rPr>
+                <w:rFonts w:ascii="Times New Roman" w:hAnsi="Times New Roman"/>
+                <w:sz w:val="24"/>
+              </w:rPr>
+            </w:pPr>
+            <w:r>
+              <w:rPr>
+                <w:rFonts w:ascii="Times New Roman" w:hAnsi="Times New Roman"/>
+                <w:sz w:val="24"/>
+              </w:rPr>
+              <w:t xml:space="preserve">- </w:t>
+            </w:r>
+            <w:proofErr w:type="spellStart"/>
+            <w:r>
+              <w:rPr>
+                <w:rFonts w:ascii="Times New Roman" w:hAnsi="Times New Roman"/>
+                <w:sz w:val="24"/>
+              </w:rPr>
+              <w:t>Roadmap</w:t>
+            </w:r>
+            <w:proofErr w:type="spellEnd"/>
+            <w:r>
+              <w:rPr>
+                <w:rFonts w:ascii="Times New Roman" w:hAnsi="Times New Roman"/>
+                <w:sz w:val="24"/>
+              </w:rPr>
+              <w:t xml:space="preserve"> планирование</w:t>
+            </w:r>
+          </w:p>
+          <w:p>
+            <w:pPr>
+              <w:rPr>
+                <w:rFonts w:ascii="Times New Roman" w:hAnsi="Times New Roman"/>
+                <w:sz w:val="24"/>
+              </w:rPr>
+            </w:pPr>
+            <w:r>
+              <w:rPr>
+                <w:rFonts w:ascii="Times New Roman" w:hAnsi="Times New Roman"/>
+                <w:sz w:val="24"/>
+              </w:rPr>
+              <w:t>- Отчетность</w:t>
+            </w:r>
+          </w:p>
+        </w:tc>
+        <w:tc>
+          <w:tcPr>
+            <w:tcW w:w="2346" w:type="dxa"/>
+          </w:tcPr>
+          <w:p>
+            <w:pPr>
+              <w:rPr>
+                <w:rFonts w:ascii="Times New Roman" w:hAnsi="Times New Roman"/>
+                <w:sz w:val="24"/>
+              </w:rPr>
+            </w:pPr>
+            <w:r>
+              <w:rPr>
+                <w:rFonts w:ascii="Times New Roman" w:hAnsi="Times New Roman"/>
+                <w:sz w:val="24"/>
+              </w:rPr>
+              <w:t>- Лидерство</w:t>
+            </w:r>
+          </w:p>
+          <w:p>
+            <w:pPr>
+              <w:rPr>
+                <w:rFonts w:ascii="Times New Roman" w:hAnsi="Times New Roman"/>
+                <w:sz w:val="24"/>
+              </w:rPr>
+            </w:pPr>
+            <w:r>
+              <w:rPr>
+                <w:rFonts w:ascii="Times New Roman" w:hAnsi="Times New Roman"/>
+                <w:sz w:val="24"/>
+              </w:rPr>
+              <w:t>- Коммуникация</w:t>
+            </w:r>
+          </w:p>
+          <w:p>
+            <w:pPr>
+              <w:rPr>
+                <w:rFonts w:ascii="Times New Roman" w:hAnsi="Times New Roman"/>
+                <w:sz w:val="24"/>
+              </w:rPr>
+            </w:pPr>
+            <w:r>
+              <w:rPr>
+                <w:rFonts w:ascii="Times New Roman" w:hAnsi="Times New Roman"/>
+                <w:sz w:val="24"/>
+              </w:rPr>
+              <w:t>- Решение конфликтов</w:t>
+            </w:r>
+          </w:p>
+          <w:p>
+            <w:pPr>
+              <w:rPr>
+                <w:rFonts w:ascii="Times New Roman" w:hAnsi="Times New Roman"/>
+                <w:sz w:val="24"/>
+              </w:rPr>
+            </w:pPr>
+            <w:r>
+              <w:rPr>
+                <w:rFonts w:ascii="Times New Roman" w:hAnsi="Times New Roman"/>
+                <w:sz w:val="24"/>
+              </w:rPr>
+              <w:t>- Организация процессов</w:t>
+            </w:r>
+          </w:p>
+        </w:tc>
+        <w:tc>
+          <w:tcPr>
+            <w:tcW w:w="2346" w:type="dxa"/>
+          </w:tcPr>
+          <w:p>
+            <w:pPr>
+              <w:rPr>
+                <w:color w:val="1D1D1F"/>
+                <w:sz w:val="21"/>
+                <w:szCs w:val="21"/>
+                <w:shd w:val="clear" w:color="auto" w:fill="FFFFFF"/>
+              </w:rPr>
+            </w:pPr>
+            <w:r>
+              <w:rPr>
+                <w:color w:val="1D1D1F"/>
+                <w:sz w:val="21"/>
+                <w:szCs w:val="21"/>
+                <w:shd w:val="clear" w:color="auto" w:fill="FFFFFF"/>
+              </w:rPr>
+              <w:t>1</w:t>
+            </w:r>
+          </w:p>
+        </w:tc>
+      </w:tr>
+      <w:tr>
+        <w:trPr>
+          <w:trHeight w:val="3465"/>
+        </w:trPr>
+        <w:tc>
+          <w:tcPr>
+            <w:tcW w:w="2345" w:type="dxa"/>
+          </w:tcPr>
+          <w:p>
+            <w:pPr>
+              <w:rPr>
+                <w:rFonts w:ascii="Times New Roman" w:hAnsi="Times New Roman"/>
+                <w:sz w:val="24"/>
+              </w:rPr>
+            </w:pPr>
+            <w:proofErr w:type="spellStart"/>
+            <w:r>
+              <w:rPr>
+                <w:rFonts w:ascii="Times New Roman" w:hAnsi="Times New Roman"/>
+                <w:sz w:val="24"/>
+              </w:rPr>
+              <w:t>Technical</w:t>
+            </w:r>
+            <w:proofErr w:type="spellEnd"/>
+            <w:r>
+              <w:rPr>
+                <w:rFonts w:ascii="Times New Roman" w:hAnsi="Times New Roman"/>
+                <w:sz w:val="24"/>
+              </w:rPr>
+              <w:t xml:space="preserve"> </w:t>
+            </w:r>
+            <w:proofErr w:type="spellStart"/>
+            <w:r>
+              <w:rPr>
+                <w:rFonts w:ascii="Times New Roman" w:hAnsi="Times New Roman"/>
+                <w:sz w:val="24"/>
+              </w:rPr>
+              <w:t>Lead</w:t>
+            </w:r>
+            <w:proofErr w:type="spellEnd"/>
+            <w:r>
+              <w:rPr>
+                <w:rFonts w:ascii="Times New Roman" w:hAnsi="Times New Roman"/>
+                <w:sz w:val="24"/>
+              </w:rPr>
+              <w:t xml:space="preserve"> / </w:t>
+            </w:r>
+            <w:proofErr w:type="spellStart"/>
+            <w:r>
+              <w:rPr>
+                <w:rFonts w:ascii="Times New Roman" w:hAnsi="Times New Roman"/>
+                <w:sz w:val="24"/>
+              </w:rPr>
+              <w:t>Architect</w:t>
+            </w:r>
+            <w:proofErr w:type="spellEnd"/>
+          </w:p>
+        </w:tc>
+        <w:tc>
+          <w:tcPr>
+            <w:tcW w:w="2346" w:type="dxa"/>
+          </w:tcPr>
+          <w:p>
+            <w:pPr>
+              <w:rPr>
+                <w:rFonts w:ascii="Times New Roman" w:hAnsi="Times New Roman"/>
+                <w:sz w:val="24"/>
+              </w:rPr>
+            </w:pPr>
+            <w:r>
+              <w:rPr>
+                <w:rFonts w:ascii="Times New Roman" w:hAnsi="Times New Roman"/>
+                <w:sz w:val="24"/>
+              </w:rPr>
+              <w:t>- Архитектура распределенных систем</w:t>
+            </w:r>
+          </w:p>
+          <w:p>
+            <w:pPr>
+              <w:rPr>
+                <w:rFonts w:ascii="Times New Roman" w:hAnsi="Times New Roman"/>
+                <w:sz w:val="24"/>
+              </w:rPr>
+            </w:pPr>
+            <w:r>
+              <w:rPr>
+                <w:rFonts w:ascii="Times New Roman" w:hAnsi="Times New Roman"/>
+                <w:sz w:val="24"/>
+              </w:rPr>
+              <w:t xml:space="preserve">- ML </w:t>
+            </w:r>
+            <w:proofErr w:type="spellStart"/>
+            <w:r>
+              <w:rPr>
+                <w:rFonts w:ascii="Times New Roman" w:hAnsi="Times New Roman"/>
+                <w:sz w:val="24"/>
+              </w:rPr>
+              <w:t>system</w:t>
+            </w:r>
+            <w:proofErr w:type="spellEnd"/>
+            <w:r>
+              <w:rPr>
+                <w:rFonts w:ascii="Times New Roman" w:hAnsi="Times New Roman"/>
+                <w:sz w:val="24"/>
+              </w:rPr>
+              <w:t xml:space="preserve"> </w:t>
+            </w:r>
+            <w:proofErr w:type="spellStart"/>
+            <w:r>
+              <w:rPr>
+                <w:rFonts w:ascii="Times New Roman" w:hAnsi="Times New Roman"/>
+                <w:sz w:val="24"/>
+              </w:rPr>
+              <w:t>design</w:t>
+            </w:r>
+            <w:proofErr w:type="spellEnd"/>
+          </w:p>
+          <w:p>
+            <w:pPr>
+              <w:rPr>
+                <w:rFonts w:ascii="Times New Roman" w:hAnsi="Times New Roman"/>
+                <w:sz w:val="24"/>
+                <w:lang w:val="en-US"/>
+              </w:rPr>
+            </w:pPr>
+            <w:r>
+              <w:rPr>
+                <w:rFonts w:ascii="Times New Roman" w:hAnsi="Times New Roman"/>
+                <w:sz w:val="24"/>
+                <w:lang w:val="en-US"/>
+              </w:rPr>
+              <w:t>- Code review</w:t>
+            </w:r>
+          </w:p>
+          <w:p>
+            <w:pPr>
+              <w:rPr>
+                <w:rFonts w:ascii="Times New Roman" w:hAnsi="Times New Roman"/>
+                <w:sz w:val="24"/>
+                <w:lang w:val="en-US"/>
+              </w:rPr>
+            </w:pPr>
+            <w:r>
+              <w:rPr>
+                <w:rFonts w:ascii="Times New Roman" w:hAnsi="Times New Roman"/>
+                <w:sz w:val="24"/>
+                <w:lang w:val="en-US"/>
+              </w:rPr>
+              <w:t xml:space="preserve">- </w:t>
+            </w:r>
+            <w:r>
+              <w:rPr>
+                <w:rFonts w:ascii="Times New Roman" w:hAnsi="Times New Roman"/>
+                <w:sz w:val="24"/>
+              </w:rPr>
+              <w:t>Менторство</w:t>
+            </w:r>
+          </w:p>
+          <w:p>
+            <w:pPr>
+              <w:rPr>
+                <w:rFonts w:ascii="Times New Roman" w:hAnsi="Times New Roman"/>
+                <w:sz w:val="24"/>
+                <w:lang w:val="en-US"/>
+              </w:rPr>
+            </w:pPr>
+            <w:r>
+              <w:rPr>
+                <w:rFonts w:ascii="Times New Roman" w:hAnsi="Times New Roman"/>
+                <w:sz w:val="24"/>
+                <w:lang w:val="en-US"/>
+              </w:rPr>
+              <w:t>- Technical documentation</w:t>
+            </w:r>
+          </w:p>
+        </w:tc>
+        <w:tc>
+          <w:tcPr>
+            <w:tcW w:w="2346" w:type="dxa"/>
+          </w:tcPr>
+          <w:p>
+            <w:pPr>
+              <w:rPr>
+                <w:rFonts w:ascii="Times New Roman" w:hAnsi="Times New Roman"/>
+                <w:sz w:val="24"/>
+              </w:rPr>
+            </w:pPr>
+            <w:r>
+              <w:rPr>
+                <w:rFonts w:ascii="Times New Roman" w:hAnsi="Times New Roman"/>
+                <w:sz w:val="24"/>
+              </w:rPr>
+              <w:t>- Стратегическое мышление</w:t>
+            </w:r>
+          </w:p>
+          <w:p>
+            <w:pPr>
+              <w:rPr>
+                <w:rFonts w:ascii="Times New Roman" w:hAnsi="Times New Roman"/>
+                <w:sz w:val="24"/>
+              </w:rPr>
+            </w:pPr>
+            <w:r>
+              <w:rPr>
+                <w:rFonts w:ascii="Times New Roman" w:hAnsi="Times New Roman"/>
+                <w:sz w:val="24"/>
+              </w:rPr>
+              <w:t>- Лидерство</w:t>
+            </w:r>
+          </w:p>
+          <w:p>
+            <w:pPr>
+              <w:rPr>
+                <w:rFonts w:ascii="Times New Roman" w:hAnsi="Times New Roman"/>
+                <w:sz w:val="24"/>
+              </w:rPr>
+            </w:pPr>
+            <w:r>
+              <w:rPr>
+                <w:rFonts w:ascii="Times New Roman" w:hAnsi="Times New Roman"/>
+                <w:sz w:val="24"/>
+              </w:rPr>
+              <w:t>- Принятие решений</w:t>
+            </w:r>
+          </w:p>
+          <w:p>
+            <w:pPr>
+              <w:rPr>
+                <w:rFonts w:ascii="Times New Roman" w:hAnsi="Times New Roman"/>
+                <w:sz w:val="24"/>
+              </w:rPr>
+            </w:pPr>
+            <w:r>
+              <w:rPr>
+                <w:rFonts w:ascii="Times New Roman" w:hAnsi="Times New Roman"/>
+                <w:sz w:val="24"/>
+              </w:rPr>
+              <w:t>- Наставничество</w:t>
+            </w:r>
+          </w:p>
+        </w:tc>
+        <w:tc>
+          <w:tcPr>
+            <w:tcW w:w="2346" w:type="dxa"/>
+          </w:tcPr>
+          <w:p>
+            <w:pPr>
+              <w:rPr>
+                <w:color w:val="1D1D1F"/>
+                <w:sz w:val="21"/>
+                <w:szCs w:val="21"/>
+                <w:shd w:val="clear" w:color="auto" w:fill="FFFFFF"/>
+              </w:rPr>
+            </w:pPr>
+            <w:r>
+              <w:rPr>
+                <w:color w:val="1D1D1F"/>
+                <w:sz w:val="21"/>
+                <w:szCs w:val="21"/>
+                <w:shd w:val="clear" w:color="auto" w:fill="FFFFFF"/>
+              </w:rPr>
+              <w:t>1</w:t>
             </w:r>
           </w:p>
         </w:tc>
@@ -10925,38 +13956,21 @@
       <w:pPr>
         <w:rPr>
           <w:rFonts w:ascii="Times New Roman" w:hAnsi="Times New Roman"/>
-          <w:sz w:val="24"/>
+          <w:b/>
+          <w:bCs/>
+          <w:sz w:val="28"/>
+          <w:szCs w:val="24"/>
         </w:rPr>
       </w:pPr>
       <w:r>
         <w:rPr>
           <w:rFonts w:ascii="Times New Roman" w:hAnsi="Times New Roman"/>
-          <w:sz w:val="24"/>
+          <w:b/>
+          <w:bCs/>
+          <w:sz w:val="28"/>
+          <w:szCs w:val="24"/>
         </w:rPr>
         <w:t>Мероприятия по коммуникации и получению обратной связи по проекту:</w:t>
-      </w:r>
-    </w:p>
-    <w:p>
-      <w:pPr>
-        <w:rPr>
-          <w:rFonts w:ascii="Times New Roman" w:hAnsi="Times New Roman"/>
-          <w:sz w:val="24"/>
-        </w:rPr>
-      </w:pPr>
-    </w:p>
-    <w:p>
-      <w:pPr>
-        <w:rPr>
-          <w:rFonts w:ascii="Times New Roman" w:hAnsi="Times New Roman"/>
-          <w:sz w:val="24"/>
-        </w:rPr>
-      </w:pPr>
-      <w:r>
-        <w:rPr>
-          <w:rFonts w:ascii="Times New Roman" w:hAnsi="Times New Roman"/>
-          <w:sz w:val="24"/>
-        </w:rPr>
-        <w:t>(заполните таблицу, можно взять за основу пример из лекции, но придумать свое время / дни недели , возможно добавить дополнительные мероприятия)</w:t>
       </w:r>
     </w:p>
     <w:p>
@@ -10988,7 +14002,7 @@
       <w:tr>
         <w:tc>
           <w:tcPr>
-            <w:tcW w:w="360" w:type="dxa"/>
+            <w:tcW w:w="3119" w:type="dxa"/>
           </w:tcPr>
           <w:p>
             <w:pPr>
@@ -11008,7 +14022,7 @@
         </w:tc>
         <w:tc>
           <w:tcPr>
-            <w:tcW w:w="360" w:type="dxa"/>
+            <w:tcW w:w="3118" w:type="dxa"/>
           </w:tcPr>
           <w:p>
             <w:pPr>
@@ -11028,7 +14042,7 @@
         </w:tc>
         <w:tc>
           <w:tcPr>
-            <w:tcW w:w="360" w:type="dxa"/>
+            <w:tcW w:w="3118" w:type="dxa"/>
           </w:tcPr>
           <w:p>
             <w:pPr>
@@ -11050,41 +14064,1427 @@
       <w:tr>
         <w:tc>
           <w:tcPr>
-            <w:tcW w:w="360" w:type="dxa"/>
-          </w:tcPr>
-          <w:p>
-            <w:pPr>
-              <w:rPr>
-                <w:rFonts w:ascii="Times New Roman" w:hAnsi="Times New Roman"/>
-                <w:sz w:val="24"/>
-              </w:rPr>
-            </w:pPr>
-          </w:p>
-        </w:tc>
-        <w:tc>
-          <w:tcPr>
-            <w:tcW w:w="360" w:type="dxa"/>
-          </w:tcPr>
-          <w:p>
-            <w:pPr>
-              <w:rPr>
-                <w:rFonts w:ascii="Times New Roman" w:hAnsi="Times New Roman"/>
-                <w:sz w:val="24"/>
-              </w:rPr>
-            </w:pPr>
-          </w:p>
-        </w:tc>
-        <w:tc>
-          <w:tcPr>
-            <w:tcW w:w="360" w:type="dxa"/>
-          </w:tcPr>
-          <w:p>
-            <w:pPr>
-              <w:rPr>
-                <w:rFonts w:ascii="Times New Roman" w:hAnsi="Times New Roman"/>
-                <w:sz w:val="24"/>
-              </w:rPr>
-            </w:pPr>
+            <w:tcW w:w="3119" w:type="dxa"/>
+          </w:tcPr>
+          <w:p>
+            <w:pPr>
+              <w:rPr>
+                <w:rFonts w:ascii="Times New Roman" w:hAnsi="Times New Roman"/>
+                <w:sz w:val="24"/>
+              </w:rPr>
+            </w:pPr>
+            <w:r>
+              <w:rPr>
+                <w:rFonts w:ascii="Times New Roman" w:hAnsi="Times New Roman"/>
+                <w:sz w:val="24"/>
+              </w:rPr>
+              <w:t xml:space="preserve">Daily </w:t>
+            </w:r>
+            <w:proofErr w:type="spellStart"/>
+            <w:r>
+              <w:rPr>
+                <w:rFonts w:ascii="Times New Roman" w:hAnsi="Times New Roman"/>
+                <w:sz w:val="24"/>
+              </w:rPr>
+              <w:t>Standup</w:t>
+            </w:r>
+            <w:proofErr w:type="spellEnd"/>
+            <w:r>
+              <w:rPr>
+                <w:rFonts w:ascii="Times New Roman" w:hAnsi="Times New Roman"/>
+                <w:sz w:val="24"/>
+              </w:rPr>
+              <w:t xml:space="preserve"> (вся команда)</w:t>
+            </w:r>
+          </w:p>
+        </w:tc>
+        <w:tc>
+          <w:tcPr>
+            <w:tcW w:w="3118" w:type="dxa"/>
+          </w:tcPr>
+          <w:p>
+            <w:pPr>
+              <w:rPr>
+                <w:rFonts w:ascii="Times New Roman" w:hAnsi="Times New Roman"/>
+                <w:sz w:val="24"/>
+              </w:rPr>
+            </w:pPr>
+            <w:r>
+              <w:rPr>
+                <w:rFonts w:ascii="Times New Roman" w:hAnsi="Times New Roman"/>
+                <w:sz w:val="24"/>
+              </w:rPr>
+              <w:t>Ежедневно, 15 мин, очно/онлайн</w:t>
+            </w:r>
+          </w:p>
+        </w:tc>
+        <w:tc>
+          <w:tcPr>
+            <w:tcW w:w="3118" w:type="dxa"/>
+          </w:tcPr>
+          <w:p>
+            <w:pPr>
+              <w:rPr>
+                <w:rFonts w:ascii="Times New Roman" w:hAnsi="Times New Roman"/>
+                <w:sz w:val="24"/>
+              </w:rPr>
+            </w:pPr>
+            <w:r>
+              <w:rPr>
+                <w:rFonts w:ascii="Times New Roman" w:hAnsi="Times New Roman"/>
+                <w:sz w:val="24"/>
+              </w:rPr>
+              <w:t xml:space="preserve">Задачи в JIRA, блокеры в </w:t>
+            </w:r>
+            <w:proofErr w:type="spellStart"/>
+            <w:r>
+              <w:rPr>
+                <w:rFonts w:ascii="Times New Roman" w:hAnsi="Times New Roman"/>
+                <w:sz w:val="24"/>
+              </w:rPr>
+              <w:t>Confluence</w:t>
+            </w:r>
+            <w:proofErr w:type="spellEnd"/>
+          </w:p>
+        </w:tc>
+      </w:tr>
+      <w:tr>
+        <w:tc>
+          <w:tcPr>
+            <w:tcW w:w="3119" w:type="dxa"/>
+          </w:tcPr>
+          <w:p>
+            <w:pPr>
+              <w:rPr>
+                <w:rFonts w:ascii="Times New Roman" w:hAnsi="Times New Roman"/>
+                <w:sz w:val="24"/>
+                <w:lang w:val="en-US"/>
+              </w:rPr>
+            </w:pPr>
+            <w:r>
+              <w:rPr>
+                <w:rFonts w:ascii="Times New Roman" w:hAnsi="Times New Roman"/>
+                <w:sz w:val="24"/>
+                <w:lang w:val="en-US"/>
+              </w:rPr>
+              <w:lastRenderedPageBreak/>
+              <w:t>Sprint Planning (</w:t>
+            </w:r>
+            <w:r>
+              <w:rPr>
+                <w:rFonts w:ascii="Times New Roman" w:hAnsi="Times New Roman"/>
+                <w:sz w:val="24"/>
+              </w:rPr>
+              <w:t>вся</w:t>
+            </w:r>
+            <w:r>
+              <w:rPr>
+                <w:rFonts w:ascii="Times New Roman" w:hAnsi="Times New Roman"/>
+                <w:sz w:val="24"/>
+                <w:lang w:val="en-US"/>
+              </w:rPr>
+              <w:t xml:space="preserve"> </w:t>
+            </w:r>
+            <w:r>
+              <w:rPr>
+                <w:rFonts w:ascii="Times New Roman" w:hAnsi="Times New Roman"/>
+                <w:sz w:val="24"/>
+              </w:rPr>
+              <w:t>команда</w:t>
+            </w:r>
+            <w:r>
+              <w:rPr>
+                <w:rFonts w:ascii="Times New Roman" w:hAnsi="Times New Roman"/>
+                <w:sz w:val="24"/>
+                <w:lang w:val="en-US"/>
+              </w:rPr>
+              <w:t xml:space="preserve"> + Product Owner)</w:t>
+            </w:r>
+          </w:p>
+        </w:tc>
+        <w:tc>
+          <w:tcPr>
+            <w:tcW w:w="3118" w:type="dxa"/>
+          </w:tcPr>
+          <w:p>
+            <w:pPr>
+              <w:rPr>
+                <w:rFonts w:ascii="Times New Roman" w:hAnsi="Times New Roman"/>
+                <w:sz w:val="24"/>
+                <w:lang w:val="en-US"/>
+              </w:rPr>
+            </w:pPr>
+            <w:proofErr w:type="spellStart"/>
+            <w:r>
+              <w:rPr>
+                <w:rFonts w:ascii="Times New Roman" w:hAnsi="Times New Roman"/>
+                <w:sz w:val="24"/>
+                <w:lang w:val="en-US"/>
+              </w:rPr>
+              <w:t>Раз</w:t>
+            </w:r>
+            <w:proofErr w:type="spellEnd"/>
+            <w:r>
+              <w:rPr>
+                <w:rFonts w:ascii="Times New Roman" w:hAnsi="Times New Roman"/>
+                <w:sz w:val="24"/>
+                <w:lang w:val="en-US"/>
+              </w:rPr>
+              <w:t xml:space="preserve"> в 2 </w:t>
+            </w:r>
+            <w:proofErr w:type="spellStart"/>
+            <w:r>
+              <w:rPr>
+                <w:rFonts w:ascii="Times New Roman" w:hAnsi="Times New Roman"/>
+                <w:sz w:val="24"/>
+                <w:lang w:val="en-US"/>
+              </w:rPr>
+              <w:t>недели</w:t>
+            </w:r>
+            <w:proofErr w:type="spellEnd"/>
+            <w:r>
+              <w:rPr>
+                <w:rFonts w:ascii="Times New Roman" w:hAnsi="Times New Roman"/>
+                <w:sz w:val="24"/>
+                <w:lang w:val="en-US"/>
+              </w:rPr>
+              <w:t xml:space="preserve">, 2 </w:t>
+            </w:r>
+            <w:proofErr w:type="spellStart"/>
+            <w:r>
+              <w:rPr>
+                <w:rFonts w:ascii="Times New Roman" w:hAnsi="Times New Roman"/>
+                <w:sz w:val="24"/>
+                <w:lang w:val="en-US"/>
+              </w:rPr>
+              <w:t>часа</w:t>
+            </w:r>
+            <w:proofErr w:type="spellEnd"/>
+          </w:p>
+        </w:tc>
+        <w:tc>
+          <w:tcPr>
+            <w:tcW w:w="3118" w:type="dxa"/>
+          </w:tcPr>
+          <w:p>
+            <w:pPr>
+              <w:rPr>
+                <w:rFonts w:ascii="Times New Roman" w:hAnsi="Times New Roman"/>
+                <w:sz w:val="24"/>
+                <w:lang w:val="en-US"/>
+              </w:rPr>
+            </w:pPr>
+            <w:r>
+              <w:rPr>
+                <w:rFonts w:ascii="Times New Roman" w:hAnsi="Times New Roman"/>
+                <w:sz w:val="24"/>
+                <w:lang w:val="en-US"/>
+              </w:rPr>
+              <w:t xml:space="preserve">Sprint Backlog в JIRA, </w:t>
+            </w:r>
+            <w:proofErr w:type="spellStart"/>
+            <w:r>
+              <w:rPr>
+                <w:rFonts w:ascii="Times New Roman" w:hAnsi="Times New Roman"/>
+                <w:sz w:val="24"/>
+                <w:lang w:val="en-US"/>
+              </w:rPr>
+              <w:t>цели</w:t>
+            </w:r>
+            <w:proofErr w:type="spellEnd"/>
+            <w:r>
+              <w:rPr>
+                <w:rFonts w:ascii="Times New Roman" w:hAnsi="Times New Roman"/>
+                <w:sz w:val="24"/>
+                <w:lang w:val="en-US"/>
+              </w:rPr>
+              <w:t xml:space="preserve"> </w:t>
+            </w:r>
+            <w:proofErr w:type="spellStart"/>
+            <w:r>
+              <w:rPr>
+                <w:rFonts w:ascii="Times New Roman" w:hAnsi="Times New Roman"/>
+                <w:sz w:val="24"/>
+                <w:lang w:val="en-US"/>
+              </w:rPr>
+              <w:t>спринта</w:t>
+            </w:r>
+            <w:proofErr w:type="spellEnd"/>
+          </w:p>
+        </w:tc>
+      </w:tr>
+      <w:tr>
+        <w:tc>
+          <w:tcPr>
+            <w:tcW w:w="3119" w:type="dxa"/>
+          </w:tcPr>
+          <w:p>
+            <w:pPr>
+              <w:rPr>
+                <w:rFonts w:ascii="Times New Roman" w:hAnsi="Times New Roman"/>
+                <w:sz w:val="24"/>
+                <w:lang w:val="en-US"/>
+              </w:rPr>
+            </w:pPr>
+            <w:r>
+              <w:rPr>
+                <w:rFonts w:ascii="Times New Roman" w:hAnsi="Times New Roman"/>
+                <w:sz w:val="24"/>
+                <w:lang w:val="en-US"/>
+              </w:rPr>
+              <w:t>Sprint Review (</w:t>
+            </w:r>
+            <w:proofErr w:type="spellStart"/>
+            <w:r>
+              <w:rPr>
+                <w:rFonts w:ascii="Times New Roman" w:hAnsi="Times New Roman"/>
+                <w:sz w:val="24"/>
+                <w:lang w:val="en-US"/>
+              </w:rPr>
+              <w:t>команда</w:t>
+            </w:r>
+            <w:proofErr w:type="spellEnd"/>
+            <w:r>
+              <w:rPr>
+                <w:rFonts w:ascii="Times New Roman" w:hAnsi="Times New Roman"/>
+                <w:sz w:val="24"/>
+                <w:lang w:val="en-US"/>
+              </w:rPr>
+              <w:t xml:space="preserve"> + </w:t>
+            </w:r>
+            <w:proofErr w:type="spellStart"/>
+            <w:r>
+              <w:rPr>
+                <w:rFonts w:ascii="Times New Roman" w:hAnsi="Times New Roman"/>
+                <w:sz w:val="24"/>
+                <w:lang w:val="en-US"/>
+              </w:rPr>
+              <w:t>стейкхолдеры</w:t>
+            </w:r>
+            <w:proofErr w:type="spellEnd"/>
+            <w:r>
+              <w:rPr>
+                <w:rFonts w:ascii="Times New Roman" w:hAnsi="Times New Roman"/>
+                <w:sz w:val="24"/>
+                <w:lang w:val="en-US"/>
+              </w:rPr>
+              <w:t>)</w:t>
+            </w:r>
+          </w:p>
+        </w:tc>
+        <w:tc>
+          <w:tcPr>
+            <w:tcW w:w="3118" w:type="dxa"/>
+          </w:tcPr>
+          <w:p>
+            <w:pPr>
+              <w:rPr>
+                <w:rFonts w:ascii="Times New Roman" w:hAnsi="Times New Roman"/>
+                <w:sz w:val="24"/>
+                <w:lang w:val="en-US"/>
+              </w:rPr>
+            </w:pPr>
+            <w:proofErr w:type="spellStart"/>
+            <w:r>
+              <w:rPr>
+                <w:rFonts w:ascii="Times New Roman" w:hAnsi="Times New Roman"/>
+                <w:sz w:val="24"/>
+                <w:lang w:val="en-US"/>
+              </w:rPr>
+              <w:t>Раз</w:t>
+            </w:r>
+            <w:proofErr w:type="spellEnd"/>
+            <w:r>
+              <w:rPr>
+                <w:rFonts w:ascii="Times New Roman" w:hAnsi="Times New Roman"/>
+                <w:sz w:val="24"/>
+                <w:lang w:val="en-US"/>
+              </w:rPr>
+              <w:t xml:space="preserve"> в 2 </w:t>
+            </w:r>
+            <w:proofErr w:type="spellStart"/>
+            <w:r>
+              <w:rPr>
+                <w:rFonts w:ascii="Times New Roman" w:hAnsi="Times New Roman"/>
+                <w:sz w:val="24"/>
+                <w:lang w:val="en-US"/>
+              </w:rPr>
+              <w:t>недели</w:t>
+            </w:r>
+            <w:proofErr w:type="spellEnd"/>
+            <w:r>
+              <w:rPr>
+                <w:rFonts w:ascii="Times New Roman" w:hAnsi="Times New Roman"/>
+                <w:sz w:val="24"/>
+                <w:lang w:val="en-US"/>
+              </w:rPr>
+              <w:t xml:space="preserve">, 1.5 </w:t>
+            </w:r>
+            <w:proofErr w:type="spellStart"/>
+            <w:r>
+              <w:rPr>
+                <w:rFonts w:ascii="Times New Roman" w:hAnsi="Times New Roman"/>
+                <w:sz w:val="24"/>
+                <w:lang w:val="en-US"/>
+              </w:rPr>
+              <w:t>часа</w:t>
+            </w:r>
+            <w:proofErr w:type="spellEnd"/>
+          </w:p>
+        </w:tc>
+        <w:tc>
+          <w:tcPr>
+            <w:tcW w:w="3118" w:type="dxa"/>
+          </w:tcPr>
+          <w:p>
+            <w:pPr>
+              <w:rPr>
+                <w:rFonts w:ascii="Times New Roman" w:hAnsi="Times New Roman"/>
+                <w:sz w:val="24"/>
+                <w:lang w:val="en-US"/>
+              </w:rPr>
+            </w:pPr>
+            <w:proofErr w:type="spellStart"/>
+            <w:r>
+              <w:rPr>
+                <w:rFonts w:ascii="Times New Roman" w:hAnsi="Times New Roman"/>
+                <w:sz w:val="24"/>
+                <w:lang w:val="en-US"/>
+              </w:rPr>
+              <w:t>Демо</w:t>
+            </w:r>
+            <w:proofErr w:type="spellEnd"/>
+            <w:r>
+              <w:rPr>
+                <w:rFonts w:ascii="Times New Roman" w:hAnsi="Times New Roman"/>
+                <w:sz w:val="24"/>
+                <w:lang w:val="en-US"/>
+              </w:rPr>
+              <w:t xml:space="preserve"> </w:t>
+            </w:r>
+            <w:proofErr w:type="spellStart"/>
+            <w:r>
+              <w:rPr>
+                <w:rFonts w:ascii="Times New Roman" w:hAnsi="Times New Roman"/>
+                <w:sz w:val="24"/>
+                <w:lang w:val="en-US"/>
+              </w:rPr>
+              <w:t>функционала</w:t>
+            </w:r>
+            <w:proofErr w:type="spellEnd"/>
+            <w:r>
+              <w:rPr>
+                <w:rFonts w:ascii="Times New Roman" w:hAnsi="Times New Roman"/>
+                <w:sz w:val="24"/>
+                <w:lang w:val="en-US"/>
+              </w:rPr>
+              <w:t xml:space="preserve">, </w:t>
+            </w:r>
+            <w:proofErr w:type="spellStart"/>
+            <w:r>
+              <w:rPr>
+                <w:rFonts w:ascii="Times New Roman" w:hAnsi="Times New Roman"/>
+                <w:sz w:val="24"/>
+                <w:lang w:val="en-US"/>
+              </w:rPr>
+              <w:t>протокол</w:t>
+            </w:r>
+            <w:proofErr w:type="spellEnd"/>
+            <w:r>
+              <w:rPr>
+                <w:rFonts w:ascii="Times New Roman" w:hAnsi="Times New Roman"/>
+                <w:sz w:val="24"/>
+                <w:lang w:val="en-US"/>
+              </w:rPr>
+              <w:t xml:space="preserve"> </w:t>
+            </w:r>
+            <w:proofErr w:type="spellStart"/>
+            <w:r>
+              <w:rPr>
+                <w:rFonts w:ascii="Times New Roman" w:hAnsi="Times New Roman"/>
+                <w:sz w:val="24"/>
+                <w:lang w:val="en-US"/>
+              </w:rPr>
+              <w:t>встречи</w:t>
+            </w:r>
+            <w:proofErr w:type="spellEnd"/>
+          </w:p>
+        </w:tc>
+      </w:tr>
+      <w:tr>
+        <w:tc>
+          <w:tcPr>
+            <w:tcW w:w="3119" w:type="dxa"/>
+          </w:tcPr>
+          <w:p>
+            <w:pPr>
+              <w:rPr>
+                <w:rFonts w:ascii="Times New Roman" w:hAnsi="Times New Roman"/>
+                <w:sz w:val="24"/>
+                <w:lang w:val="en-US"/>
+              </w:rPr>
+            </w:pPr>
+            <w:r>
+              <w:rPr>
+                <w:rFonts w:ascii="Times New Roman" w:hAnsi="Times New Roman"/>
+                <w:sz w:val="24"/>
+                <w:lang w:val="en-US"/>
+              </w:rPr>
+              <w:t>Sprint Retrospective (</w:t>
+            </w:r>
+            <w:proofErr w:type="spellStart"/>
+            <w:r>
+              <w:rPr>
+                <w:rFonts w:ascii="Times New Roman" w:hAnsi="Times New Roman"/>
+                <w:sz w:val="24"/>
+                <w:lang w:val="en-US"/>
+              </w:rPr>
+              <w:t>вся</w:t>
+            </w:r>
+            <w:proofErr w:type="spellEnd"/>
+            <w:r>
+              <w:rPr>
+                <w:rFonts w:ascii="Times New Roman" w:hAnsi="Times New Roman"/>
+                <w:sz w:val="24"/>
+                <w:lang w:val="en-US"/>
+              </w:rPr>
+              <w:t xml:space="preserve"> </w:t>
+            </w:r>
+            <w:proofErr w:type="spellStart"/>
+            <w:r>
+              <w:rPr>
+                <w:rFonts w:ascii="Times New Roman" w:hAnsi="Times New Roman"/>
+                <w:sz w:val="24"/>
+                <w:lang w:val="en-US"/>
+              </w:rPr>
+              <w:t>команда</w:t>
+            </w:r>
+            <w:proofErr w:type="spellEnd"/>
+            <w:r>
+              <w:rPr>
+                <w:rFonts w:ascii="Times New Roman" w:hAnsi="Times New Roman"/>
+                <w:sz w:val="24"/>
+                <w:lang w:val="en-US"/>
+              </w:rPr>
+              <w:t>)</w:t>
+            </w:r>
+          </w:p>
+        </w:tc>
+        <w:tc>
+          <w:tcPr>
+            <w:tcW w:w="3118" w:type="dxa"/>
+          </w:tcPr>
+          <w:p>
+            <w:pPr>
+              <w:rPr>
+                <w:rFonts w:ascii="Times New Roman" w:hAnsi="Times New Roman"/>
+                <w:sz w:val="24"/>
+                <w:lang w:val="en-US"/>
+              </w:rPr>
+            </w:pPr>
+            <w:proofErr w:type="spellStart"/>
+            <w:r>
+              <w:rPr>
+                <w:rFonts w:ascii="Times New Roman" w:hAnsi="Times New Roman"/>
+                <w:sz w:val="24"/>
+                <w:lang w:val="en-US"/>
+              </w:rPr>
+              <w:t>Раз</w:t>
+            </w:r>
+            <w:proofErr w:type="spellEnd"/>
+            <w:r>
+              <w:rPr>
+                <w:rFonts w:ascii="Times New Roman" w:hAnsi="Times New Roman"/>
+                <w:sz w:val="24"/>
+                <w:lang w:val="en-US"/>
+              </w:rPr>
+              <w:t xml:space="preserve"> в 2 </w:t>
+            </w:r>
+            <w:proofErr w:type="spellStart"/>
+            <w:r>
+              <w:rPr>
+                <w:rFonts w:ascii="Times New Roman" w:hAnsi="Times New Roman"/>
+                <w:sz w:val="24"/>
+                <w:lang w:val="en-US"/>
+              </w:rPr>
+              <w:t>недели</w:t>
+            </w:r>
+            <w:proofErr w:type="spellEnd"/>
+            <w:r>
+              <w:rPr>
+                <w:rFonts w:ascii="Times New Roman" w:hAnsi="Times New Roman"/>
+                <w:sz w:val="24"/>
+                <w:lang w:val="en-US"/>
+              </w:rPr>
+              <w:t xml:space="preserve">, 1 </w:t>
+            </w:r>
+            <w:proofErr w:type="spellStart"/>
+            <w:r>
+              <w:rPr>
+                <w:rFonts w:ascii="Times New Roman" w:hAnsi="Times New Roman"/>
+                <w:sz w:val="24"/>
+                <w:lang w:val="en-US"/>
+              </w:rPr>
+              <w:t>час</w:t>
+            </w:r>
+            <w:proofErr w:type="spellEnd"/>
+          </w:p>
+        </w:tc>
+        <w:tc>
+          <w:tcPr>
+            <w:tcW w:w="3118" w:type="dxa"/>
+          </w:tcPr>
+          <w:p>
+            <w:pPr>
+              <w:rPr>
+                <w:rFonts w:ascii="Times New Roman" w:hAnsi="Times New Roman"/>
+                <w:sz w:val="24"/>
+                <w:lang w:val="en-US"/>
+              </w:rPr>
+            </w:pPr>
+            <w:r>
+              <w:rPr>
+                <w:rFonts w:ascii="Times New Roman" w:hAnsi="Times New Roman"/>
+                <w:sz w:val="24"/>
+                <w:lang w:val="en-US"/>
+              </w:rPr>
+              <w:t xml:space="preserve">Action items, </w:t>
+            </w:r>
+            <w:proofErr w:type="spellStart"/>
+            <w:r>
+              <w:rPr>
+                <w:rFonts w:ascii="Times New Roman" w:hAnsi="Times New Roman"/>
+                <w:sz w:val="24"/>
+                <w:lang w:val="en-US"/>
+              </w:rPr>
+              <w:t>улучшения</w:t>
+            </w:r>
+            <w:proofErr w:type="spellEnd"/>
+            <w:r>
+              <w:rPr>
+                <w:rFonts w:ascii="Times New Roman" w:hAnsi="Times New Roman"/>
+                <w:sz w:val="24"/>
+                <w:lang w:val="en-US"/>
+              </w:rPr>
+              <w:t xml:space="preserve"> </w:t>
+            </w:r>
+            <w:proofErr w:type="spellStart"/>
+            <w:r>
+              <w:rPr>
+                <w:rFonts w:ascii="Times New Roman" w:hAnsi="Times New Roman"/>
+                <w:sz w:val="24"/>
+                <w:lang w:val="en-US"/>
+              </w:rPr>
+              <w:t>процесса</w:t>
+            </w:r>
+            <w:proofErr w:type="spellEnd"/>
+          </w:p>
+        </w:tc>
+      </w:tr>
+      <w:tr>
+        <w:tc>
+          <w:tcPr>
+            <w:tcW w:w="3119" w:type="dxa"/>
+          </w:tcPr>
+          <w:p>
+            <w:pPr>
+              <w:rPr>
+                <w:rFonts w:ascii="Times New Roman" w:hAnsi="Times New Roman"/>
+                <w:sz w:val="24"/>
+                <w:lang w:val="en-US"/>
+              </w:rPr>
+            </w:pPr>
+            <w:r>
+              <w:rPr>
+                <w:rFonts w:ascii="Times New Roman" w:hAnsi="Times New Roman"/>
+                <w:sz w:val="24"/>
+                <w:lang w:val="en-US"/>
+              </w:rPr>
+              <w:t>Backlog Refinement (</w:t>
+            </w:r>
+            <w:proofErr w:type="spellStart"/>
+            <w:r>
+              <w:rPr>
+                <w:rFonts w:ascii="Times New Roman" w:hAnsi="Times New Roman"/>
+                <w:sz w:val="24"/>
+                <w:lang w:val="en-US"/>
+              </w:rPr>
+              <w:t>команда</w:t>
+            </w:r>
+            <w:proofErr w:type="spellEnd"/>
+            <w:r>
+              <w:rPr>
+                <w:rFonts w:ascii="Times New Roman" w:hAnsi="Times New Roman"/>
+                <w:sz w:val="24"/>
+                <w:lang w:val="en-US"/>
+              </w:rPr>
+              <w:t xml:space="preserve"> + PO)</w:t>
+            </w:r>
+          </w:p>
+        </w:tc>
+        <w:tc>
+          <w:tcPr>
+            <w:tcW w:w="3118" w:type="dxa"/>
+          </w:tcPr>
+          <w:p>
+            <w:pPr>
+              <w:rPr>
+                <w:rFonts w:ascii="Times New Roman" w:hAnsi="Times New Roman"/>
+                <w:sz w:val="24"/>
+                <w:lang w:val="en-US"/>
+              </w:rPr>
+            </w:pPr>
+            <w:proofErr w:type="spellStart"/>
+            <w:r>
+              <w:rPr>
+                <w:rFonts w:ascii="Times New Roman" w:hAnsi="Times New Roman"/>
+                <w:sz w:val="24"/>
+                <w:lang w:val="en-US"/>
+              </w:rPr>
+              <w:t>Раз</w:t>
+            </w:r>
+            <w:proofErr w:type="spellEnd"/>
+            <w:r>
+              <w:rPr>
+                <w:rFonts w:ascii="Times New Roman" w:hAnsi="Times New Roman"/>
+                <w:sz w:val="24"/>
+                <w:lang w:val="en-US"/>
+              </w:rPr>
+              <w:t xml:space="preserve"> в </w:t>
+            </w:r>
+            <w:proofErr w:type="spellStart"/>
+            <w:r>
+              <w:rPr>
+                <w:rFonts w:ascii="Times New Roman" w:hAnsi="Times New Roman"/>
+                <w:sz w:val="24"/>
+                <w:lang w:val="en-US"/>
+              </w:rPr>
+              <w:t>неделю</w:t>
+            </w:r>
+            <w:proofErr w:type="spellEnd"/>
+            <w:r>
+              <w:rPr>
+                <w:rFonts w:ascii="Times New Roman" w:hAnsi="Times New Roman"/>
+                <w:sz w:val="24"/>
+                <w:lang w:val="en-US"/>
+              </w:rPr>
+              <w:t xml:space="preserve">, 1 </w:t>
+            </w:r>
+            <w:proofErr w:type="spellStart"/>
+            <w:r>
+              <w:rPr>
+                <w:rFonts w:ascii="Times New Roman" w:hAnsi="Times New Roman"/>
+                <w:sz w:val="24"/>
+                <w:lang w:val="en-US"/>
+              </w:rPr>
+              <w:t>час</w:t>
+            </w:r>
+            <w:proofErr w:type="spellEnd"/>
+          </w:p>
+        </w:tc>
+        <w:tc>
+          <w:tcPr>
+            <w:tcW w:w="3118" w:type="dxa"/>
+          </w:tcPr>
+          <w:p>
+            <w:pPr>
+              <w:rPr>
+                <w:rFonts w:ascii="Times New Roman" w:hAnsi="Times New Roman"/>
+                <w:sz w:val="24"/>
+                <w:lang w:val="en-US"/>
+              </w:rPr>
+            </w:pPr>
+            <w:proofErr w:type="spellStart"/>
+            <w:r>
+              <w:rPr>
+                <w:rFonts w:ascii="Times New Roman" w:hAnsi="Times New Roman"/>
+                <w:sz w:val="24"/>
+                <w:lang w:val="en-US"/>
+              </w:rPr>
+              <w:t>Уточненные</w:t>
+            </w:r>
+            <w:proofErr w:type="spellEnd"/>
+            <w:r>
+              <w:rPr>
+                <w:rFonts w:ascii="Times New Roman" w:hAnsi="Times New Roman"/>
+                <w:sz w:val="24"/>
+                <w:lang w:val="en-US"/>
+              </w:rPr>
+              <w:t xml:space="preserve"> </w:t>
+            </w:r>
+            <w:proofErr w:type="spellStart"/>
+            <w:r>
+              <w:rPr>
+                <w:rFonts w:ascii="Times New Roman" w:hAnsi="Times New Roman"/>
+                <w:sz w:val="24"/>
+                <w:lang w:val="en-US"/>
+              </w:rPr>
+              <w:t>пользовательские</w:t>
+            </w:r>
+            <w:proofErr w:type="spellEnd"/>
+            <w:r>
+              <w:rPr>
+                <w:rFonts w:ascii="Times New Roman" w:hAnsi="Times New Roman"/>
+                <w:sz w:val="24"/>
+                <w:lang w:val="en-US"/>
+              </w:rPr>
+              <w:t xml:space="preserve"> </w:t>
+            </w:r>
+            <w:proofErr w:type="spellStart"/>
+            <w:r>
+              <w:rPr>
+                <w:rFonts w:ascii="Times New Roman" w:hAnsi="Times New Roman"/>
+                <w:sz w:val="24"/>
+                <w:lang w:val="en-US"/>
+              </w:rPr>
+              <w:t>истории</w:t>
+            </w:r>
+            <w:proofErr w:type="spellEnd"/>
+          </w:p>
+        </w:tc>
+      </w:tr>
+      <w:tr>
+        <w:tc>
+          <w:tcPr>
+            <w:tcW w:w="3119" w:type="dxa"/>
+          </w:tcPr>
+          <w:p>
+            <w:pPr>
+              <w:rPr>
+                <w:rFonts w:ascii="Times New Roman" w:hAnsi="Times New Roman"/>
+                <w:sz w:val="24"/>
+                <w:lang w:val="en-US"/>
+              </w:rPr>
+            </w:pPr>
+            <w:r>
+              <w:rPr>
+                <w:rFonts w:ascii="Times New Roman" w:hAnsi="Times New Roman"/>
+                <w:sz w:val="24"/>
+                <w:lang w:val="en-US"/>
+              </w:rPr>
+              <w:t xml:space="preserve">One-on-One (Tech Lead с </w:t>
+            </w:r>
+            <w:proofErr w:type="spellStart"/>
+            <w:r>
+              <w:rPr>
+                <w:rFonts w:ascii="Times New Roman" w:hAnsi="Times New Roman"/>
+                <w:sz w:val="24"/>
+                <w:lang w:val="en-US"/>
+              </w:rPr>
+              <w:t>членами</w:t>
+            </w:r>
+            <w:proofErr w:type="spellEnd"/>
+            <w:r>
+              <w:rPr>
+                <w:rFonts w:ascii="Times New Roman" w:hAnsi="Times New Roman"/>
+                <w:sz w:val="24"/>
+                <w:lang w:val="en-US"/>
+              </w:rPr>
+              <w:t xml:space="preserve"> </w:t>
+            </w:r>
+            <w:proofErr w:type="spellStart"/>
+            <w:r>
+              <w:rPr>
+                <w:rFonts w:ascii="Times New Roman" w:hAnsi="Times New Roman"/>
+                <w:sz w:val="24"/>
+                <w:lang w:val="en-US"/>
+              </w:rPr>
+              <w:t>команды</w:t>
+            </w:r>
+            <w:proofErr w:type="spellEnd"/>
+            <w:r>
+              <w:rPr>
+                <w:rFonts w:ascii="Times New Roman" w:hAnsi="Times New Roman"/>
+                <w:sz w:val="24"/>
+                <w:lang w:val="en-US"/>
+              </w:rPr>
+              <w:t>)</w:t>
+            </w:r>
+          </w:p>
+        </w:tc>
+        <w:tc>
+          <w:tcPr>
+            <w:tcW w:w="3118" w:type="dxa"/>
+          </w:tcPr>
+          <w:p>
+            <w:pPr>
+              <w:rPr>
+                <w:rFonts w:ascii="Times New Roman" w:hAnsi="Times New Roman"/>
+                <w:sz w:val="24"/>
+                <w:lang w:val="en-US"/>
+              </w:rPr>
+            </w:pPr>
+            <w:proofErr w:type="spellStart"/>
+            <w:r>
+              <w:rPr>
+                <w:rFonts w:ascii="Times New Roman" w:hAnsi="Times New Roman"/>
+                <w:sz w:val="24"/>
+                <w:lang w:val="en-US"/>
+              </w:rPr>
+              <w:t>Раз</w:t>
+            </w:r>
+            <w:proofErr w:type="spellEnd"/>
+            <w:r>
+              <w:rPr>
+                <w:rFonts w:ascii="Times New Roman" w:hAnsi="Times New Roman"/>
+                <w:sz w:val="24"/>
+                <w:lang w:val="en-US"/>
+              </w:rPr>
+              <w:t xml:space="preserve"> в 2 </w:t>
+            </w:r>
+            <w:proofErr w:type="spellStart"/>
+            <w:r>
+              <w:rPr>
+                <w:rFonts w:ascii="Times New Roman" w:hAnsi="Times New Roman"/>
+                <w:sz w:val="24"/>
+                <w:lang w:val="en-US"/>
+              </w:rPr>
+              <w:t>недели</w:t>
+            </w:r>
+            <w:proofErr w:type="spellEnd"/>
+            <w:r>
+              <w:rPr>
+                <w:rFonts w:ascii="Times New Roman" w:hAnsi="Times New Roman"/>
+                <w:sz w:val="24"/>
+                <w:lang w:val="en-US"/>
+              </w:rPr>
+              <w:t xml:space="preserve">, 30 </w:t>
+            </w:r>
+            <w:proofErr w:type="spellStart"/>
+            <w:r>
+              <w:rPr>
+                <w:rFonts w:ascii="Times New Roman" w:hAnsi="Times New Roman"/>
+                <w:sz w:val="24"/>
+                <w:lang w:val="en-US"/>
+              </w:rPr>
+              <w:t>мин</w:t>
+            </w:r>
+            <w:proofErr w:type="spellEnd"/>
+          </w:p>
+        </w:tc>
+        <w:tc>
+          <w:tcPr>
+            <w:tcW w:w="3118" w:type="dxa"/>
+          </w:tcPr>
+          <w:p>
+            <w:pPr>
+              <w:rPr>
+                <w:rFonts w:ascii="Times New Roman" w:hAnsi="Times New Roman"/>
+                <w:sz w:val="24"/>
+                <w:lang w:val="en-US"/>
+              </w:rPr>
+            </w:pPr>
+            <w:proofErr w:type="spellStart"/>
+            <w:r>
+              <w:rPr>
+                <w:rFonts w:ascii="Times New Roman" w:hAnsi="Times New Roman"/>
+                <w:sz w:val="24"/>
+                <w:lang w:val="en-US"/>
+              </w:rPr>
+              <w:t>Заметки</w:t>
+            </w:r>
+            <w:proofErr w:type="spellEnd"/>
+            <w:r>
+              <w:rPr>
+                <w:rFonts w:ascii="Times New Roman" w:hAnsi="Times New Roman"/>
+                <w:sz w:val="24"/>
+                <w:lang w:val="en-US"/>
+              </w:rPr>
+              <w:t xml:space="preserve"> о </w:t>
+            </w:r>
+            <w:proofErr w:type="spellStart"/>
+            <w:r>
+              <w:rPr>
+                <w:rFonts w:ascii="Times New Roman" w:hAnsi="Times New Roman"/>
+                <w:sz w:val="24"/>
+                <w:lang w:val="en-US"/>
+              </w:rPr>
+              <w:t>развитии</w:t>
+            </w:r>
+            <w:proofErr w:type="spellEnd"/>
+            <w:r>
+              <w:rPr>
+                <w:rFonts w:ascii="Times New Roman" w:hAnsi="Times New Roman"/>
+                <w:sz w:val="24"/>
+                <w:lang w:val="en-US"/>
+              </w:rPr>
+              <w:t xml:space="preserve">, </w:t>
+            </w:r>
+            <w:proofErr w:type="spellStart"/>
+            <w:r>
+              <w:rPr>
+                <w:rFonts w:ascii="Times New Roman" w:hAnsi="Times New Roman"/>
+                <w:sz w:val="24"/>
+                <w:lang w:val="en-US"/>
+              </w:rPr>
+              <w:t>фидбек</w:t>
+            </w:r>
+            <w:proofErr w:type="spellEnd"/>
+          </w:p>
+        </w:tc>
+      </w:tr>
+      <w:tr>
+        <w:tc>
+          <w:tcPr>
+            <w:tcW w:w="3119" w:type="dxa"/>
+          </w:tcPr>
+          <w:p>
+            <w:pPr>
+              <w:rPr>
+                <w:rFonts w:ascii="Times New Roman" w:hAnsi="Times New Roman"/>
+                <w:sz w:val="24"/>
+                <w:lang w:val="en-US"/>
+              </w:rPr>
+            </w:pPr>
+            <w:r>
+              <w:rPr>
+                <w:rFonts w:ascii="Times New Roman" w:hAnsi="Times New Roman"/>
+                <w:sz w:val="24"/>
+                <w:lang w:val="en-US"/>
+              </w:rPr>
+              <w:t xml:space="preserve">Stakeholder Meeting (PM + </w:t>
+            </w:r>
+            <w:proofErr w:type="spellStart"/>
+            <w:r>
+              <w:rPr>
+                <w:rFonts w:ascii="Times New Roman" w:hAnsi="Times New Roman"/>
+                <w:sz w:val="24"/>
+                <w:lang w:val="en-US"/>
+              </w:rPr>
+              <w:t>руководство</w:t>
+            </w:r>
+            <w:proofErr w:type="spellEnd"/>
+            <w:r>
+              <w:rPr>
+                <w:rFonts w:ascii="Times New Roman" w:hAnsi="Times New Roman"/>
+                <w:sz w:val="24"/>
+                <w:lang w:val="en-US"/>
+              </w:rPr>
+              <w:t xml:space="preserve"> Valve)</w:t>
+            </w:r>
+          </w:p>
+        </w:tc>
+        <w:tc>
+          <w:tcPr>
+            <w:tcW w:w="3118" w:type="dxa"/>
+          </w:tcPr>
+          <w:p>
+            <w:pPr>
+              <w:rPr>
+                <w:rFonts w:ascii="Times New Roman" w:hAnsi="Times New Roman"/>
+                <w:sz w:val="24"/>
+                <w:lang w:val="en-US"/>
+              </w:rPr>
+            </w:pPr>
+            <w:proofErr w:type="spellStart"/>
+            <w:r>
+              <w:rPr>
+                <w:rFonts w:ascii="Times New Roman" w:hAnsi="Times New Roman"/>
+                <w:sz w:val="24"/>
+                <w:lang w:val="en-US"/>
+              </w:rPr>
+              <w:t>Раз</w:t>
+            </w:r>
+            <w:proofErr w:type="spellEnd"/>
+            <w:r>
+              <w:rPr>
+                <w:rFonts w:ascii="Times New Roman" w:hAnsi="Times New Roman"/>
+                <w:sz w:val="24"/>
+                <w:lang w:val="en-US"/>
+              </w:rPr>
+              <w:t xml:space="preserve"> в </w:t>
+            </w:r>
+            <w:proofErr w:type="spellStart"/>
+            <w:r>
+              <w:rPr>
+                <w:rFonts w:ascii="Times New Roman" w:hAnsi="Times New Roman"/>
+                <w:sz w:val="24"/>
+                <w:lang w:val="en-US"/>
+              </w:rPr>
+              <w:t>месяц</w:t>
+            </w:r>
+            <w:proofErr w:type="spellEnd"/>
+            <w:r>
+              <w:rPr>
+                <w:rFonts w:ascii="Times New Roman" w:hAnsi="Times New Roman"/>
+                <w:sz w:val="24"/>
+                <w:lang w:val="en-US"/>
+              </w:rPr>
+              <w:t xml:space="preserve">, 1 </w:t>
+            </w:r>
+            <w:proofErr w:type="spellStart"/>
+            <w:r>
+              <w:rPr>
+                <w:rFonts w:ascii="Times New Roman" w:hAnsi="Times New Roman"/>
+                <w:sz w:val="24"/>
+                <w:lang w:val="en-US"/>
+              </w:rPr>
+              <w:t>час</w:t>
+            </w:r>
+            <w:proofErr w:type="spellEnd"/>
+          </w:p>
+        </w:tc>
+        <w:tc>
+          <w:tcPr>
+            <w:tcW w:w="3118" w:type="dxa"/>
+          </w:tcPr>
+          <w:p>
+            <w:pPr>
+              <w:rPr>
+                <w:rFonts w:ascii="Times New Roman" w:hAnsi="Times New Roman"/>
+                <w:sz w:val="24"/>
+              </w:rPr>
+            </w:pPr>
+            <w:r>
+              <w:rPr>
+                <w:rFonts w:ascii="Times New Roman" w:hAnsi="Times New Roman"/>
+                <w:sz w:val="24"/>
+              </w:rPr>
+              <w:t>Отчет о прогрессе, метрики проекта</w:t>
+            </w:r>
+          </w:p>
+        </w:tc>
+      </w:tr>
+      <w:tr>
+        <w:tc>
+          <w:tcPr>
+            <w:tcW w:w="3119" w:type="dxa"/>
+          </w:tcPr>
+          <w:p>
+            <w:pPr>
+              <w:rPr>
+                <w:rFonts w:ascii="Times New Roman" w:hAnsi="Times New Roman"/>
+                <w:sz w:val="24"/>
+                <w:lang w:val="en-US"/>
+              </w:rPr>
+            </w:pPr>
+            <w:r>
+              <w:rPr>
+                <w:rFonts w:ascii="Times New Roman" w:hAnsi="Times New Roman"/>
+                <w:sz w:val="24"/>
+                <w:lang w:val="en-US"/>
+              </w:rPr>
+              <w:t>ML Model Review (ML Engineers + Data Analyst)</w:t>
+            </w:r>
+          </w:p>
+        </w:tc>
+        <w:tc>
+          <w:tcPr>
+            <w:tcW w:w="3118" w:type="dxa"/>
+          </w:tcPr>
+          <w:p>
+            <w:pPr>
+              <w:rPr>
+                <w:rFonts w:ascii="Times New Roman" w:hAnsi="Times New Roman"/>
+                <w:sz w:val="24"/>
+                <w:lang w:val="en-US"/>
+              </w:rPr>
+            </w:pPr>
+            <w:proofErr w:type="spellStart"/>
+            <w:r>
+              <w:rPr>
+                <w:rFonts w:ascii="Times New Roman" w:hAnsi="Times New Roman"/>
+                <w:sz w:val="24"/>
+                <w:lang w:val="en-US"/>
+              </w:rPr>
+              <w:t>Раз</w:t>
+            </w:r>
+            <w:proofErr w:type="spellEnd"/>
+            <w:r>
+              <w:rPr>
+                <w:rFonts w:ascii="Times New Roman" w:hAnsi="Times New Roman"/>
+                <w:sz w:val="24"/>
+                <w:lang w:val="en-US"/>
+              </w:rPr>
+              <w:t xml:space="preserve"> в </w:t>
+            </w:r>
+            <w:proofErr w:type="spellStart"/>
+            <w:r>
+              <w:rPr>
+                <w:rFonts w:ascii="Times New Roman" w:hAnsi="Times New Roman"/>
+                <w:sz w:val="24"/>
+                <w:lang w:val="en-US"/>
+              </w:rPr>
+              <w:t>неделю</w:t>
+            </w:r>
+            <w:proofErr w:type="spellEnd"/>
+            <w:r>
+              <w:rPr>
+                <w:rFonts w:ascii="Times New Roman" w:hAnsi="Times New Roman"/>
+                <w:sz w:val="24"/>
+                <w:lang w:val="en-US"/>
+              </w:rPr>
+              <w:t xml:space="preserve">, 1 </w:t>
+            </w:r>
+            <w:proofErr w:type="spellStart"/>
+            <w:r>
+              <w:rPr>
+                <w:rFonts w:ascii="Times New Roman" w:hAnsi="Times New Roman"/>
+                <w:sz w:val="24"/>
+                <w:lang w:val="en-US"/>
+              </w:rPr>
+              <w:t>час</w:t>
+            </w:r>
+            <w:proofErr w:type="spellEnd"/>
+          </w:p>
+        </w:tc>
+        <w:tc>
+          <w:tcPr>
+            <w:tcW w:w="3118" w:type="dxa"/>
+          </w:tcPr>
+          <w:p>
+            <w:pPr>
+              <w:rPr>
+                <w:rFonts w:ascii="Times New Roman" w:hAnsi="Times New Roman"/>
+                <w:sz w:val="24"/>
+              </w:rPr>
+            </w:pPr>
+            <w:r>
+              <w:rPr>
+                <w:rFonts w:ascii="Times New Roman" w:hAnsi="Times New Roman"/>
+                <w:sz w:val="24"/>
+              </w:rPr>
+              <w:t xml:space="preserve">Метрики моделей, эксперименты в </w:t>
+            </w:r>
+            <w:proofErr w:type="spellStart"/>
+            <w:r>
+              <w:rPr>
+                <w:rFonts w:ascii="Times New Roman" w:hAnsi="Times New Roman"/>
+                <w:sz w:val="24"/>
+                <w:lang w:val="en-US"/>
+              </w:rPr>
+              <w:t>MLflow</w:t>
+            </w:r>
+            <w:proofErr w:type="spellEnd"/>
+          </w:p>
+        </w:tc>
+      </w:tr>
+      <w:tr>
+        <w:tc>
+          <w:tcPr>
+            <w:tcW w:w="3119" w:type="dxa"/>
+          </w:tcPr>
+          <w:p>
+            <w:pPr>
+              <w:rPr>
+                <w:rFonts w:ascii="Times New Roman" w:hAnsi="Times New Roman"/>
+                <w:sz w:val="24"/>
+                <w:lang w:val="en-US"/>
+              </w:rPr>
+            </w:pPr>
+            <w:r>
+              <w:rPr>
+                <w:rFonts w:ascii="Times New Roman" w:hAnsi="Times New Roman"/>
+                <w:sz w:val="24"/>
+                <w:lang w:val="en-US"/>
+              </w:rPr>
+              <w:t>Architecture Review (Tech Lead + Backend + DevOps)</w:t>
+            </w:r>
+          </w:p>
+        </w:tc>
+        <w:tc>
+          <w:tcPr>
+            <w:tcW w:w="3118" w:type="dxa"/>
+          </w:tcPr>
+          <w:p>
+            <w:pPr>
+              <w:rPr>
+                <w:rFonts w:ascii="Times New Roman" w:hAnsi="Times New Roman"/>
+                <w:sz w:val="24"/>
+                <w:lang w:val="en-US"/>
+              </w:rPr>
+            </w:pPr>
+            <w:proofErr w:type="spellStart"/>
+            <w:r>
+              <w:rPr>
+                <w:rFonts w:ascii="Times New Roman" w:hAnsi="Times New Roman"/>
+                <w:sz w:val="24"/>
+                <w:lang w:val="en-US"/>
+              </w:rPr>
+              <w:t>Раз</w:t>
+            </w:r>
+            <w:proofErr w:type="spellEnd"/>
+            <w:r>
+              <w:rPr>
+                <w:rFonts w:ascii="Times New Roman" w:hAnsi="Times New Roman"/>
+                <w:sz w:val="24"/>
+                <w:lang w:val="en-US"/>
+              </w:rPr>
+              <w:t xml:space="preserve"> в 2 </w:t>
+            </w:r>
+            <w:proofErr w:type="spellStart"/>
+            <w:r>
+              <w:rPr>
+                <w:rFonts w:ascii="Times New Roman" w:hAnsi="Times New Roman"/>
+                <w:sz w:val="24"/>
+                <w:lang w:val="en-US"/>
+              </w:rPr>
+              <w:t>недели</w:t>
+            </w:r>
+            <w:proofErr w:type="spellEnd"/>
+            <w:r>
+              <w:rPr>
+                <w:rFonts w:ascii="Times New Roman" w:hAnsi="Times New Roman"/>
+                <w:sz w:val="24"/>
+                <w:lang w:val="en-US"/>
+              </w:rPr>
+              <w:t xml:space="preserve">, 1.5 </w:t>
+            </w:r>
+            <w:proofErr w:type="spellStart"/>
+            <w:r>
+              <w:rPr>
+                <w:rFonts w:ascii="Times New Roman" w:hAnsi="Times New Roman"/>
+                <w:sz w:val="24"/>
+                <w:lang w:val="en-US"/>
+              </w:rPr>
+              <w:t>часа</w:t>
+            </w:r>
+            <w:proofErr w:type="spellEnd"/>
+          </w:p>
+        </w:tc>
+        <w:tc>
+          <w:tcPr>
+            <w:tcW w:w="3118" w:type="dxa"/>
+          </w:tcPr>
+          <w:p>
+            <w:pPr>
+              <w:rPr>
+                <w:rFonts w:ascii="Times New Roman" w:hAnsi="Times New Roman"/>
+                <w:sz w:val="24"/>
+                <w:lang w:val="en-US"/>
+              </w:rPr>
+            </w:pPr>
+            <w:proofErr w:type="spellStart"/>
+            <w:r>
+              <w:rPr>
+                <w:rFonts w:ascii="Times New Roman" w:hAnsi="Times New Roman"/>
+                <w:sz w:val="24"/>
+                <w:lang w:val="en-US"/>
+              </w:rPr>
+              <w:t>Архитектурные</w:t>
+            </w:r>
+            <w:proofErr w:type="spellEnd"/>
+            <w:r>
+              <w:rPr>
+                <w:rFonts w:ascii="Times New Roman" w:hAnsi="Times New Roman"/>
+                <w:sz w:val="24"/>
+                <w:lang w:val="en-US"/>
+              </w:rPr>
+              <w:t xml:space="preserve"> </w:t>
+            </w:r>
+            <w:proofErr w:type="spellStart"/>
+            <w:r>
+              <w:rPr>
+                <w:rFonts w:ascii="Times New Roman" w:hAnsi="Times New Roman"/>
+                <w:sz w:val="24"/>
+                <w:lang w:val="en-US"/>
+              </w:rPr>
+              <w:t>решения</w:t>
+            </w:r>
+            <w:proofErr w:type="spellEnd"/>
+            <w:r>
+              <w:rPr>
+                <w:rFonts w:ascii="Times New Roman" w:hAnsi="Times New Roman"/>
+                <w:sz w:val="24"/>
+                <w:lang w:val="en-US"/>
+              </w:rPr>
+              <w:t xml:space="preserve">, </w:t>
+            </w:r>
+            <w:proofErr w:type="spellStart"/>
+            <w:r>
+              <w:rPr>
+                <w:rFonts w:ascii="Times New Roman" w:hAnsi="Times New Roman"/>
+                <w:sz w:val="24"/>
+                <w:lang w:val="en-US"/>
+              </w:rPr>
+              <w:t>документация</w:t>
+            </w:r>
+            <w:proofErr w:type="spellEnd"/>
+          </w:p>
+        </w:tc>
+      </w:tr>
+      <w:tr>
+        <w:tc>
+          <w:tcPr>
+            <w:tcW w:w="3119" w:type="dxa"/>
+          </w:tcPr>
+          <w:p>
+            <w:pPr>
+              <w:rPr>
+                <w:rFonts w:ascii="Times New Roman" w:hAnsi="Times New Roman"/>
+                <w:sz w:val="24"/>
+              </w:rPr>
+            </w:pPr>
+            <w:r>
+              <w:rPr>
+                <w:rFonts w:ascii="Times New Roman" w:hAnsi="Times New Roman"/>
+                <w:sz w:val="24"/>
+                <w:lang w:val="en-US"/>
+              </w:rPr>
+              <w:t>Demo</w:t>
+            </w:r>
+            <w:r>
+              <w:rPr>
+                <w:rFonts w:ascii="Times New Roman" w:hAnsi="Times New Roman"/>
+                <w:sz w:val="24"/>
+              </w:rPr>
+              <w:t xml:space="preserve"> для бизнес-команды (вся команда + маркетинг </w:t>
+            </w:r>
+            <w:r>
+              <w:rPr>
+                <w:rFonts w:ascii="Times New Roman" w:hAnsi="Times New Roman"/>
+                <w:sz w:val="24"/>
+                <w:lang w:val="en-US"/>
+              </w:rPr>
+              <w:t>Steam</w:t>
+            </w:r>
+            <w:r>
+              <w:rPr>
+                <w:rFonts w:ascii="Times New Roman" w:hAnsi="Times New Roman"/>
+                <w:sz w:val="24"/>
+              </w:rPr>
+              <w:t>)</w:t>
+            </w:r>
+          </w:p>
+        </w:tc>
+        <w:tc>
+          <w:tcPr>
+            <w:tcW w:w="3118" w:type="dxa"/>
+          </w:tcPr>
+          <w:p>
+            <w:pPr>
+              <w:rPr>
+                <w:rFonts w:ascii="Times New Roman" w:hAnsi="Times New Roman"/>
+                <w:sz w:val="24"/>
+              </w:rPr>
+            </w:pPr>
+            <w:r>
+              <w:rPr>
+                <w:rFonts w:ascii="Times New Roman" w:hAnsi="Times New Roman"/>
+                <w:sz w:val="24"/>
+              </w:rPr>
+              <w:t>Раз в месяц, 2 часа</w:t>
+            </w:r>
+          </w:p>
+        </w:tc>
+        <w:tc>
+          <w:tcPr>
+            <w:tcW w:w="3118" w:type="dxa"/>
+          </w:tcPr>
+          <w:p>
+            <w:pPr>
+              <w:rPr>
+                <w:rFonts w:ascii="Times New Roman" w:hAnsi="Times New Roman"/>
+                <w:sz w:val="24"/>
+              </w:rPr>
+            </w:pPr>
+            <w:r>
+              <w:rPr>
+                <w:rFonts w:ascii="Times New Roman" w:hAnsi="Times New Roman"/>
+                <w:sz w:val="24"/>
+              </w:rPr>
+              <w:t>Обратная связь, приоритизация фич</w:t>
+            </w:r>
           </w:p>
         </w:tc>
       </w:tr>
@@ -11094,6 +15494,429 @@
         <w:rPr>
           <w:rFonts w:ascii="Times New Roman" w:hAnsi="Times New Roman"/>
           <w:sz w:val="24"/>
+        </w:rPr>
+      </w:pPr>
+    </w:p>
+    <w:p>
+      <w:pPr>
+        <w:rPr>
+          <w:rFonts w:ascii="Times New Roman" w:hAnsi="Times New Roman"/>
+          <w:b/>
+          <w:bCs/>
+          <w:sz w:val="32"/>
+          <w:szCs w:val="28"/>
+        </w:rPr>
+      </w:pPr>
+      <w:r>
+        <w:rPr>
+          <w:rFonts w:ascii="Times New Roman" w:hAnsi="Times New Roman"/>
+          <w:b/>
+          <w:bCs/>
+          <w:sz w:val="32"/>
+          <w:szCs w:val="28"/>
+        </w:rPr>
+        <w:t>Мотивация команды</w:t>
+      </w:r>
+    </w:p>
+    <w:p>
+      <w:pPr>
+        <w:rPr>
+          <w:rFonts w:ascii="Times New Roman" w:hAnsi="Times New Roman"/>
+          <w:b/>
+          <w:bCs/>
+          <w:sz w:val="32"/>
+          <w:szCs w:val="28"/>
+        </w:rPr>
+      </w:pPr>
+    </w:p>
+    <w:p>
+      <w:pPr>
+        <w:rPr>
+          <w:rFonts w:ascii="Times New Roman" w:hAnsi="Times New Roman" w:cs="Times New Roman"/>
+          <w:b/>
+          <w:sz w:val="28"/>
+          <w:szCs w:val="28"/>
+        </w:rPr>
+      </w:pPr>
+      <w:r>
+        <w:rPr>
+          <w:rFonts w:ascii="Times New Roman" w:hAnsi="Times New Roman" w:cs="Times New Roman"/>
+          <w:b/>
+          <w:sz w:val="28"/>
+          <w:szCs w:val="28"/>
+        </w:rPr>
+        <w:t>Нематериальная мотивация</w:t>
+      </w:r>
+    </w:p>
+    <w:p>
+      <w:pPr>
+        <w:rPr>
+          <w:rFonts w:ascii="Times New Roman" w:hAnsi="Times New Roman" w:cs="Times New Roman"/>
+          <w:sz w:val="24"/>
+          <w:szCs w:val="24"/>
+        </w:rPr>
+      </w:pPr>
+      <w:r>
+        <w:rPr>
+          <w:rFonts w:ascii="Times New Roman" w:hAnsi="Times New Roman" w:cs="Times New Roman"/>
+          <w:b/>
+          <w:sz w:val="24"/>
+          <w:szCs w:val="24"/>
+        </w:rPr>
+        <w:t xml:space="preserve">Имя в титрах: </w:t>
+      </w:r>
+      <w:r>
+        <w:rPr>
+          <w:rFonts w:ascii="Times New Roman" w:hAnsi="Times New Roman" w:cs="Times New Roman"/>
+          <w:sz w:val="24"/>
+          <w:szCs w:val="24"/>
+        </w:rPr>
+        <w:t xml:space="preserve">все участники проекта будут включены в лист благодарностей, прилагаемый к описанию официального обновления платформы </w:t>
+      </w:r>
+      <w:r>
+        <w:rPr>
+          <w:rFonts w:ascii="Times New Roman" w:hAnsi="Times New Roman" w:cs="Times New Roman"/>
+          <w:sz w:val="24"/>
+          <w:szCs w:val="24"/>
+          <w:lang w:val="en-US"/>
+        </w:rPr>
+        <w:t>Steam</w:t>
+      </w:r>
+      <w:r>
+        <w:rPr>
+          <w:rFonts w:ascii="Times New Roman" w:hAnsi="Times New Roman" w:cs="Times New Roman"/>
+          <w:sz w:val="24"/>
+          <w:szCs w:val="24"/>
+        </w:rPr>
+        <w:t>, которое увидят миллионы пользователей платформы</w:t>
+      </w:r>
+      <w:r>
+        <w:rPr>
+          <w:rFonts w:ascii="Times New Roman" w:hAnsi="Times New Roman" w:cs="Times New Roman"/>
+          <w:sz w:val="24"/>
+          <w:szCs w:val="24"/>
+        </w:rPr>
+        <w:t>.</w:t>
+      </w:r>
+    </w:p>
+    <w:p>
+      <w:pPr>
+        <w:rPr>
+          <w:rFonts w:ascii="Times New Roman" w:hAnsi="Times New Roman" w:cs="Times New Roman"/>
+          <w:sz w:val="24"/>
+          <w:szCs w:val="24"/>
+        </w:rPr>
+      </w:pPr>
+      <w:r>
+        <w:rPr>
+          <w:rFonts w:ascii="Times New Roman" w:hAnsi="Times New Roman" w:cs="Times New Roman"/>
+          <w:b/>
+          <w:sz w:val="24"/>
+          <w:szCs w:val="24"/>
+        </w:rPr>
+        <w:t>Доступ к бета-версиям продуктов площадки:</w:t>
+      </w:r>
+      <w:r>
+        <w:rPr>
+          <w:rFonts w:ascii="Times New Roman" w:hAnsi="Times New Roman" w:cs="Times New Roman"/>
+          <w:sz w:val="24"/>
+          <w:szCs w:val="24"/>
+        </w:rPr>
+        <w:t xml:space="preserve"> </w:t>
+      </w:r>
+      <w:r>
+        <w:rPr>
+          <w:rFonts w:ascii="Times New Roman" w:hAnsi="Times New Roman" w:cs="Times New Roman"/>
+          <w:sz w:val="24"/>
+          <w:szCs w:val="24"/>
+        </w:rPr>
+        <w:t>приоритетный доступ к ещё не вышедшим продуктам для понимая будущих рекомендаций и поддержания экспертизы.</w:t>
+      </w:r>
+    </w:p>
+    <w:p>
+      <w:pPr>
+        <w:rPr>
+          <w:rFonts w:ascii="Times New Roman" w:hAnsi="Times New Roman" w:cs="Times New Roman"/>
+          <w:b/>
+          <w:sz w:val="24"/>
+          <w:szCs w:val="24"/>
+        </w:rPr>
+      </w:pPr>
+    </w:p>
+    <w:p>
+      <w:pPr>
+        <w:rPr>
+          <w:rFonts w:ascii="Times New Roman" w:hAnsi="Times New Roman" w:cs="Times New Roman"/>
+          <w:b/>
+          <w:sz w:val="28"/>
+          <w:szCs w:val="28"/>
+        </w:rPr>
+      </w:pPr>
+      <w:r>
+        <w:rPr>
+          <w:rFonts w:ascii="Times New Roman" w:hAnsi="Times New Roman" w:cs="Times New Roman"/>
+          <w:b/>
+          <w:sz w:val="28"/>
+          <w:szCs w:val="28"/>
+        </w:rPr>
+        <w:t>Профессиональная мотивация</w:t>
+      </w:r>
+    </w:p>
+    <w:p>
+      <w:pPr>
+        <w:rPr>
+          <w:rFonts w:ascii="Times New Roman" w:hAnsi="Times New Roman" w:cs="Times New Roman"/>
+          <w:sz w:val="24"/>
+          <w:szCs w:val="24"/>
+        </w:rPr>
+      </w:pPr>
+      <w:r>
+        <w:rPr>
+          <w:rFonts w:ascii="Times New Roman" w:hAnsi="Times New Roman" w:cs="Times New Roman"/>
+          <w:b/>
+          <w:sz w:val="24"/>
+          <w:szCs w:val="24"/>
+        </w:rPr>
+        <w:t xml:space="preserve">Свобода действия: </w:t>
+      </w:r>
+      <w:r>
+        <w:rPr>
+          <w:rFonts w:ascii="Times New Roman" w:hAnsi="Times New Roman" w:cs="Times New Roman"/>
+          <w:sz w:val="24"/>
+          <w:szCs w:val="24"/>
+        </w:rPr>
+        <w:t>один день в месяц выделяется на эксперименты с собственными идеями, которые могут быть внедрены в продукт.</w:t>
+      </w:r>
+    </w:p>
+    <w:p>
+      <w:pPr>
+        <w:rPr>
+          <w:rFonts w:ascii="Times New Roman" w:hAnsi="Times New Roman" w:cs="Times New Roman"/>
+          <w:sz w:val="24"/>
+          <w:szCs w:val="24"/>
+        </w:rPr>
+      </w:pPr>
+      <w:r>
+        <w:rPr>
+          <w:rFonts w:ascii="Times New Roman" w:hAnsi="Times New Roman" w:cs="Times New Roman"/>
+          <w:b/>
+          <w:sz w:val="24"/>
+          <w:szCs w:val="24"/>
+        </w:rPr>
+        <w:t>Обратная связь:</w:t>
+      </w:r>
+      <w:r>
+        <w:rPr>
+          <w:rFonts w:ascii="Times New Roman" w:hAnsi="Times New Roman" w:cs="Times New Roman"/>
+          <w:sz w:val="24"/>
+          <w:szCs w:val="24"/>
+        </w:rPr>
+        <w:t xml:space="preserve"> </w:t>
+      </w:r>
+      <w:r>
+        <w:rPr>
+          <w:rFonts w:ascii="Times New Roman" w:hAnsi="Times New Roman" w:cs="Times New Roman"/>
+          <w:sz w:val="24"/>
+          <w:szCs w:val="24"/>
+        </w:rPr>
+        <w:t>регулярные встречи с реальными пользователями платформы, где команда можно увидеть, как пользователи взаимодействуют с их решениями, а также получить обратную связь.</w:t>
+      </w:r>
+    </w:p>
+    <w:p>
+      <w:pPr>
+        <w:rPr>
+          <w:rFonts w:ascii="Times New Roman" w:hAnsi="Times New Roman" w:cs="Times New Roman"/>
+          <w:sz w:val="24"/>
+          <w:szCs w:val="24"/>
+        </w:rPr>
+      </w:pPr>
+      <w:r>
+        <w:rPr>
+          <w:rFonts w:ascii="Times New Roman" w:hAnsi="Times New Roman" w:cs="Times New Roman"/>
+          <w:b/>
+          <w:sz w:val="24"/>
+          <w:szCs w:val="24"/>
+        </w:rPr>
+        <w:t xml:space="preserve">Уникальный </w:t>
+      </w:r>
+      <w:r>
+        <w:rPr>
+          <w:rFonts w:ascii="Times New Roman" w:hAnsi="Times New Roman" w:cs="Times New Roman"/>
+          <w:b/>
+          <w:sz w:val="24"/>
+          <w:szCs w:val="24"/>
+          <w:lang w:val="en-US"/>
+        </w:rPr>
+        <w:t>Dataset</w:t>
+      </w:r>
+      <w:r>
+        <w:rPr>
+          <w:rFonts w:ascii="Times New Roman" w:hAnsi="Times New Roman" w:cs="Times New Roman"/>
+          <w:b/>
+          <w:sz w:val="24"/>
+          <w:szCs w:val="24"/>
+        </w:rPr>
+        <w:t>:</w:t>
+      </w:r>
+      <w:r>
+        <w:rPr>
+          <w:rFonts w:ascii="Times New Roman" w:hAnsi="Times New Roman" w:cs="Times New Roman"/>
+          <w:sz w:val="24"/>
+          <w:szCs w:val="24"/>
+        </w:rPr>
+        <w:t xml:space="preserve"> </w:t>
+      </w:r>
+      <w:r>
+        <w:rPr>
+          <w:rFonts w:ascii="Times New Roman" w:hAnsi="Times New Roman" w:cs="Times New Roman"/>
+          <w:sz w:val="24"/>
+          <w:szCs w:val="24"/>
+        </w:rPr>
+        <w:t>прямой доступ к данным поведения многомиллионной аудитории платформы.</w:t>
+      </w:r>
+    </w:p>
+    <w:p>
+      <w:pPr>
+        <w:rPr>
+          <w:rFonts w:ascii="Times New Roman" w:hAnsi="Times New Roman" w:cs="Times New Roman"/>
+          <w:sz w:val="24"/>
+          <w:szCs w:val="24"/>
+        </w:rPr>
+      </w:pPr>
+      <w:r>
+        <w:rPr>
+          <w:rFonts w:ascii="Times New Roman" w:hAnsi="Times New Roman" w:cs="Times New Roman"/>
+          <w:b/>
+          <w:sz w:val="24"/>
+          <w:szCs w:val="24"/>
+        </w:rPr>
+        <w:lastRenderedPageBreak/>
+        <w:t>Обучение:</w:t>
+      </w:r>
+      <w:r>
+        <w:rPr>
+          <w:rFonts w:ascii="Times New Roman" w:hAnsi="Times New Roman" w:cs="Times New Roman"/>
+          <w:sz w:val="24"/>
+          <w:szCs w:val="24"/>
+        </w:rPr>
+        <w:t xml:space="preserve"> </w:t>
+      </w:r>
+      <w:r>
+        <w:rPr>
+          <w:rFonts w:ascii="Times New Roman" w:hAnsi="Times New Roman" w:cs="Times New Roman"/>
+          <w:sz w:val="24"/>
+          <w:szCs w:val="24"/>
+        </w:rPr>
+        <w:t>организация для команды доступа к профильным конференциям и обучающим платформам.</w:t>
+      </w:r>
+    </w:p>
+    <w:p>
+      <w:pPr>
+        <w:rPr>
+          <w:rFonts w:ascii="Times New Roman" w:hAnsi="Times New Roman" w:cs="Times New Roman"/>
+          <w:sz w:val="24"/>
+          <w:szCs w:val="24"/>
+        </w:rPr>
+      </w:pPr>
+      <w:r>
+        <w:rPr>
+          <w:rFonts w:ascii="Times New Roman" w:hAnsi="Times New Roman" w:cs="Times New Roman"/>
+          <w:b/>
+          <w:sz w:val="24"/>
+          <w:szCs w:val="24"/>
+        </w:rPr>
+        <w:t>Внутренние митапы:</w:t>
+      </w:r>
+      <w:r>
+        <w:rPr>
+          <w:rFonts w:ascii="Times New Roman" w:hAnsi="Times New Roman" w:cs="Times New Roman"/>
+          <w:sz w:val="24"/>
+          <w:szCs w:val="24"/>
+        </w:rPr>
+        <w:t xml:space="preserve"> регулярные встречи с другими командами разработчиков платформы для обмена профессиональным опытом.</w:t>
+      </w:r>
+    </w:p>
+    <w:p>
+      <w:pPr>
+        <w:rPr>
+          <w:rFonts w:ascii="Times New Roman" w:hAnsi="Times New Roman" w:cs="Times New Roman"/>
+          <w:b/>
+          <w:sz w:val="24"/>
+          <w:szCs w:val="24"/>
+        </w:rPr>
+      </w:pPr>
+    </w:p>
+    <w:p>
+      <w:pPr>
+        <w:rPr>
+          <w:rFonts w:ascii="Times New Roman" w:hAnsi="Times New Roman" w:cs="Times New Roman"/>
+          <w:b/>
+          <w:sz w:val="28"/>
+          <w:szCs w:val="28"/>
+        </w:rPr>
+      </w:pPr>
+      <w:r>
+        <w:rPr>
+          <w:rFonts w:ascii="Times New Roman" w:hAnsi="Times New Roman" w:cs="Times New Roman"/>
+          <w:b/>
+          <w:sz w:val="28"/>
+          <w:szCs w:val="28"/>
+        </w:rPr>
+        <w:t>Удержание сотрудников</w:t>
+      </w:r>
+    </w:p>
+    <w:p>
+      <w:pPr>
+        <w:rPr>
+          <w:rFonts w:ascii="Times New Roman" w:hAnsi="Times New Roman" w:cs="Times New Roman"/>
+          <w:sz w:val="24"/>
+          <w:szCs w:val="24"/>
+        </w:rPr>
+      </w:pPr>
+      <w:r>
+        <w:rPr>
+          <w:rFonts w:ascii="Times New Roman" w:hAnsi="Times New Roman" w:cs="Times New Roman"/>
+          <w:b/>
+          <w:sz w:val="24"/>
+          <w:szCs w:val="24"/>
+        </w:rPr>
+        <w:t xml:space="preserve">Премиальный бонус за своевременное завершение проекта: </w:t>
+      </w:r>
+      <w:r>
+        <w:rPr>
+          <w:rFonts w:ascii="Times New Roman" w:hAnsi="Times New Roman" w:cs="Times New Roman"/>
+          <w:sz w:val="24"/>
+          <w:szCs w:val="24"/>
+        </w:rPr>
+        <w:t xml:space="preserve">фиксированная выплата размером в </w:t>
+      </w:r>
+      <w:proofErr w:type="gramStart"/>
+      <w:r>
+        <w:rPr>
+          <w:rFonts w:ascii="Times New Roman" w:hAnsi="Times New Roman" w:cs="Times New Roman"/>
+          <w:sz w:val="24"/>
+          <w:szCs w:val="24"/>
+        </w:rPr>
+        <w:t>3 месячных</w:t>
+      </w:r>
+      <w:proofErr w:type="gramEnd"/>
+      <w:r>
+        <w:rPr>
+          <w:rFonts w:ascii="Times New Roman" w:hAnsi="Times New Roman" w:cs="Times New Roman"/>
+          <w:sz w:val="24"/>
+          <w:szCs w:val="24"/>
+        </w:rPr>
+        <w:t xml:space="preserve"> оклада, производится после успешного релиза системы, направлена на стимуляцию сотрудника оставаться в команде на протяжении всего проекта.</w:t>
+      </w:r>
+    </w:p>
+    <w:p>
+      <w:pPr>
+        <w:rPr>
+          <w:rFonts w:ascii="Times New Roman" w:hAnsi="Times New Roman"/>
+          <w:b/>
+          <w:bCs/>
+          <w:sz w:val="32"/>
+          <w:szCs w:val="28"/>
         </w:rPr>
       </w:pPr>
     </w:p>
@@ -11381,7 +16204,23 @@
           </w:tcPr>
           <w:p>
             <w:r>
-              <w:t>[определення ранее граница min-max]</w:t>
+              <w:t>[</w:t>
+            </w:r>
+            <w:proofErr w:type="spellStart"/>
+            <w:r>
+              <w:t>определення</w:t>
+            </w:r>
+            <w:proofErr w:type="spellEnd"/>
+            <w:r>
+              <w:t xml:space="preserve"> ранее граница </w:t>
+            </w:r>
+            <w:proofErr w:type="spellStart"/>
+            <w:r>
+              <w:t>min-max</w:t>
+            </w:r>
+            <w:proofErr w:type="spellEnd"/>
+            <w:r>
+              <w:t>]</w:t>
             </w:r>
           </w:p>
         </w:tc>
@@ -11978,6 +16817,7 @@
           <w:sz w:val="24"/>
           <w:u w:val="single"/>
         </w:rPr>
+        <w:lastRenderedPageBreak/>
         <w:t>Резерв:</w:t>
       </w:r>
     </w:p>
@@ -12100,7 +16940,15 @@
           </w:tcPr>
           <w:p>
             <w:r>
-              <w:t>(если риск в простое, можете посчитать, сколько денег потеряете на простое, заложить в бюджет, если риск в доп. тратах, предположить, сколько будет стоить решение вопроса и т.д.)</w:t>
+              <w:t xml:space="preserve">(если риск в простое, можете посчитать, сколько денег потеряете на простое, заложить в бюджет, если риск в доп. тратах, предположить, сколько будет стоить решение вопроса и </w:t>
+            </w:r>
+            <w:proofErr w:type="gramStart"/>
+            <w:r>
+              <w:t>т.д.</w:t>
+            </w:r>
+            <w:proofErr w:type="gramEnd"/>
+            <w:r>
+              <w:t>)</w:t>
             </w:r>
           </w:p>
         </w:tc>
